--- a/documentos/fase2/04_Implementacion_RDBMS.docx
+++ b/documentos/fase2/04_Implementacion_RDBMS.docx
@@ -3072,7 +3072,7 @@
         <w:rPr>
           <w:lang w:val="es-CO"/>
         </w:rPr>
-        <w:t xml:space="preserve">Desde el equipo anfitrión se verificó que</w:t>
+        <w:t xml:space="preserve">Con el script</w:t>
       </w:r>
       <w:r>
         <w:rPr>
@@ -3085,19 +3085,38 @@
           <w:rStyle w:val="VerbatimChar"/>
           <w:lang w:val="es-CO"/>
         </w:rPr>
+        <w:t xml:space="preserve">vm/scripts/prueba_vet_app.sql</w:t>
+      </w:r>
+      <w:r>
+        <w:rPr>
+          <w:lang w:val="es-CO"/>
+        </w:rPr>
+        <w:t xml:space="preserve"> </w:t>
+      </w:r>
+      <w:r>
+        <w:rPr>
+          <w:lang w:val="es-CO"/>
+        </w:rPr>
+        <w:t xml:space="preserve">(SQL*Plus como</w:t>
+      </w:r>
+      <w:r>
+        <w:rPr>
+          <w:lang w:val="es-CO"/>
+        </w:rPr>
+        <w:t xml:space="preserve"> </w:t>
+      </w:r>
+      <w:r>
+        <w:rPr>
+          <w:rStyle w:val="VerbatimChar"/>
+          <w:lang w:val="es-CO"/>
+        </w:rPr>
         <w:t xml:space="preserve">VET_APP</w:t>
       </w:r>
       <w:r>
         <w:rPr>
           <w:lang w:val="es-CO"/>
         </w:rPr>
-        <w:t xml:space="preserve"> </w:t>
-      </w:r>
-      <w:r>
-        <w:rPr>
-          <w:lang w:val="es-CO"/>
-        </w:rPr>
-        <w:t xml:space="preserve">lee los datos del esquema pero no puede modificarlos ni borrarlos:</w:t>
+        <w:t xml:space="preserve">) se verificó que el usuario de la aplicación lee los datos del esquema pero no puede modificarlos ni borrarlos:</w:t>
       </w:r>
     </w:p>
     <w:p>
@@ -3153,57 +3172,116 @@
           <w:rStyle w:val="VerbatimChar"/>
           <w:lang w:val="es-CO"/>
         </w:rPr>
-        <w:t xml:space="preserve">$ python (python-oracledb modo thin) — conexión desde el equipo anfitrión a localhost:1521/FREEPDB1 como VET_APP</w:t>
-      </w:r>
-      <w:r>
-        <w:br/>
-      </w:r>
-      <w:r>
-        <w:rPr>
-          <w:rStyle w:val="VerbatimChar"/>
-          <w:lang w:val="es-CO"/>
-        </w:rPr>
-        <w:t xml:space="preserve">Versión del servidor: 23.26.3.0.0 | modo thin: True</w:t>
-      </w:r>
-      <w:r>
-        <w:br/>
-      </w:r>
-      <w:r>
-        <w:rPr>
-          <w:rStyle w:val="VerbatimChar"/>
-          <w:lang w:val="es-CO"/>
-        </w:rPr>
-        <w:t xml:space="preserve">SELECT COUNT(*) FROM VETDB.MASCOTA -&gt; 59</w:t>
-      </w:r>
-      <w:r>
-        <w:br/>
-      </w:r>
-      <w:r>
-        <w:rPr>
-          <w:rStyle w:val="VerbatimChar"/>
-          <w:lang w:val="es-CO"/>
-        </w:rPr>
-        <w:t xml:space="preserve">SELECT COUNT(*) FROM VETDB.CITA -&gt; 144</w:t>
-      </w:r>
-      <w:r>
-        <w:br/>
-      </w:r>
-      <w:r>
-        <w:rPr>
-          <w:rStyle w:val="VerbatimChar"/>
-          <w:lang w:val="es-CO"/>
-        </w:rPr>
-        <w:t xml:space="preserve">SELECT COUNT(*) FROM VETDB.FACTURA -&gt; 109</w:t>
-      </w:r>
-      <w:r>
-        <w:br/>
-      </w:r>
-      <w:r>
-        <w:rPr>
-          <w:rStyle w:val="VerbatimChar"/>
-          <w:lang w:val="es-CO"/>
-        </w:rPr>
-        <w:t xml:space="preserve">Texto con tildes: ['Bogotá D.C.', 'Chía']</w:t>
+        <w:t xml:space="preserve">$ sqlplus -s VET_APP/********@localhost:1521/FREEPDB1 @vm/scripts/prueba_vet_app.sql</w:t>
+      </w:r>
+      <w:r>
+        <w:br/>
+      </w:r>
+      <w:r>
+        <w:br/>
+      </w:r>
+      <w:r>
+        <w:rPr>
+          <w:rStyle w:val="VerbatimChar"/>
+          <w:lang w:val="es-CO"/>
+        </w:rPr>
+        <w:t xml:space="preserve">USUARIO    PDB</w:t>
+      </w:r>
+      <w:r>
+        <w:br/>
+      </w:r>
+      <w:r>
+        <w:rPr>
+          <w:rStyle w:val="VerbatimChar"/>
+          <w:lang w:val="es-CO"/>
+        </w:rPr>
+        <w:t xml:space="preserve">---------- ----------</w:t>
+      </w:r>
+      <w:r>
+        <w:br/>
+      </w:r>
+      <w:r>
+        <w:rPr>
+          <w:rStyle w:val="VerbatimChar"/>
+          <w:lang w:val="es-CO"/>
+        </w:rPr>
+        <w:t xml:space="preserve">VET_APP    FREEPDB1</w:t>
+      </w:r>
+      <w:r>
+        <w:br/>
+      </w:r>
+      <w:r>
+        <w:br/>
+      </w:r>
+      <w:r>
+        <w:rPr>
+          <w:rStyle w:val="VerbatimChar"/>
+          <w:lang w:val="es-CO"/>
+        </w:rPr>
+        <w:t xml:space="preserve">  MASCOTAS  CITAS   FACTURAS</w:t>
+      </w:r>
+      <w:r>
+        <w:br/>
+      </w:r>
+      <w:r>
+        <w:rPr>
+          <w:rStyle w:val="VerbatimChar"/>
+          <w:lang w:val="es-CO"/>
+        </w:rPr>
+        <w:t xml:space="preserve">---------- ---------- ----------</w:t>
+      </w:r>
+      <w:r>
+        <w:br/>
+      </w:r>
+      <w:r>
+        <w:rPr>
+          <w:rStyle w:val="VerbatimChar"/>
+          <w:lang w:val="es-CO"/>
+        </w:rPr>
+        <w:t xml:space="preserve">    59    144        109</w:t>
+      </w:r>
+      <w:r>
+        <w:br/>
+      </w:r>
+      <w:r>
+        <w:br/>
+      </w:r>
+      <w:r>
+        <w:rPr>
+          <w:rStyle w:val="VerbatimChar"/>
+          <w:lang w:val="es-CO"/>
+        </w:rPr>
+        <w:t xml:space="preserve">NOMBRE</w:t>
+      </w:r>
+      <w:r>
+        <w:br/>
+      </w:r>
+      <w:r>
+        <w:rPr>
+          <w:rStyle w:val="VerbatimChar"/>
+          <w:lang w:val="es-CO"/>
+        </w:rPr>
+        <w:t xml:space="preserve">--------------------</w:t>
+      </w:r>
+      <w:r>
+        <w:br/>
+      </w:r>
+      <w:r>
+        <w:rPr>
+          <w:rStyle w:val="VerbatimChar"/>
+          <w:lang w:val="es-CO"/>
+        </w:rPr>
+        <w:t xml:space="preserve">Bogotá D.C.</w:t>
+      </w:r>
+      <w:r>
+        <w:br/>
+      </w:r>
+      <w:r>
+        <w:rPr>
+          <w:rStyle w:val="VerbatimChar"/>
+          <w:lang w:val="es-CO"/>
+        </w:rPr>
+        <w:t xml:space="preserve">Chía</w:t>
       </w:r>
       <w:r>
         <w:br/>
@@ -3223,17 +3301,37 @@
           <w:rStyle w:val="VerbatimChar"/>
           <w:lang w:val="es-CO"/>
         </w:rPr>
-        <w:t xml:space="preserve">RECHAZADO: UPDATE VETDB.SERVICIO SET precio = 1 -&gt; ORA-41900: missing UPDATE privilege on "VETDB"."SERVICIO"</w:t>
-      </w:r>
-      <w:r>
-        <w:br/>
-      </w:r>
-      <w:r>
-        <w:rPr>
-          <w:rStyle w:val="VerbatimChar"/>
-          <w:lang w:val="es-CO"/>
-        </w:rPr>
-        <w:t xml:space="preserve">RECHAZADO: INSERT INTO VETDB.ESPECIE VALUES (99, 'Prueba') -&gt; ORA-41900: missing INSERT privilege on "VETDB"."ESPECIE"</w:t>
+        <w:t xml:space="preserve">RECHAZADO: UPDATE VETDB.SERVICIO SET precio = 1 -&gt; ORA-41900: missing UPDATE privilege on</w:t>
+      </w:r>
+      <w:r>
+        <w:br/>
+      </w:r>
+      <w:r>
+        <w:rPr>
+          <w:rStyle w:val="VerbatimChar"/>
+          <w:lang w:val="es-CO"/>
+        </w:rPr>
+        <w:t xml:space="preserve">"VETDB"."SERVICIO"</w:t>
+      </w:r>
+      <w:r>
+        <w:br/>
+      </w:r>
+      <w:r>
+        <w:rPr>
+          <w:rStyle w:val="VerbatimChar"/>
+          <w:lang w:val="es-CO"/>
+        </w:rPr>
+        <w:t xml:space="preserve">RECHAZADO: INSERT INTO VETDB.ESPECIE VALUES (99, 'Prueba') -&gt; ORA-41900: missing INSERT privilege on</w:t>
+      </w:r>
+      <w:r>
+        <w:br/>
+      </w:r>
+      <w:r>
+        <w:rPr>
+          <w:rStyle w:val="VerbatimChar"/>
+          <w:lang w:val="es-CO"/>
+        </w:rPr>
+        <w:t xml:space="preserve">"VETDB"."ESPECIE"</w:t>
       </w:r>
       <w:r>
         <w:br/>
@@ -3678,7 +3776,7 @@
                 <w:sz w:val="19"/>
                 <w:lang w:val="es-CO"/>
               </w:rPr>
-              <w:t xml:space="preserve">Aplicación web (python-oracledb, dentro de la VM)</w:t>
+              <w:t xml:space="preserve">Aplicación web (JDBC, dentro de la VM)</w:t>
             </w:r>
           </w:p>
         </w:tc>
@@ -3694,7 +3792,7 @@
                 <w:sz w:val="19"/>
                 <w:lang w:val="es-CO"/>
               </w:rPr>
-              <w:t xml:space="preserve">SIGEVET_DB_DSN=localhost:1521/FREEPDB1</w:t>
+              <w:t xml:space="preserve">SIGEVET_DB_URL=jdbc:oracle:thin:@//localhost:1521/FREEPDB1</w:t>
             </w:r>
           </w:p>
         </w:tc>

--- a/documentos/fase2/04_Implementacion_RDBMS.docx
+++ b/documentos/fase2/04_Implementacion_RDBMS.docx
@@ -11,7 +11,7 @@
         <w:drawing>
           <wp:inline>
             <wp:extent cx="2160000" cy="1001928"/>
-            <wp:docPr id="26" name="Picture 26"/>
+            <wp:docPr id="1" name="Picture 1"/>
             <wp:cNvGraphicFramePr>
               <a:graphicFrameLocks noChangeAspect="1"/>
             </wp:cNvGraphicFramePr>
@@ -312,7 +312,7 @@
         <w:rPr>
           <w:lang w:val="es-CO"/>
         </w:rPr>
-        <w:t xml:space="preserve">Este documento describe la instalación y configuración de</w:t>
+        <w:t xml:space="preserve">Este documento describe la instalación de</w:t>
       </w:r>
       <w:r>
         <w:rPr>
@@ -326,7 +326,7 @@
           <w:bCs/>
           <w:lang w:val="es-CO"/>
         </w:rPr>
-        <w:t xml:space="preserve">Oracle AI Database 26ai Free (versión 23.26.3)</w:t>
+        <w:t xml:space="preserve">MySQL 8.4 LTS Community Edition</w:t>
       </w:r>
       <w:r>
         <w:rPr>
@@ -338,7 +338,7 @@
         <w:rPr>
           <w:lang w:val="es-CO"/>
         </w:rPr>
-        <w:t xml:space="preserve">en la</w:t>
+        <w:t xml:space="preserve">en Oracle Linux 9, la creación de la base</w:t>
       </w:r>
       <w:r>
         <w:rPr>
@@ -348,9 +348,10 @@
       </w:r>
       <w:r>
         <w:rPr>
-          <w:lang w:val="es-CO"/>
-        </w:rPr>
-        <w:t xml:space="preserve">máquina virtual Oracle Linux 9 del proyecto, la creación de los usuarios de SIGEVET y la verificación del servicio.</w:t>
+          <w:rStyle w:val="VerbatimChar"/>
+          <w:lang w:val="es-CO"/>
+        </w:rPr>
+        <w:t xml:space="preserve">sigevet</w:t>
       </w:r>
       <w:r>
         <w:rPr>
@@ -362,7 +363,7 @@
         <w:rPr>
           <w:lang w:val="es-CO"/>
         </w:rPr>
-        <w:t xml:space="preserve">El motor se eligió en el</w:t>
+        <w:t xml:space="preserve">y sus usuarios, y las pruebas de funcionamiento. La versión instalada es</w:t>
       </w:r>
       <w:r>
         <w:rPr>
@@ -372,17 +373,28 @@
       </w:r>
       <w:r>
         <w:rPr>
-          <w:i/>
-          <w:iCs/>
-          <w:lang w:val="es-CO"/>
-        </w:rPr>
-        <w:t xml:space="preserve">Documento de análisis de selección de RDBMS</w:t>
-      </w:r>
-      <w:r>
-        <w:rPr>
-          <w:lang w:val="es-CO"/>
-        </w:rPr>
-        <w:t xml:space="preserve">. Las salidas que se muestran son reales.</w:t>
+          <w:b/>
+          <w:bCs/>
+          <w:lang w:val="es-CO"/>
+        </w:rPr>
+        <w:t xml:space="preserve">8.4.11</w:t>
+      </w:r>
+      <w:r>
+        <w:rPr>
+          <w:lang w:val="es-CO"/>
+        </w:rPr>
+        <w:t xml:space="preserve">. MySQL Workbench se ejecuta en el equipo anfitrión para administrar y consultar la base.</w:t>
+      </w:r>
+    </w:p>
+    <w:p>
+      <w:pPr>
+        <w:pStyle w:val="BodyText"/>
+      </w:pPr>
+      <w:r>
+        <w:rPr>
+          <w:lang w:val="es-CO"/>
+        </w:rPr>
+        <w:t xml:space="preserve">La VM definitiva utiliza VirtualBox en el equipo servidor; la simulación en macOS utiliza Lima. Primero se probó Oracle Database Free y esa versión quedó como respaldo. Las evidencias incluidas corresponden a la implementación actual con MySQL.</w:t>
       </w:r>
     </w:p>
     <w:p>
@@ -492,44 +504,22 @@
                 <w:sz w:val="19"/>
                 <w:lang w:val="es-CO"/>
               </w:rPr>
-              <w:t xml:space="preserve">Producto</w:t>
-            </w:r>
-          </w:p>
-        </w:tc>
-        <w:tc>
-          <w:tcPr/>
-          <w:p>
-            <w:pPr>
-              <w:pStyle w:val="Compact"/>
-            </w:pPr>
-            <w:r>
-              <w:rPr>
-                <w:sz w:val="19"/>
-                <w:lang w:val="es-CO"/>
-              </w:rPr>
-              <w:t xml:space="preserve">Oracle AI Database 26ai Free, versión 23.26.3 (paquete</w:t>
-            </w:r>
-            <w:r>
-              <w:rPr>
-                <w:sz w:val="19"/>
-                <w:lang w:val="es-CO"/>
-              </w:rPr>
-              <w:t xml:space="preserve"> </w:t>
-            </w:r>
-            <w:r>
-              <w:rPr>
-                <w:rStyle w:val="VerbatimChar"/>
-                <w:sz w:val="19"/>
-                <w:lang w:val="es-CO"/>
-              </w:rPr>
-              <w:t xml:space="preserve">oracle-ai-database-free-26ai-23.26.3-1.el9.x86_64.rpm</w:t>
-            </w:r>
-            <w:r>
-              <w:rPr>
-                <w:sz w:val="19"/>
-                <w:lang w:val="es-CO"/>
-              </w:rPr>
-              <w:t xml:space="preserve">)</w:t>
+              <w:t xml:space="preserve">Motor</w:t>
+            </w:r>
+          </w:p>
+        </w:tc>
+        <w:tc>
+          <w:tcPr/>
+          <w:p>
+            <w:pPr>
+              <w:pStyle w:val="Compact"/>
+            </w:pPr>
+            <w:r>
+              <w:rPr>
+                <w:sz w:val="19"/>
+                <w:lang w:val="es-CO"/>
+              </w:rPr>
+              <w:t xml:space="preserve">MySQL 8.4.11 LTS Community Edition; tablas InnoDB</w:t>
             </w:r>
           </w:p>
         </w:tc>
@@ -546,7 +536,7 @@
                 <w:sz w:val="19"/>
                 <w:lang w:val="es-CO"/>
               </w:rPr>
-              <w:t xml:space="preserve">Instalación</w:t>
+              <w:t xml:space="preserve">Paquetes</w:t>
             </w:r>
           </w:p>
         </w:tc>
@@ -562,7 +552,7 @@
                 <w:sz w:val="19"/>
                 <w:lang w:val="es-CO"/>
               </w:rPr>
-              <w:t xml:space="preserve">/opt/oracle/product/26ai/dbhomeFree</w:t>
+              <w:t xml:space="preserve">mysql-server</w:t>
             </w:r>
             <w:r>
               <w:rPr>
@@ -576,7 +566,58 @@
                 <w:sz w:val="19"/>
                 <w:lang w:val="es-CO"/>
               </w:rPr>
-              <w:t xml:space="preserve">(ORACLE_HOME)</w:t>
+              <w:t xml:space="preserve">y</w:t>
+            </w:r>
+            <w:r>
+              <w:rPr>
+                <w:sz w:val="19"/>
+                <w:lang w:val="es-CO"/>
+              </w:rPr>
+              <w:t xml:space="preserve"> </w:t>
+            </w:r>
+            <w:r>
+              <w:rPr>
+                <w:rStyle w:val="VerbatimChar"/>
+                <w:sz w:val="19"/>
+                <w:lang w:val="es-CO"/>
+              </w:rPr>
+              <w:t xml:space="preserve">mysql</w:t>
+            </w:r>
+            <w:r>
+              <w:rPr>
+                <w:sz w:val="19"/>
+                <w:lang w:val="es-CO"/>
+              </w:rPr>
+              <w:t xml:space="preserve">, del módulo oficial</w:t>
+            </w:r>
+            <w:r>
+              <w:rPr>
+                <w:sz w:val="19"/>
+                <w:lang w:val="es-CO"/>
+              </w:rPr>
+              <w:t xml:space="preserve"> </w:t>
+            </w:r>
+            <w:r>
+              <w:rPr>
+                <w:rStyle w:val="VerbatimChar"/>
+                <w:sz w:val="19"/>
+                <w:lang w:val="es-CO"/>
+              </w:rPr>
+              <w:t xml:space="preserve">mysql:8.4</w:t>
+            </w:r>
+            <w:r>
+              <w:rPr>
+                <w:sz w:val="19"/>
+                <w:lang w:val="es-CO"/>
+              </w:rPr>
+              <w:t xml:space="preserve"> </w:t>
+            </w:r>
+            <w:r>
+              <w:rPr>
+                <w:sz w:val="19"/>
+                <w:lang w:val="es-CO"/>
+              </w:rPr>
+              <w:t xml:space="preserve">de AppStream</w:t>
             </w:r>
           </w:p>
         </w:tc>
@@ -593,7 +634,7 @@
                 <w:sz w:val="19"/>
                 <w:lang w:val="es-CO"/>
               </w:rPr>
-              <w:t xml:space="preserve">Base de datos contenedora (CDB)</w:t>
+              <w:t xml:space="preserve">Base de datos</w:t>
             </w:r>
           </w:p>
         </w:tc>
@@ -609,7 +650,7 @@
                 <w:sz w:val="19"/>
                 <w:lang w:val="es-CO"/>
               </w:rPr>
-              <w:t xml:space="preserve">FREE</w:t>
+              <w:t xml:space="preserve">sigevet</w:t>
             </w:r>
           </w:p>
         </w:tc>
@@ -626,7 +667,7 @@
                 <w:sz w:val="19"/>
                 <w:lang w:val="es-CO"/>
               </w:rPr>
-              <w:t xml:space="preserve">Base de datos conectable (PDB) del proyecto</w:t>
+              <w:t xml:space="preserve">Servicio</w:t>
             </w:r>
           </w:p>
         </w:tc>
@@ -642,7 +683,14 @@
                 <w:sz w:val="19"/>
                 <w:lang w:val="es-CO"/>
               </w:rPr>
-              <w:t xml:space="preserve">FREEPDB1</w:t>
+              <w:t xml:space="preserve">mysqld</w:t>
+            </w:r>
+            <w:r>
+              <w:rPr>
+                <w:sz w:val="19"/>
+                <w:lang w:val="es-CO"/>
+              </w:rPr>
+              <w:t xml:space="preserve">, habilitado para arrancar con la VM</w:t>
             </w:r>
           </w:p>
         </w:tc>
@@ -659,22 +707,44 @@
                 <w:sz w:val="19"/>
                 <w:lang w:val="es-CO"/>
               </w:rPr>
-              <w:t xml:space="preserve">Listener</w:t>
-            </w:r>
-          </w:p>
-        </w:tc>
-        <w:tc>
-          <w:tcPr/>
-          <w:p>
-            <w:pPr>
-              <w:pStyle w:val="Compact"/>
-            </w:pPr>
-            <w:r>
-              <w:rPr>
-                <w:sz w:val="19"/>
-                <w:lang w:val="es-CO"/>
-              </w:rPr>
-              <w:t xml:space="preserve">TCP, puerto 1521, reenviado al equipo anfitrión</w:t>
+              <w:t xml:space="preserve">Conexión</w:t>
+            </w:r>
+          </w:p>
+        </w:tc>
+        <w:tc>
+          <w:tcPr/>
+          <w:p>
+            <w:pPr>
+              <w:pStyle w:val="Compact"/>
+            </w:pPr>
+            <w:r>
+              <w:rPr>
+                <w:sz w:val="19"/>
+                <w:lang w:val="es-CO"/>
+              </w:rPr>
+              <w:t xml:space="preserve">TCP, puerto</w:t>
+            </w:r>
+            <w:r>
+              <w:rPr>
+                <w:sz w:val="19"/>
+                <w:lang w:val="es-CO"/>
+              </w:rPr>
+              <w:t xml:space="preserve"> </w:t>
+            </w:r>
+            <w:r>
+              <w:rPr>
+                <w:rStyle w:val="VerbatimChar"/>
+                <w:sz w:val="19"/>
+                <w:lang w:val="es-CO"/>
+              </w:rPr>
+              <w:t xml:space="preserve">3306</w:t>
+            </w:r>
+            <w:r>
+              <w:rPr>
+                <w:sz w:val="19"/>
+                <w:lang w:val="es-CO"/>
+              </w:rPr>
+              <w:t xml:space="preserve">; reenvío al anfitrión o IP de la VM en modo puente</w:t>
             </w:r>
           </w:p>
         </w:tc>
@@ -691,7 +761,7 @@
                 <w:sz w:val="19"/>
                 <w:lang w:val="es-CO"/>
               </w:rPr>
-              <w:t xml:space="preserve">Servicio del sistema</w:t>
+              <w:t xml:space="preserve">Configuración del proyecto</w:t>
             </w:r>
           </w:p>
         </w:tc>
@@ -707,21 +777,7 @@
                 <w:sz w:val="19"/>
                 <w:lang w:val="es-CO"/>
               </w:rPr>
-              <w:t xml:space="preserve">oracle-free-26ai</w:t>
-            </w:r>
-            <w:r>
-              <w:rPr>
-                <w:sz w:val="19"/>
-                <w:lang w:val="es-CO"/>
-              </w:rPr>
-              <w:t xml:space="preserve"> </w:t>
-            </w:r>
-            <w:r>
-              <w:rPr>
-                <w:sz w:val="19"/>
-                <w:lang w:val="es-CO"/>
-              </w:rPr>
-              <w:t xml:space="preserve">(arranque automático con la VM)</w:t>
+              <w:t xml:space="preserve">/etc/my.cnf.d/sigevet.cnf</w:t>
             </w:r>
           </w:p>
         </w:tc>
@@ -738,7 +794,7 @@
                 <w:sz w:val="19"/>
                 <w:lang w:val="es-CO"/>
               </w:rPr>
-              <w:t xml:space="preserve">Esquema del proyecto</w:t>
+              <w:t xml:space="preserve">Dueño y usuario de la aplicación</w:t>
             </w:r>
           </w:p>
         </w:tc>
@@ -754,7 +810,7 @@
                 <w:sz w:val="19"/>
                 <w:lang w:val="es-CO"/>
               </w:rPr>
-              <w:t xml:space="preserve">VETDB</w:t>
+              <w:t xml:space="preserve">vetdb</w:t>
             </w:r>
             <w:r>
               <w:rPr>
@@ -768,7 +824,29 @@
                 <w:sz w:val="19"/>
                 <w:lang w:val="es-CO"/>
               </w:rPr>
-              <w:t xml:space="preserve">(dueño de los objetos)</w:t>
+              <w:t xml:space="preserve">y</w:t>
+            </w:r>
+            <w:r>
+              <w:rPr>
+                <w:sz w:val="19"/>
+                <w:lang w:val="es-CO"/>
+              </w:rPr>
+              <w:t xml:space="preserve"> </w:t>
+            </w:r>
+            <w:r>
+              <w:rPr>
+                <w:rStyle w:val="VerbatimChar"/>
+                <w:sz w:val="19"/>
+                <w:lang w:val="es-CO"/>
+              </w:rPr>
+              <w:t xml:space="preserve">vet_app</w:t>
+            </w:r>
+            <w:r>
+              <w:rPr>
+                <w:sz w:val="19"/>
+                <w:lang w:val="es-CO"/>
+              </w:rPr>
+              <w:t xml:space="preserve">, respectivamente</w:t>
             </w:r>
           </w:p>
         </w:tc>
@@ -785,7 +863,7 @@
                 <w:sz w:val="19"/>
                 <w:lang w:val="es-CO"/>
               </w:rPr>
-              <w:t xml:space="preserve">Usuario de la aplicación web</w:t>
+              <w:t xml:space="preserve">Juego de caracteres y cotejamiento</w:t>
             </w:r>
           </w:p>
         </w:tc>
@@ -801,7 +879,7 @@
                 <w:sz w:val="19"/>
                 <w:lang w:val="es-CO"/>
               </w:rPr>
-              <w:t xml:space="preserve">VET_APP</w:t>
+              <w:t xml:space="preserve">utf8mb4</w:t>
             </w:r>
             <w:r>
               <w:rPr>
@@ -815,7 +893,7 @@
                 <w:sz w:val="19"/>
                 <w:lang w:val="es-CO"/>
               </w:rPr>
-              <w:t xml:space="preserve">(solo lectura mediante el rol</w:t>
+              <w:t xml:space="preserve">/</w:t>
             </w:r>
             <w:r>
               <w:rPr>
@@ -830,164 +908,12 @@
                 <w:sz w:val="19"/>
                 <w:lang w:val="es-CO"/>
               </w:rPr>
-              <w:t xml:space="preserve">ROL_SIGEVET_LECTURA</w:t>
-            </w:r>
-            <w:r>
-              <w:rPr>
-                <w:sz w:val="19"/>
-                <w:lang w:val="es-CO"/>
-              </w:rPr>
-              <w:t xml:space="preserve">)</w:t>
-            </w:r>
-          </w:p>
-        </w:tc>
-      </w:tr>
-      <w:tr>
-        <w:tc>
-          <w:tcPr/>
-          <w:p>
-            <w:pPr>
-              <w:pStyle w:val="Compact"/>
-            </w:pPr>
-            <w:r>
-              <w:rPr>
-                <w:sz w:val="19"/>
-                <w:lang w:val="es-CO"/>
-              </w:rPr>
-              <w:t xml:space="preserve">Juego de caracteres</w:t>
-            </w:r>
-          </w:p>
-        </w:tc>
-        <w:tc>
-          <w:tcPr/>
-          <w:p>
-            <w:pPr>
-              <w:pStyle w:val="Compact"/>
-            </w:pPr>
-            <w:r>
-              <w:rPr>
-                <w:sz w:val="19"/>
-                <w:lang w:val="es-CO"/>
-              </w:rPr>
-              <w:t xml:space="preserve">AL32UTF8 (UTF-8: tildes y ñ)</w:t>
+              <w:t xml:space="preserve">utf8mb4_0900_ai_ci</w:t>
             </w:r>
           </w:p>
         </w:tc>
       </w:tr>
     </w:tbl>
-    <w:p>
-      <w:pPr>
-        <w:pStyle w:val="FirstParagraph"/>
-      </w:pPr>
-      <w:r>
-        <w:rPr>
-          <w:lang w:val="es-CO"/>
-        </w:rPr>
-        <w:t xml:space="preserve">La arquitectura multitenant de Oracle separa la</w:t>
-      </w:r>
-      <w:r>
-        <w:rPr>
-          <w:lang w:val="es-CO"/>
-        </w:rPr>
-        <w:t xml:space="preserve"> </w:t>
-      </w:r>
-      <w:r>
-        <w:rPr>
-          <w:b/>
-          <w:bCs/>
-          <w:lang w:val="es-CO"/>
-        </w:rPr>
-        <w:t xml:space="preserve">CDB</w:t>
-      </w:r>
-      <w:r>
-        <w:rPr>
-          <w:lang w:val="es-CO"/>
-        </w:rPr>
-        <w:t xml:space="preserve"> </w:t>
-      </w:r>
-      <w:r>
-        <w:rPr>
-          <w:lang w:val="es-CO"/>
-        </w:rPr>
-        <w:t xml:space="preserve">(</w:t>
-      </w:r>
-      <w:r>
-        <w:rPr>
-          <w:rStyle w:val="VerbatimChar"/>
-          <w:lang w:val="es-CO"/>
-        </w:rPr>
-        <w:t xml:space="preserve">FREE</w:t>
-      </w:r>
-      <w:r>
-        <w:rPr>
-          <w:lang w:val="es-CO"/>
-        </w:rPr>
-        <w:t xml:space="preserve">), que contiene el diccionario y los procesos comunes,</w:t>
-      </w:r>
-      <w:r>
-        <w:rPr>
-          <w:lang w:val="es-CO"/>
-        </w:rPr>
-        <w:t xml:space="preserve"> </w:t>
-      </w:r>
-      <w:r>
-        <w:rPr>
-          <w:lang w:val="es-CO"/>
-        </w:rPr>
-        <w:t xml:space="preserve">de las</w:t>
-      </w:r>
-      <w:r>
-        <w:rPr>
-          <w:lang w:val="es-CO"/>
-        </w:rPr>
-        <w:t xml:space="preserve"> </w:t>
-      </w:r>
-      <w:r>
-        <w:rPr>
-          <w:b/>
-          <w:bCs/>
-          <w:lang w:val="es-CO"/>
-        </w:rPr>
-        <w:t xml:space="preserve">PDB</w:t>
-      </w:r>
-      <w:r>
-        <w:rPr>
-          <w:lang w:val="es-CO"/>
-        </w:rPr>
-        <w:t xml:space="preserve">: SIGEVET vive en la PDB</w:t>
-      </w:r>
-      <w:r>
-        <w:rPr>
-          <w:lang w:val="es-CO"/>
-        </w:rPr>
-        <w:t xml:space="preserve"> </w:t>
-      </w:r>
-      <w:r>
-        <w:rPr>
-          <w:rStyle w:val="VerbatimChar"/>
-          <w:lang w:val="es-CO"/>
-        </w:rPr>
-        <w:t xml:space="preserve">FREEPDB1</w:t>
-      </w:r>
-      <w:r>
-        <w:rPr>
-          <w:lang w:val="es-CO"/>
-        </w:rPr>
-        <w:t xml:space="preserve">, de modo que el proyecto puede exportarse o reiniciarse sin afectar</w:t>
-      </w:r>
-      <w:r>
-        <w:rPr>
-          <w:lang w:val="es-CO"/>
-        </w:rPr>
-        <w:t xml:space="preserve"> </w:t>
-      </w:r>
-      <w:r>
-        <w:rPr>
-          <w:lang w:val="es-CO"/>
-        </w:rPr>
-        <w:t xml:space="preserve">el resto de la instalación.</w:t>
-      </w:r>
-    </w:p>
     <w:p>
       <w:pPr>
         <w:pStyle w:val="Heading1"/>
@@ -1019,7 +945,7 @@
         <w:rPr>
           <w:lang w:val="es-CO"/>
         </w:rPr>
-        <w:t xml:space="preserve">Todo el procedimiento está automatizado en</w:t>
+        <w:t xml:space="preserve">Desde la carpeta del proyecto, dentro de la VM, se ejecuta el instalador como administrador. El script lee la clave de</w:t>
       </w:r>
       <w:r>
         <w:rPr>
@@ -1032,13 +958,7 @@
           <w:rStyle w:val="VerbatimChar"/>
           <w:lang w:val="es-CO"/>
         </w:rPr>
-        <w:t xml:space="preserve">vm/scripts/instalar_oracle.sh</w:t>
-      </w:r>
-      <w:r>
-        <w:rPr>
-          <w:lang w:val="es-CO"/>
-        </w:rPr>
-        <w:t xml:space="preserve">, que se ejecuta dentro de la VM como</w:t>
+        <w:t xml:space="preserve">root</w:t>
       </w:r>
       <w:r>
         <w:rPr>
@@ -1050,7 +970,7 @@
         <w:rPr>
           <w:lang w:val="es-CO"/>
         </w:rPr>
-        <w:t xml:space="preserve">administrador desde la carpeta del proyecto. La clave de SYS/SYSTEM se lee del archivo local</w:t>
+        <w:t xml:space="preserve">del archivo local</w:t>
       </w:r>
       <w:r>
         <w:rPr>
@@ -1069,19 +989,7 @@
         <w:rPr>
           <w:lang w:val="es-CO"/>
         </w:rPr>
-        <w:t xml:space="preserve">, que no</w:t>
-      </w:r>
-      <w:r>
-        <w:rPr>
-          <w:lang w:val="es-CO"/>
-        </w:rPr>
-        <w:t xml:space="preserve"> </w:t>
-      </w:r>
-      <w:r>
-        <w:rPr>
-          <w:lang w:val="es-CO"/>
-        </w:rPr>
-        <w:t xml:space="preserve">se sube al repositorio:</w:t>
+        <w:t xml:space="preserve">, que no se versiona:</w:t>
       </w:r>
     </w:p>
     <w:p>
@@ -1098,7 +1006,7 @@
         <w:rPr>
           <w:rStyle w:val="NormalTok"/>
         </w:rPr>
-        <w:t xml:space="preserve"> bash vm/scripts/instalar_oracle.sh</w:t>
+        <w:t xml:space="preserve"> bash vm/scripts/instalar_mysql.sh</w:t>
       </w:r>
     </w:p>
     <w:p>
@@ -1220,22 +1128,7 @@
                 <w:sz w:val="19"/>
                 <w:lang w:val="es-CO"/>
               </w:rPr>
-              <w:t xml:space="preserve">dnf install oracle-ai-database-preinstall-26ai</w:t>
-            </w:r>
-          </w:p>
-        </w:tc>
-        <w:tc>
-          <w:tcPr/>
-          <w:p>
-            <w:pPr>
-              <w:pStyle w:val="Compact"/>
-            </w:pPr>
-            <w:r>
-              <w:rPr>
-                <w:sz w:val="19"/>
-                <w:lang w:val="es-CO"/>
-              </w:rPr>
-              <w:t xml:space="preserve">Crea el usuario</w:t>
+              <w:t xml:space="preserve">dnf -y -q module enable mysql:8.4</w:t>
             </w:r>
             <w:r>
               <w:rPr>
@@ -1246,11 +1139,40 @@
             </w:r>
             <w:r>
               <w:rPr>
+                <w:sz w:val="19"/>
+                <w:lang w:val="es-CO"/>
+              </w:rPr>
+              <w:t xml:space="preserve">y</w:t>
+            </w:r>
+            <w:r>
+              <w:rPr>
+                <w:sz w:val="19"/>
+                <w:lang w:val="es-CO"/>
+              </w:rPr>
+              <w:t xml:space="preserve"> </w:t>
+            </w:r>
+            <w:r>
+              <w:rPr>
                 <w:rStyle w:val="VerbatimChar"/>
                 <w:sz w:val="19"/>
                 <w:lang w:val="es-CO"/>
               </w:rPr>
-              <w:t xml:space="preserve">oracle</w:t>
+              <w:t xml:space="preserve">dnf -y -q install mysql-server mysql</w:t>
+            </w:r>
+          </w:p>
+        </w:tc>
+        <w:tc>
+          <w:tcPr/>
+          <w:p>
+            <w:pPr>
+              <w:pStyle w:val="Compact"/>
+            </w:pPr>
+            <w:r>
+              <w:rPr>
+                <w:sz w:val="19"/>
+                <w:lang w:val="es-CO"/>
+              </w:rPr>
+              <w:t xml:space="preserve">Instala el servidor y el cliente desde AppStream, sin descargar RPM externos; incluye la política</w:t>
             </w:r>
             <w:r>
               <w:rPr>
@@ -1261,10 +1183,11 @@
             </w:r>
             <w:r>
               <w:rPr>
-                <w:sz w:val="19"/>
-                <w:lang w:val="es-CO"/>
-              </w:rPr>
-              <w:t xml:space="preserve">y sus grupos, ajusta parámetros del kernel (memoria compartida, semáforos, archivos abiertos) y límites del sistema</w:t>
+                <w:rStyle w:val="VerbatimChar"/>
+                <w:sz w:val="19"/>
+                <w:lang w:val="es-CO"/>
+              </w:rPr>
+              <w:t xml:space="preserve">mysql-selinux</w:t>
             </w:r>
           </w:p>
         </w:tc>
@@ -1293,41 +1216,40 @@
             </w:pPr>
             <w:r>
               <w:rPr>
+                <w:sz w:val="19"/>
+                <w:lang w:val="es-CO"/>
+              </w:rPr>
+              <w:t xml:space="preserve">Escribir</w:t>
+            </w:r>
+            <w:r>
+              <w:rPr>
+                <w:sz w:val="19"/>
+                <w:lang w:val="es-CO"/>
+              </w:rPr>
+              <w:t xml:space="preserve"> </w:t>
+            </w:r>
+            <w:r>
+              <w:rPr>
                 <w:rStyle w:val="VerbatimChar"/>
                 <w:sz w:val="19"/>
                 <w:lang w:val="es-CO"/>
               </w:rPr>
-              <w:t xml:space="preserve">dnf localinstall oracle-ai-database-free-26ai-23.26.3-1.el9.x86_64.rpm</w:t>
-            </w:r>
-          </w:p>
-        </w:tc>
-        <w:tc>
-          <w:tcPr/>
-          <w:p>
-            <w:pPr>
-              <w:pStyle w:val="Compact"/>
-            </w:pPr>
-            <w:r>
-              <w:rPr>
-                <w:sz w:val="19"/>
-                <w:lang w:val="es-CO"/>
-              </w:rPr>
-              <w:t xml:space="preserve">Instala el software del motor en</w:t>
-            </w:r>
-            <w:r>
-              <w:rPr>
-                <w:sz w:val="19"/>
-                <w:lang w:val="es-CO"/>
-              </w:rPr>
-              <w:t xml:space="preserve"> </w:t>
-            </w:r>
-            <w:r>
-              <w:rPr>
-                <w:rStyle w:val="VerbatimChar"/>
-                <w:sz w:val="19"/>
-                <w:lang w:val="es-CO"/>
-              </w:rPr>
-              <w:t xml:space="preserve">/opt/oracle</w:t>
+              <w:t xml:space="preserve">/etc/my.cnf.d/sigevet.cnf</w:t>
+            </w:r>
+          </w:p>
+        </w:tc>
+        <w:tc>
+          <w:tcPr/>
+          <w:p>
+            <w:pPr>
+              <w:pStyle w:val="Compact"/>
+            </w:pPr>
+            <w:r>
+              <w:rPr>
+                <w:sz w:val="19"/>
+                <w:lang w:val="es-CO"/>
+              </w:rPr>
+              <w:t xml:space="preserve">Define la escucha de red, los caracteres, la zona horaria y la creación de funciones</w:t>
             </w:r>
           </w:p>
         </w:tc>
@@ -1360,22 +1282,7 @@
                 <w:sz w:val="19"/>
                 <w:lang w:val="es-CO"/>
               </w:rPr>
-              <w:t xml:space="preserve">/etc/init.d/oracle-free-26ai configure</w:t>
-            </w:r>
-          </w:p>
-        </w:tc>
-        <w:tc>
-          <w:tcPr/>
-          <w:p>
-            <w:pPr>
-              <w:pStyle w:val="Compact"/>
-            </w:pPr>
-            <w:r>
-              <w:rPr>
-                <w:sz w:val="19"/>
-                <w:lang w:val="es-CO"/>
-              </w:rPr>
-              <w:t xml:space="preserve">Crea la CDB</w:t>
+              <w:t xml:space="preserve">systemctl enable --now mysqld</w:t>
             </w:r>
             <w:r>
               <w:rPr>
@@ -1386,18 +1293,40 @@
             </w:r>
             <w:r>
               <w:rPr>
+                <w:sz w:val="19"/>
+                <w:lang w:val="es-CO"/>
+              </w:rPr>
+              <w:t xml:space="preserve">y</w:t>
+            </w:r>
+            <w:r>
+              <w:rPr>
+                <w:sz w:val="19"/>
+                <w:lang w:val="es-CO"/>
+              </w:rPr>
+              <w:t xml:space="preserve"> </w:t>
+            </w:r>
+            <w:r>
+              <w:rPr>
                 <w:rStyle w:val="VerbatimChar"/>
                 <w:sz w:val="19"/>
                 <w:lang w:val="es-CO"/>
               </w:rPr>
-              <w:t xml:space="preserve">FREE</w:t>
-            </w:r>
-            <w:r>
-              <w:rPr>
-                <w:sz w:val="19"/>
-                <w:lang w:val="es-CO"/>
-              </w:rPr>
-              <w:t xml:space="preserve">, la PDB</w:t>
+              <w:t xml:space="preserve">ALTER USER 'root'@'localhost' ...</w:t>
+            </w:r>
+          </w:p>
+        </w:tc>
+        <w:tc>
+          <w:tcPr/>
+          <w:p>
+            <w:pPr>
+              <w:pStyle w:val="Compact"/>
+            </w:pPr>
+            <w:r>
+              <w:rPr>
+                <w:sz w:val="19"/>
+                <w:lang w:val="es-CO"/>
+              </w:rPr>
+              <w:t xml:space="preserve">Inicia el servicio, habilita su arranque automático y establece la clave inicial de</w:t>
             </w:r>
             <w:r>
               <w:rPr>
@@ -1412,7 +1341,7 @@
                 <w:sz w:val="19"/>
                 <w:lang w:val="es-CO"/>
               </w:rPr>
-              <w:t xml:space="preserve">FREEPDB1</w:t>
+              <w:t xml:space="preserve">root</w:t>
             </w:r>
             <w:r>
               <w:rPr>
@@ -1426,7 +1355,7 @@
                 <w:sz w:val="19"/>
                 <w:lang w:val="es-CO"/>
               </w:rPr>
-              <w:t xml:space="preserve">y el listener en el puerto 1521; define la clave de SYS, SYSTEM y PDBADMIN</w:t>
+              <w:t xml:space="preserve">si aún no tiene una</w:t>
             </w:r>
           </w:p>
         </w:tc>
@@ -1459,22 +1388,80 @@
                 <w:sz w:val="19"/>
                 <w:lang w:val="es-CO"/>
               </w:rPr>
-              <w:t xml:space="preserve">systemctl enable oracle-free-26ai</w:t>
-            </w:r>
-          </w:p>
-        </w:tc>
-        <w:tc>
-          <w:tcPr/>
-          <w:p>
-            <w:pPr>
-              <w:pStyle w:val="Compact"/>
-            </w:pPr>
-            <w:r>
-              <w:rPr>
-                <w:sz w:val="19"/>
-                <w:lang w:val="es-CO"/>
-              </w:rPr>
-              <w:t xml:space="preserve">Deja la base de datos configurada para arrancar con la VM</w:t>
+              <w:t xml:space="preserve">firewall-cmd --permanent --add-port=3306/tcp</w:t>
+            </w:r>
+            <w:r>
+              <w:rPr>
+                <w:sz w:val="19"/>
+                <w:lang w:val="es-CO"/>
+              </w:rPr>
+              <w:t xml:space="preserve"> </w:t>
+            </w:r>
+            <w:r>
+              <w:rPr>
+                <w:sz w:val="19"/>
+                <w:lang w:val="es-CO"/>
+              </w:rPr>
+              <w:t xml:space="preserve">y</w:t>
+            </w:r>
+            <w:r>
+              <w:rPr>
+                <w:sz w:val="19"/>
+                <w:lang w:val="es-CO"/>
+              </w:rPr>
+              <w:t xml:space="preserve"> </w:t>
+            </w:r>
+            <w:r>
+              <w:rPr>
+                <w:rStyle w:val="VerbatimChar"/>
+                <w:sz w:val="19"/>
+                <w:lang w:val="es-CO"/>
+              </w:rPr>
+              <w:t xml:space="preserve">firewall-cmd --reload</w:t>
+            </w:r>
+          </w:p>
+        </w:tc>
+        <w:tc>
+          <w:tcPr/>
+          <w:p>
+            <w:pPr>
+              <w:pStyle w:val="Compact"/>
+            </w:pPr>
+            <w:r>
+              <w:rPr>
+                <w:sz w:val="19"/>
+                <w:lang w:val="es-CO"/>
+              </w:rPr>
+              <w:t xml:space="preserve">Abre el puerto de MySQL cuando</w:t>
+            </w:r>
+            <w:r>
+              <w:rPr>
+                <w:sz w:val="19"/>
+                <w:lang w:val="es-CO"/>
+              </w:rPr>
+              <w:t xml:space="preserve"> </w:t>
+            </w:r>
+            <w:r>
+              <w:rPr>
+                <w:rStyle w:val="VerbatimChar"/>
+                <w:sz w:val="19"/>
+                <w:lang w:val="es-CO"/>
+              </w:rPr>
+              <w:t xml:space="preserve">firewalld</w:t>
+            </w:r>
+            <w:r>
+              <w:rPr>
+                <w:sz w:val="19"/>
+                <w:lang w:val="es-CO"/>
+              </w:rPr>
+              <w:t xml:space="preserve"> </w:t>
+            </w:r>
+            <w:r>
+              <w:rPr>
+                <w:sz w:val="19"/>
+                <w:lang w:val="es-CO"/>
+              </w:rPr>
+              <w:t xml:space="preserve">está activo</w:t>
             </w:r>
           </w:p>
         </w:tc>
@@ -1490,7 +1477,7 @@
           <w:bCs/>
           <w:lang w:val="es-CO"/>
         </w:rPr>
-        <w:t xml:space="preserve">Instalación y configuración de Oracle</w:t>
+        <w:t xml:space="preserve">Instalación y configuración de MySQL 8.4</w:t>
       </w:r>
       <w:r>
         <w:rPr>
@@ -1515,7 +1502,7 @@
           <w:rStyle w:val="VerbatimChar"/>
           <w:lang w:val="es-CO"/>
         </w:rPr>
-        <w:t xml:space="preserve">vm/logs/02_instalacion_oracle.log</w:t>
+        <w:t xml:space="preserve">vm/logs/02_instalacion_mysql.log</w:t>
       </w:r>
       <w:r>
         <w:rPr>
@@ -1543,407 +1530,183 @@
           <w:rStyle w:val="VerbatimChar"/>
           <w:lang w:val="es-CO"/>
         </w:rPr>
-        <w:t xml:space="preserve">== 1/4 Paquete de preinstalación (usuario oracle, grupos, parámetros del kernel y límites)</w:t>
-      </w:r>
-      <w:r>
-        <w:br/>
-      </w:r>
-      <w:r>
-        <w:rPr>
-          <w:rStyle w:val="VerbatimChar"/>
-          <w:lang w:val="es-CO"/>
-        </w:rPr>
-        <w:t xml:space="preserve">  oracle-ai-database-preinstall-26ai-1.0-3.el9.x86_64</w:t>
-      </w:r>
-      <w:r>
-        <w:br/>
-      </w:r>
-      <w:r>
-        <w:rPr>
-          <w:rStyle w:val="VerbatimChar"/>
-          <w:lang w:val="es-CO"/>
-        </w:rPr>
-        <w:t xml:space="preserve">oracle-ai-database-preinstall-26ai-1.0-3.el9.x86_64</w:t>
-      </w:r>
-      <w:r>
-        <w:br/>
-      </w:r>
-      <w:r>
-        <w:rPr>
-          <w:rStyle w:val="VerbatimChar"/>
-          <w:lang w:val="es-CO"/>
-        </w:rPr>
-        <w:t xml:space="preserve">== 2/4 Instalación del RPM de Oracle AI Database 26ai Free</w:t>
-      </w:r>
-      <w:r>
-        <w:br/>
-      </w:r>
-      <w:r>
-        <w:rPr>
-          <w:rStyle w:val="VerbatimChar"/>
-          <w:lang w:val="es-CO"/>
-        </w:rPr>
-        <w:t xml:space="preserve">  oracle-ai-database-free-26ai-23.26.3-1.x86_64</w:t>
-      </w:r>
-      <w:r>
-        <w:br/>
-      </w:r>
-      <w:r>
-        <w:rPr>
-          <w:rStyle w:val="VerbatimChar"/>
-          <w:lang w:val="es-CO"/>
-        </w:rPr>
-        <w:t xml:space="preserve">Name        : oracle-ai-database-free-26ai</w:t>
-      </w:r>
-      <w:r>
-        <w:br/>
-      </w:r>
-      <w:r>
-        <w:rPr>
-          <w:rStyle w:val="VerbatimChar"/>
-          <w:lang w:val="es-CO"/>
-        </w:rPr>
-        <w:t xml:space="preserve">Version     : 23.26.3</w:t>
-      </w:r>
-      <w:r>
-        <w:br/>
-      </w:r>
-      <w:r>
-        <w:rPr>
-          <w:rStyle w:val="VerbatimChar"/>
-          <w:lang w:val="es-CO"/>
-        </w:rPr>
-        <w:t xml:space="preserve">Release     : 1</w:t>
-      </w:r>
-      <w:r>
-        <w:br/>
-      </w:r>
-      <w:r>
-        <w:rPr>
-          <w:rStyle w:val="VerbatimChar"/>
-          <w:lang w:val="es-CO"/>
-        </w:rPr>
-        <w:t xml:space="preserve">Size        : 4109567865</w:t>
-      </w:r>
-      <w:r>
-        <w:br/>
-      </w:r>
-      <w:r>
-        <w:rPr>
-          <w:rStyle w:val="VerbatimChar"/>
-          <w:lang w:val="es-CO"/>
-        </w:rPr>
-        <w:t xml:space="preserve">== 3/4 Configuración: crea la CDB FREE, la PDB FREEPDB1 y el listener en el puerto 1521</w:t>
-      </w:r>
-      <w:r>
-        <w:br/>
-      </w:r>
-      <w:r>
-        <w:rPr>
-          <w:rStyle w:val="VerbatimChar"/>
-          <w:lang w:val="es-CO"/>
-        </w:rPr>
-        <w:t xml:space="preserve">Script de servicio: /etc/init.d/oracle-free-26ai</w:t>
-      </w:r>
-      <w:r>
-        <w:br/>
-      </w:r>
-      <w:r>
-        <w:rPr>
-          <w:rStyle w:val="VerbatimChar"/>
-          <w:lang w:val="es-CO"/>
-        </w:rPr>
-        <w:t xml:space="preserve">Specify a password to be used for database accounts. Oracle recommends that the password entered should be at least 8 characters in length, contain at least 1 uppercase character, 1 lower case character and 1 digit [0-9]. Note that the same password will be used for SYS, SYSTEM and PDBADMIN accounts:</w:t>
-      </w:r>
-      <w:r>
-        <w:br/>
-      </w:r>
-      <w:r>
-        <w:rPr>
-          <w:rStyle w:val="VerbatimChar"/>
-          <w:lang w:val="es-CO"/>
-        </w:rPr>
-        <w:t xml:space="preserve">Configuring Oracle Listener.</w:t>
-      </w:r>
-      <w:r>
-        <w:br/>
-      </w:r>
-      <w:r>
-        <w:rPr>
-          <w:rStyle w:val="VerbatimChar"/>
-          <w:lang w:val="es-CO"/>
-        </w:rPr>
-        <w:t xml:space="preserve">Configuring Oracle AI Database FREE.</w:t>
-      </w:r>
-      <w:r>
-        <w:br/>
-      </w:r>
-      <w:r>
-        <w:rPr>
-          <w:rStyle w:val="VerbatimChar"/>
-          <w:lang w:val="es-CO"/>
-        </w:rPr>
-        <w:t xml:space="preserve">Prepare for db operation</w:t>
-      </w:r>
-      <w:r>
-        <w:br/>
-      </w:r>
-      <w:r>
-        <w:rPr>
-          <w:rStyle w:val="VerbatimChar"/>
-          <w:lang w:val="es-CO"/>
-        </w:rPr>
-        <w:t xml:space="preserve">7% complete</w:t>
-      </w:r>
-      <w:r>
-        <w:br/>
-      </w:r>
-      <w:r>
-        <w:rPr>
-          <w:rStyle w:val="VerbatimChar"/>
-          <w:lang w:val="es-CO"/>
-        </w:rPr>
-        <w:t xml:space="preserve">Copying database files</w:t>
-      </w:r>
-      <w:r>
-        <w:br/>
-      </w:r>
-      <w:r>
-        <w:rPr>
-          <w:rStyle w:val="VerbatimChar"/>
-          <w:lang w:val="es-CO"/>
-        </w:rPr>
-        <w:t xml:space="preserve">29% complete</w:t>
-      </w:r>
-      <w:r>
-        <w:br/>
-      </w:r>
-      <w:r>
-        <w:rPr>
-          <w:rStyle w:val="VerbatimChar"/>
-          <w:lang w:val="es-CO"/>
-        </w:rPr>
-        <w:t xml:space="preserve">Creating and starting Oracle instance</w:t>
-      </w:r>
-      <w:r>
-        <w:br/>
-      </w:r>
-      <w:r>
-        <w:rPr>
-          <w:rStyle w:val="VerbatimChar"/>
-          <w:lang w:val="es-CO"/>
-        </w:rPr>
-        <w:t xml:space="preserve">30% complete</w:t>
-      </w:r>
-      <w:r>
-        <w:br/>
-      </w:r>
-      <w:r>
-        <w:rPr>
-          <w:rStyle w:val="VerbatimChar"/>
-          <w:lang w:val="es-CO"/>
-        </w:rPr>
-        <w:t xml:space="preserve">33% complete</w:t>
-      </w:r>
-      <w:r>
-        <w:br/>
-      </w:r>
-      <w:r>
-        <w:rPr>
-          <w:rStyle w:val="VerbatimChar"/>
-          <w:lang w:val="es-CO"/>
-        </w:rPr>
-        <w:t xml:space="preserve">36% complete</w:t>
-      </w:r>
-      <w:r>
-        <w:br/>
-      </w:r>
-      <w:r>
-        <w:rPr>
-          <w:rStyle w:val="VerbatimChar"/>
-          <w:lang w:val="es-CO"/>
-        </w:rPr>
-        <w:t xml:space="preserve">39% complete</w:t>
-      </w:r>
-      <w:r>
-        <w:br/>
-      </w:r>
-      <w:r>
-        <w:rPr>
-          <w:rStyle w:val="VerbatimChar"/>
-          <w:lang w:val="es-CO"/>
-        </w:rPr>
-        <w:t xml:space="preserve">43% complete</w:t>
-      </w:r>
-      <w:r>
-        <w:br/>
-      </w:r>
-      <w:r>
-        <w:rPr>
-          <w:rStyle w:val="VerbatimChar"/>
-          <w:lang w:val="es-CO"/>
-        </w:rPr>
-        <w:t xml:space="preserve">47% complete</w:t>
-      </w:r>
-      <w:r>
-        <w:br/>
-      </w:r>
-      <w:r>
-        <w:rPr>
-          <w:rStyle w:val="VerbatimChar"/>
-          <w:lang w:val="es-CO"/>
-        </w:rPr>
-        <w:t xml:space="preserve">49% complete</w:t>
-      </w:r>
-      <w:r>
-        <w:br/>
-      </w:r>
-      <w:r>
-        <w:rPr>
-          <w:rStyle w:val="VerbatimChar"/>
-          <w:lang w:val="es-CO"/>
-        </w:rPr>
-        <w:t xml:space="preserve">50% complete</w:t>
-      </w:r>
-      <w:r>
-        <w:br/>
-      </w:r>
-      <w:r>
-        <w:rPr>
-          <w:rStyle w:val="VerbatimChar"/>
-          <w:lang w:val="es-CO"/>
-        </w:rPr>
-        <w:t xml:space="preserve">Creating Pluggable Databases</w:t>
-      </w:r>
-      <w:r>
-        <w:br/>
-      </w:r>
-      <w:r>
-        <w:rPr>
-          <w:rStyle w:val="VerbatimChar"/>
-          <w:lang w:val="es-CO"/>
-        </w:rPr>
-        <w:t xml:space="preserve">54% complete</w:t>
-      </w:r>
-      <w:r>
-        <w:br/>
-      </w:r>
-      <w:r>
-        <w:rPr>
-          <w:rStyle w:val="VerbatimChar"/>
-          <w:lang w:val="es-CO"/>
-        </w:rPr>
-        <w:t xml:space="preserve">71% complete</w:t>
-      </w:r>
-      <w:r>
-        <w:br/>
-      </w:r>
-      <w:r>
-        <w:rPr>
-          <w:rStyle w:val="VerbatimChar"/>
-          <w:lang w:val="es-CO"/>
-        </w:rPr>
-        <w:t xml:space="preserve">93% complete</w:t>
-      </w:r>
-      <w:r>
-        <w:br/>
-      </w:r>
-      <w:r>
-        <w:rPr>
-          <w:rStyle w:val="VerbatimChar"/>
-          <w:lang w:val="es-CO"/>
-        </w:rPr>
-        <w:t xml:space="preserve">Running Custom Scripts</w:t>
-      </w:r>
-      <w:r>
-        <w:br/>
-      </w:r>
-      <w:r>
-        <w:rPr>
-          <w:rStyle w:val="VerbatimChar"/>
-          <w:lang w:val="es-CO"/>
-        </w:rPr>
-        <w:t xml:space="preserve">100% complete</w:t>
-      </w:r>
-      <w:r>
-        <w:br/>
-      </w:r>
-      <w:r>
-        <w:rPr>
-          <w:rStyle w:val="VerbatimChar"/>
-          <w:lang w:val="es-CO"/>
-        </w:rPr>
-        <w:t xml:space="preserve">Database creation complete. For details check the logfiles at:</w:t>
-      </w:r>
-      <w:r>
-        <w:br/>
-      </w:r>
-      <w:r>
-        <w:rPr>
-          <w:rStyle w:val="VerbatimChar"/>
-          <w:lang w:val="es-CO"/>
-        </w:rPr>
-        <w:t xml:space="preserve">Database Information:</w:t>
-      </w:r>
-      <w:r>
-        <w:br/>
-      </w:r>
-      <w:r>
-        <w:rPr>
-          <w:rStyle w:val="VerbatimChar"/>
-          <w:lang w:val="es-CO"/>
-        </w:rPr>
-        <w:t xml:space="preserve">Look at the log file "/opt/oracle/cfgtoollogs/dbca/FREE/FREE.log" for further details.</w:t>
-      </w:r>
-      <w:r>
-        <w:br/>
-      </w:r>
-      <w:r>
-        <w:rPr>
-          <w:rStyle w:val="VerbatimChar"/>
-          <w:lang w:val="es-CO"/>
-        </w:rPr>
-        <w:t xml:space="preserve">Connect to Oracle AI Database using one of the connect strings:</w:t>
-      </w:r>
-      <w:r>
-        <w:br/>
-      </w:r>
-      <w:r>
-        <w:rPr>
-          <w:rStyle w:val="VerbatimChar"/>
-          <w:lang w:val="es-CO"/>
-        </w:rPr>
-        <w:t xml:space="preserve">     Pluggable database: lima-sigevet/FREEPDB1</w:t>
-      </w:r>
-      <w:r>
-        <w:br/>
-      </w:r>
-      <w:r>
-        <w:rPr>
-          <w:rStyle w:val="VerbatimChar"/>
-          <w:lang w:val="es-CO"/>
-        </w:rPr>
-        <w:t xml:space="preserve">== 4/4 Arranque automático con el sistema</w:t>
-      </w:r>
-      <w:r>
-        <w:br/>
-      </w:r>
-      <w:r>
-        <w:rPr>
-          <w:rStyle w:val="VerbatimChar"/>
-          <w:lang w:val="es-CO"/>
-        </w:rPr>
-        <w:t xml:space="preserve">oracle-free-26ai.service is not a native service, redirecting to systemd-sysv-install.</w:t>
-      </w:r>
-      <w:r>
-        <w:br/>
-      </w:r>
-      <w:r>
-        <w:rPr>
-          <w:rStyle w:val="VerbatimChar"/>
-          <w:lang w:val="es-CO"/>
-        </w:rPr>
-        <w:t xml:space="preserve">== Instalación terminada</w:t>
+        <w:t xml:space="preserve">== 1/4 Paquetes de MySQL 8.4 (repositorio AppStream de Oracle Linux)</w:t>
+      </w:r>
+      <w:r>
+        <w:br/>
+      </w:r>
+      <w:r>
+        <w:br/>
+      </w:r>
+      <w:r>
+        <w:rPr>
+          <w:rStyle w:val="VerbatimChar"/>
+          <w:lang w:val="es-CO"/>
+        </w:rPr>
+        <w:t xml:space="preserve">Installed:</w:t>
+      </w:r>
+      <w:r>
+        <w:br/>
+      </w:r>
+      <w:r>
+        <w:rPr>
+          <w:rStyle w:val="VerbatimChar"/>
+          <w:lang w:val="es-CO"/>
+        </w:rPr>
+        <w:t xml:space="preserve">  mysql-8.4.11-1.module+el9.8.0+90998+76ddfd45.x86_64</w:t>
+      </w:r>
+      <w:r>
+        <w:br/>
+      </w:r>
+      <w:r>
+        <w:rPr>
+          <w:rStyle w:val="VerbatimChar"/>
+          <w:lang w:val="es-CO"/>
+        </w:rPr>
+        <w:t xml:space="preserve">  mysql-common-8.4.11-1.module+el9.8.0+90998+76ddfd45.noarch</w:t>
+      </w:r>
+      <w:r>
+        <w:br/>
+      </w:r>
+      <w:r>
+        <w:rPr>
+          <w:rStyle w:val="VerbatimChar"/>
+          <w:lang w:val="es-CO"/>
+        </w:rPr>
+        <w:t xml:space="preserve">  mysql-errmsg-8.4.11-1.module+el9.8.0+90998+76ddfd45.noarch</w:t>
+      </w:r>
+      <w:r>
+        <w:br/>
+      </w:r>
+      <w:r>
+        <w:rPr>
+          <w:rStyle w:val="VerbatimChar"/>
+          <w:lang w:val="es-CO"/>
+        </w:rPr>
+        <w:t xml:space="preserve">  mysql-selinux-1.0.14-1.el9_6.noarch</w:t>
+      </w:r>
+      <w:r>
+        <w:br/>
+      </w:r>
+      <w:r>
+        <w:rPr>
+          <w:rStyle w:val="VerbatimChar"/>
+          <w:lang w:val="es-CO"/>
+        </w:rPr>
+        <w:t xml:space="preserve">  mysql-server-8.4.11-1.module+el9.8.0+90998+76ddfd45.x86_64</w:t>
+      </w:r>
+      <w:r>
+        <w:br/>
+      </w:r>
+      <w:r>
+        <w:br/>
+      </w:r>
+      <w:r>
+        <w:rPr>
+          <w:rStyle w:val="VerbatimChar"/>
+          <w:lang w:val="es-CO"/>
+        </w:rPr>
+        <w:t xml:space="preserve">mysql-server-8.4.11-1.module+el9.8.0+90998+76ddfd45.x86_64</w:t>
+      </w:r>
+      <w:r>
+        <w:br/>
+      </w:r>
+      <w:r>
+        <w:rPr>
+          <w:rStyle w:val="VerbatimChar"/>
+          <w:lang w:val="es-CO"/>
+        </w:rPr>
+        <w:t xml:space="preserve">== 2/4 Configuración (/etc/my.cnf.d/sigevet.cnf)</w:t>
+      </w:r>
+      <w:r>
+        <w:br/>
+      </w:r>
+      <w:r>
+        <w:rPr>
+          <w:rStyle w:val="VerbatimChar"/>
+          <w:lang w:val="es-CO"/>
+        </w:rPr>
+        <w:t xml:space="preserve">== 3/4 Servicio mysqld con arranque automático</w:t>
+      </w:r>
+      <w:r>
+        <w:br/>
+      </w:r>
+      <w:r>
+        <w:rPr>
+          <w:rStyle w:val="VerbatimChar"/>
+          <w:lang w:val="es-CO"/>
+        </w:rPr>
+        <w:t xml:space="preserve">Created symlink /etc/systemd/system/multi-user.target.wants/mysqld.service → /usr/lib/systemd/system/mysqld.service.</w:t>
+      </w:r>
+      <w:r>
+        <w:br/>
+      </w:r>
+      <w:r>
+        <w:rPr>
+          <w:rStyle w:val="VerbatimChar"/>
+          <w:lang w:val="es-CO"/>
+        </w:rPr>
+        <w:t xml:space="preserve">active</w:t>
+      </w:r>
+      <w:r>
+        <w:br/>
+      </w:r>
+      <w:r>
+        <w:rPr>
+          <w:rStyle w:val="VerbatimChar"/>
+          <w:lang w:val="es-CO"/>
+        </w:rPr>
+        <w:t xml:space="preserve">Clave de root configurada</w:t>
+      </w:r>
+      <w:r>
+        <w:br/>
+      </w:r>
+      <w:r>
+        <w:rPr>
+          <w:rStyle w:val="VerbatimChar"/>
+          <w:lang w:val="es-CO"/>
+        </w:rPr>
+        <w:t xml:space="preserve">== 4/4 Firewall (puerto 3306)</w:t>
+      </w:r>
+      <w:r>
+        <w:br/>
+      </w:r>
+      <w:r>
+        <w:rPr>
+          <w:rStyle w:val="VerbatimChar"/>
+          <w:lang w:val="es-CO"/>
+        </w:rPr>
+        <w:t xml:space="preserve">success</w:t>
+      </w:r>
+      <w:r>
+        <w:br/>
+      </w:r>
+      <w:r>
+        <w:rPr>
+          <w:rStyle w:val="VerbatimChar"/>
+          <w:lang w:val="es-CO"/>
+        </w:rPr>
+        <w:t xml:space="preserve">success</w:t>
+      </w:r>
+      <w:r>
+        <w:br/>
+      </w:r>
+      <w:r>
+        <w:rPr>
+          <w:rStyle w:val="VerbatimChar"/>
+          <w:lang w:val="es-CO"/>
+        </w:rPr>
+        <w:t xml:space="preserve">mysql  Ver 8.4.11 for Linux on x86_64 (Source distribution)</w:t>
+      </w:r>
+      <w:r>
+        <w:br/>
+      </w:r>
+      <w:r>
+        <w:rPr>
+          <w:rStyle w:val="VerbatimChar"/>
+          <w:lang w:val="es-CO"/>
+        </w:rPr>
+        <w:t xml:space="preserve">== MySQL instalado</w:t>
       </w:r>
       <w:r>
         <w:br/>
@@ -1960,7 +1723,7 @@
       <w:pPr>
         <w:pStyle w:val="Heading1"/>
       </w:pPr>
-      <w:bookmarkStart w:id="22" w:name="_439658a7359972cdad6cc93b9b72a8c2ce5d23d"/>
+      <w:bookmarkStart w:id="22" w:name="_configuración"/>
       <w:r>
         <w:rPr>
           <w:rStyle w:val="SectionNumber"/>
@@ -1975,67 +1738,961 @@
         <w:rPr>
           <w:lang w:val="es-CO"/>
         </w:rPr>
-        <w:t xml:space="preserve">Verificación del servicio</w:t>
+        <w:t xml:space="preserve">Configuración</w:t>
       </w:r>
       <w:bookmarkEnd w:id="22"/>
     </w:p>
     <w:p>
       <w:pPr>
-        <w:pStyle w:val="CaptionedFigure"/>
+        <w:pStyle w:val="TableCaption"/>
       </w:pPr>
       <w:r>
-        <w:drawing>
-          <wp:inline>
-            <wp:extent cx="4533900" cy="2254919"/>
-            <wp:effectExtent b="0" l="0" r="0" t="0"/>
-            <wp:docPr descr="Resumen del esquema SIGEVET consultado con SQL*Plus dentro de la VM (vm/scripts/resumen_bd.sh)" title="" id="24" name="Picture"/>
-            <a:graphic>
-              <a:graphicData uri="http://schemas.openxmlformats.org/drawingml/2006/picture">
-                <pic:pic>
-                  <pic:nvPicPr>
-                    <pic:cNvPr descr="diagramas/png/terminal_sqlplus_184214-19Oct2026.png" id="25" name="Picture"/>
-                    <pic:cNvPicPr>
-                      <a:picLocks noChangeArrowheads="1" noChangeAspect="1"/>
-                    </pic:cNvPicPr>
-                  </pic:nvPicPr>
-                  <pic:blipFill>
-                    <a:blip r:embed="rId23"/>
-                    <a:stretch>
-                      <a:fillRect/>
-                    </a:stretch>
-                  </pic:blipFill>
-                  <pic:spPr bwMode="auto">
-                    <a:xfrm>
-                      <a:off x="0" y="0"/>
-                      <a:ext cx="4533900" cy="2254919"/>
-                    </a:xfrm>
-                    <a:prstGeom prst="rect">
-                      <a:avLst/>
-                    </a:prstGeom>
-                    <a:noFill/>
-                    <a:ln w="9525">
-                      <a:noFill/>
-                      <a:headEnd/>
-                      <a:tailEnd/>
-                    </a:ln>
-                  </pic:spPr>
-                </pic:pic>
-              </a:graphicData>
-            </a:graphic>
-          </wp:inline>
-        </w:drawing>
+        <w:rPr>
+          <w:lang w:val="es-CO"/>
+        </w:rPr>
+        <w:t xml:space="preserve">Configuración de MySQL para SIGEVET</w:t>
+      </w:r>
+    </w:p>
+    <w:tbl>
+      <w:tblPr>
+        <w:tblStyle w:val="Table"/>
+        <w:tblW w:type="pct" w:w="5000"/>
+        <w:tblLayout w:type="fixed"/>
+        <w:tblLook w:firstRow="1" w:lastRow="0" w:firstColumn="0" w:lastColumn="0" w:noHBand="0" w:noVBand="0" w:val="0020"/>
+        <w:tblCaption w:val="Configuración de MySQL para SIGEVET"/>
+        <w:tblBorders>
+          <w:top w:val="single" w:sz="4" w:color="A6A6A6"/>
+          <w:left w:val="single" w:sz="4" w:color="A6A6A6"/>
+          <w:bottom w:val="single" w:sz="4" w:color="A6A6A6"/>
+          <w:right w:val="single" w:sz="4" w:color="A6A6A6"/>
+          <w:insideH w:val="single" w:sz="4" w:color="A6A6A6"/>
+          <w:insideV w:val="single" w:sz="4" w:color="A6A6A6"/>
+        </w:tblBorders>
+      </w:tblPr>
+      <w:tblGrid>
+        <w:gridCol w:w="2640"/>
+        <w:gridCol w:w="2640"/>
+        <w:gridCol w:w="2640"/>
+      </w:tblGrid>
+      <w:tr>
+        <w:trPr>
+          <w:tblHeader w:val="on"/>
+        </w:trPr>
+        <w:tc>
+          <w:tcPr>
+            <w:shd w:val="clear" w:fill="FBE5CC"/>
+          </w:tcPr>
+          <w:p>
+            <w:pPr>
+              <w:pStyle w:val="Compact"/>
+            </w:pPr>
+            <w:r>
+              <w:rPr>
+                <w:b/>
+                <w:sz w:val="19"/>
+                <w:lang w:val="es-CO"/>
+              </w:rPr>
+              <w:t xml:space="preserve">Parámetro</w:t>
+            </w:r>
+          </w:p>
+        </w:tc>
+        <w:tc>
+          <w:tcPr>
+            <w:shd w:val="clear" w:fill="FBE5CC"/>
+          </w:tcPr>
+          <w:p>
+            <w:pPr>
+              <w:pStyle w:val="Compact"/>
+            </w:pPr>
+            <w:r>
+              <w:rPr>
+                <w:b/>
+                <w:sz w:val="19"/>
+                <w:lang w:val="es-CO"/>
+              </w:rPr>
+              <w:t xml:space="preserve">Valor</w:t>
+            </w:r>
+          </w:p>
+        </w:tc>
+        <w:tc>
+          <w:tcPr>
+            <w:shd w:val="clear" w:fill="FBE5CC"/>
+          </w:tcPr>
+          <w:p>
+            <w:pPr>
+              <w:pStyle w:val="Compact"/>
+            </w:pPr>
+            <w:r>
+              <w:rPr>
+                <w:b/>
+                <w:sz w:val="19"/>
+                <w:lang w:val="es-CO"/>
+              </w:rPr>
+              <w:t xml:space="preserve">Motivo</w:t>
+            </w:r>
+          </w:p>
+        </w:tc>
+      </w:tr>
+      <w:tr>
+        <w:tc>
+          <w:tcPr/>
+          <w:p>
+            <w:pPr>
+              <w:pStyle w:val="Compact"/>
+            </w:pPr>
+            <w:r>
+              <w:rPr>
+                <w:rStyle w:val="VerbatimChar"/>
+                <w:sz w:val="19"/>
+                <w:lang w:val="es-CO"/>
+              </w:rPr>
+              <w:t xml:space="preserve">bind-address</w:t>
+            </w:r>
+          </w:p>
+        </w:tc>
+        <w:tc>
+          <w:tcPr/>
+          <w:p>
+            <w:pPr>
+              <w:pStyle w:val="Compact"/>
+            </w:pPr>
+            <w:r>
+              <w:rPr>
+                <w:rStyle w:val="VerbatimChar"/>
+                <w:sz w:val="19"/>
+                <w:lang w:val="es-CO"/>
+              </w:rPr>
+              <w:t xml:space="preserve">0.0.0.0</w:t>
+            </w:r>
+          </w:p>
+        </w:tc>
+        <w:tc>
+          <w:tcPr/>
+          <w:p>
+            <w:pPr>
+              <w:pStyle w:val="Compact"/>
+            </w:pPr>
+            <w:r>
+              <w:rPr>
+                <w:sz w:val="19"/>
+                <w:lang w:val="es-CO"/>
+              </w:rPr>
+              <w:t xml:space="preserve">Permite entrar desde Workbench en el anfitrión a través de las interfaces de la VM</w:t>
+            </w:r>
+          </w:p>
+        </w:tc>
+      </w:tr>
+      <w:tr>
+        <w:tc>
+          <w:tcPr/>
+          <w:p>
+            <w:pPr>
+              <w:pStyle w:val="Compact"/>
+            </w:pPr>
+            <w:r>
+              <w:rPr>
+                <w:rStyle w:val="VerbatimChar"/>
+                <w:sz w:val="19"/>
+                <w:lang w:val="es-CO"/>
+              </w:rPr>
+              <w:t xml:space="preserve">character-set-server</w:t>
+            </w:r>
+          </w:p>
+        </w:tc>
+        <w:tc>
+          <w:tcPr/>
+          <w:p>
+            <w:pPr>
+              <w:pStyle w:val="Compact"/>
+            </w:pPr>
+            <w:r>
+              <w:rPr>
+                <w:rStyle w:val="VerbatimChar"/>
+                <w:sz w:val="19"/>
+                <w:lang w:val="es-CO"/>
+              </w:rPr>
+              <w:t xml:space="preserve">utf8mb4</w:t>
+            </w:r>
+          </w:p>
+        </w:tc>
+        <w:tc>
+          <w:tcPr/>
+          <w:p>
+            <w:pPr>
+              <w:pStyle w:val="Compact"/>
+            </w:pPr>
+            <w:r>
+              <w:rPr>
+                <w:sz w:val="19"/>
+                <w:lang w:val="es-CO"/>
+              </w:rPr>
+              <w:t xml:space="preserve">Conserva tildes, ñ y el resto de caracteres Unicode de los datos</w:t>
+            </w:r>
+          </w:p>
+        </w:tc>
+      </w:tr>
+      <w:tr>
+        <w:tc>
+          <w:tcPr/>
+          <w:p>
+            <w:pPr>
+              <w:pStyle w:val="Compact"/>
+            </w:pPr>
+            <w:r>
+              <w:rPr>
+                <w:rStyle w:val="VerbatimChar"/>
+                <w:sz w:val="19"/>
+                <w:lang w:val="es-CO"/>
+              </w:rPr>
+              <w:t xml:space="preserve">collation-server</w:t>
+            </w:r>
+          </w:p>
+        </w:tc>
+        <w:tc>
+          <w:tcPr/>
+          <w:p>
+            <w:pPr>
+              <w:pStyle w:val="Compact"/>
+            </w:pPr>
+            <w:r>
+              <w:rPr>
+                <w:rStyle w:val="VerbatimChar"/>
+                <w:sz w:val="19"/>
+                <w:lang w:val="es-CO"/>
+              </w:rPr>
+              <w:t xml:space="preserve">utf8mb4_0900_ai_ci</w:t>
+            </w:r>
+          </w:p>
+        </w:tc>
+        <w:tc>
+          <w:tcPr/>
+          <w:p>
+            <w:pPr>
+              <w:pStyle w:val="Compact"/>
+            </w:pPr>
+            <w:r>
+              <w:rPr>
+                <w:sz w:val="19"/>
+                <w:lang w:val="es-CO"/>
+              </w:rPr>
+              <w:t xml:space="preserve">Define el cotejamiento de texto, sin distinguir mayúsculas ni acentos en sus comparaciones</w:t>
+            </w:r>
+          </w:p>
+        </w:tc>
+      </w:tr>
+      <w:tr>
+        <w:tc>
+          <w:tcPr/>
+          <w:p>
+            <w:pPr>
+              <w:pStyle w:val="Compact"/>
+            </w:pPr>
+            <w:r>
+              <w:rPr>
+                <w:rStyle w:val="VerbatimChar"/>
+                <w:sz w:val="19"/>
+                <w:lang w:val="es-CO"/>
+              </w:rPr>
+              <w:t xml:space="preserve">default-time-zone</w:t>
+            </w:r>
+          </w:p>
+        </w:tc>
+        <w:tc>
+          <w:tcPr/>
+          <w:p>
+            <w:pPr>
+              <w:pStyle w:val="Compact"/>
+            </w:pPr>
+            <w:r>
+              <w:rPr>
+                <w:rStyle w:val="VerbatimChar"/>
+                <w:sz w:val="19"/>
+                <w:lang w:val="es-CO"/>
+              </w:rPr>
+              <w:t xml:space="preserve">'-05:00'</w:t>
+            </w:r>
+          </w:p>
+        </w:tc>
+        <w:tc>
+          <w:tcPr/>
+          <w:p>
+            <w:pPr>
+              <w:pStyle w:val="Compact"/>
+            </w:pPr>
+            <w:r>
+              <w:rPr>
+                <w:sz w:val="19"/>
+                <w:lang w:val="es-CO"/>
+              </w:rPr>
+              <w:t xml:space="preserve">Usa la zona horaria de Colombia para las fechas y horas de registro</w:t>
+            </w:r>
+          </w:p>
+        </w:tc>
+      </w:tr>
+      <w:tr>
+        <w:tc>
+          <w:tcPr/>
+          <w:p>
+            <w:pPr>
+              <w:pStyle w:val="Compact"/>
+            </w:pPr>
+            <w:r>
+              <w:rPr>
+                <w:rStyle w:val="VerbatimChar"/>
+                <w:sz w:val="19"/>
+                <w:lang w:val="es-CO"/>
+              </w:rPr>
+              <w:t xml:space="preserve">log_bin_trust_function_creators</w:t>
+            </w:r>
+          </w:p>
+        </w:tc>
+        <w:tc>
+          <w:tcPr/>
+          <w:p>
+            <w:pPr>
+              <w:pStyle w:val="Compact"/>
+            </w:pPr>
+            <w:r>
+              <w:rPr>
+                <w:rStyle w:val="VerbatimChar"/>
+                <w:sz w:val="19"/>
+                <w:lang w:val="es-CO"/>
+              </w:rPr>
+              <w:t xml:space="preserve">1</w:t>
+            </w:r>
+          </w:p>
+        </w:tc>
+        <w:tc>
+          <w:tcPr/>
+          <w:p>
+            <w:pPr>
+              <w:pStyle w:val="Compact"/>
+            </w:pPr>
+            <w:r>
+              <w:rPr>
+                <w:sz w:val="19"/>
+                <w:lang w:val="es-CO"/>
+              </w:rPr>
+              <w:t xml:space="preserve">Con el registro binario activo, permite crear funciones y disparadores sin conceder el privilegio global</w:t>
+            </w:r>
+            <w:r>
+              <w:rPr>
+                <w:sz w:val="19"/>
+                <w:lang w:val="es-CO"/>
+              </w:rPr>
+              <w:t xml:space="preserve"> </w:t>
+            </w:r>
+            <w:r>
+              <w:rPr>
+                <w:rStyle w:val="VerbatimChar"/>
+                <w:sz w:val="19"/>
+                <w:lang w:val="es-CO"/>
+              </w:rPr>
+              <w:t xml:space="preserve">SUPER</w:t>
+            </w:r>
+            <w:r>
+              <w:rPr>
+                <w:sz w:val="19"/>
+                <w:lang w:val="es-CO"/>
+              </w:rPr>
+              <w:t xml:space="preserve"> </w:t>
+            </w:r>
+            <w:r>
+              <w:rPr>
+                <w:sz w:val="19"/>
+                <w:lang w:val="es-CO"/>
+              </w:rPr>
+              <w:t xml:space="preserve">a</w:t>
+            </w:r>
+            <w:r>
+              <w:rPr>
+                <w:sz w:val="19"/>
+                <w:lang w:val="es-CO"/>
+              </w:rPr>
+              <w:t xml:space="preserve"> </w:t>
+            </w:r>
+            <w:r>
+              <w:rPr>
+                <w:rStyle w:val="VerbatimChar"/>
+                <w:sz w:val="19"/>
+                <w:lang w:val="es-CO"/>
+              </w:rPr>
+              <w:t xml:space="preserve">vetdb</w:t>
+            </w:r>
+          </w:p>
+        </w:tc>
+      </w:tr>
+    </w:tbl>
+    <w:p>
+      <w:pPr>
+        <w:pStyle w:val="FirstParagraph"/>
+      </w:pPr>
+      <w:r>
+        <w:rPr>
+          <w:lang w:val="es-CO"/>
+        </w:rPr>
+        <w:t xml:space="preserve">El script</w:t>
+      </w:r>
+      <w:r>
+        <w:rPr>
+          <w:lang w:val="es-CO"/>
+        </w:rPr>
+        <w:t xml:space="preserve"> </w:t>
+      </w:r>
+      <w:r>
+        <w:rPr>
+          <w:rStyle w:val="VerbatimChar"/>
+          <w:lang w:val="es-CO"/>
+        </w:rPr>
+        <w:t xml:space="preserve">vm/scripts/evidencias.sh rdbms</w:t>
+      </w:r>
+      <w:r>
+        <w:rPr>
+          <w:lang w:val="es-CO"/>
+        </w:rPr>
+        <w:t xml:space="preserve"> </w:t>
+      </w:r>
+      <w:r>
+        <w:rPr>
+          <w:lang w:val="es-CO"/>
+        </w:rPr>
+        <w:t xml:space="preserve">consulta los paquetes, el estado de</w:t>
+      </w:r>
+      <w:r>
+        <w:rPr>
+          <w:lang w:val="es-CO"/>
+        </w:rPr>
+        <w:t xml:space="preserve"> </w:t>
+      </w:r>
+      <w:r>
+        <w:rPr>
+          <w:rStyle w:val="VerbatimChar"/>
+          <w:lang w:val="es-CO"/>
+        </w:rPr>
+        <w:t xml:space="preserve">mysqld</w:t>
+      </w:r>
+      <w:r>
+        <w:rPr>
+          <w:lang w:val="es-CO"/>
+        </w:rPr>
+        <w:t xml:space="preserve">, la escucha en</w:t>
+      </w:r>
+      <w:r>
+        <w:rPr>
+          <w:lang w:val="es-CO"/>
+        </w:rPr>
+        <w:t xml:space="preserve"> </w:t>
+      </w:r>
+      <w:r>
+        <w:rPr>
+          <w:rStyle w:val="VerbatimChar"/>
+          <w:lang w:val="es-CO"/>
+        </w:rPr>
+        <w:t xml:space="preserve">3306</w:t>
+      </w:r>
+      <w:r>
+        <w:rPr>
+          <w:lang w:val="es-CO"/>
+        </w:rPr>
+        <w:t xml:space="preserve">, el tamaño y los permisos. La salida guardada confirma el servicio habilitado y activo:</w:t>
       </w:r>
     </w:p>
     <w:p>
       <w:pPr>
-        <w:pStyle w:val="ImageCaption"/>
+        <w:pStyle w:val="BodyText"/>
       </w:pPr>
       <w:r>
         <w:rPr>
-          <w:lang w:val="es-CO"/>
-        </w:rPr>
-        <w:t xml:space="preserve">Resumen del esquema SIGEVET consultado con SQL*Plus dentro de la VM (vm/scripts/resumen_bd.sh)</w:t>
-      </w:r>
+          <w:b/>
+          <w:bCs/>
+          <w:lang w:val="es-CO"/>
+        </w:rPr>
+        <w:t xml:space="preserve">Servicio, configuración y base sigevet en MySQL</w:t>
+      </w:r>
+      <w:r>
+        <w:rPr>
+          <w:lang w:val="es-CO"/>
+        </w:rPr>
+        <w:t xml:space="preserve"> </w:t>
+      </w:r>
+      <w:r>
+        <w:rPr>
+          <w:lang w:val="es-CO"/>
+        </w:rPr>
+        <w:t xml:space="preserve">(salida real, archivo</w:t>
+      </w:r>
+      <w:r>
+        <w:rPr>
+          <w:lang w:val="es-CO"/>
+        </w:rPr>
+        <w:t xml:space="preserve"> </w:t>
+      </w:r>
+      <w:r>
+        <w:rPr>
+          <w:rStyle w:val="VerbatimChar"/>
+          <w:lang w:val="es-CO"/>
+        </w:rPr>
+        <w:t xml:space="preserve">vm/logs/05_evidencia_rdbms.log</w:t>
+      </w:r>
+      <w:r>
+        <w:rPr>
+          <w:lang w:val="es-CO"/>
+        </w:rPr>
+        <w:t xml:space="preserve">):</w:t>
+      </w:r>
+    </w:p>
+    <w:p>
+      <w:pPr>
+        <w:pStyle w:val="SourceCode"/>
+      </w:pPr>
+      <w:r>
+        <w:br/>
+      </w:r>
+      <w:r>
+        <w:rPr>
+          <w:rStyle w:val="VerbatimChar"/>
+          <w:lang w:val="es-CO"/>
+        </w:rPr>
+        <w:t xml:space="preserve">$ rpm -q mysql-server mysql</w:t>
+      </w:r>
+      <w:r>
+        <w:br/>
+      </w:r>
+      <w:r>
+        <w:rPr>
+          <w:rStyle w:val="VerbatimChar"/>
+          <w:lang w:val="es-CO"/>
+        </w:rPr>
+        <w:t xml:space="preserve">mysql-server-8.4.11-1.module+el9.8.0+90998+76ddfd45.x86_64</w:t>
+      </w:r>
+      <w:r>
+        <w:br/>
+      </w:r>
+      <w:r>
+        <w:rPr>
+          <w:rStyle w:val="VerbatimChar"/>
+          <w:lang w:val="es-CO"/>
+        </w:rPr>
+        <w:t xml:space="preserve">mysql-8.4.11-1.module+el9.8.0+90998+76ddfd45.x86_64</w:t>
+      </w:r>
+      <w:r>
+        <w:br/>
+      </w:r>
+      <w:r>
+        <w:br/>
+      </w:r>
+      <w:r>
+        <w:rPr>
+          <w:rStyle w:val="VerbatimChar"/>
+          <w:lang w:val="es-CO"/>
+        </w:rPr>
+        <w:t xml:space="preserve">$ systemctl is-enabled mysqld</w:t>
+      </w:r>
+      <w:r>
+        <w:br/>
+      </w:r>
+      <w:r>
+        <w:rPr>
+          <w:rStyle w:val="VerbatimChar"/>
+          <w:lang w:val="es-CO"/>
+        </w:rPr>
+        <w:t xml:space="preserve">enabled</w:t>
+      </w:r>
+      <w:r>
+        <w:br/>
+      </w:r>
+      <w:r>
+        <w:br/>
+      </w:r>
+      <w:r>
+        <w:rPr>
+          <w:rStyle w:val="VerbatimChar"/>
+          <w:lang w:val="es-CO"/>
+        </w:rPr>
+        <w:t xml:space="preserve">$ systemctl is-active mysqld</w:t>
+      </w:r>
+      <w:r>
+        <w:br/>
+      </w:r>
+      <w:r>
+        <w:rPr>
+          <w:rStyle w:val="VerbatimChar"/>
+          <w:lang w:val="es-CO"/>
+        </w:rPr>
+        <w:t xml:space="preserve">active</w:t>
+      </w:r>
+      <w:r>
+        <w:br/>
+      </w:r>
+      <w:r>
+        <w:br/>
+      </w:r>
+      <w:r>
+        <w:rPr>
+          <w:rStyle w:val="VerbatimChar"/>
+          <w:lang w:val="es-CO"/>
+        </w:rPr>
+        <w:t xml:space="preserve">$ cat /etc/my.cnf.d/sigevet.cnf</w:t>
+      </w:r>
+      <w:r>
+        <w:br/>
+      </w:r>
+      <w:r>
+        <w:rPr>
+          <w:rStyle w:val="VerbatimChar"/>
+          <w:lang w:val="es-CO"/>
+        </w:rPr>
+        <w:t xml:space="preserve">[mysqld]</w:t>
+      </w:r>
+      <w:r>
+        <w:br/>
+      </w:r>
+      <w:r>
+        <w:rPr>
+          <w:rStyle w:val="VerbatimChar"/>
+          <w:lang w:val="es-CO"/>
+        </w:rPr>
+        <w:t xml:space="preserve"># escuchar en todas las interfaces para poder entrar desde Workbench en el equipo anfitrión</w:t>
+      </w:r>
+      <w:r>
+        <w:br/>
+      </w:r>
+      <w:r>
+        <w:rPr>
+          <w:rStyle w:val="VerbatimChar"/>
+          <w:lang w:val="es-CO"/>
+        </w:rPr>
+        <w:t xml:space="preserve">bind-address = 0.0.0.0</w:t>
+      </w:r>
+      <w:r>
+        <w:br/>
+      </w:r>
+      <w:r>
+        <w:rPr>
+          <w:rStyle w:val="VerbatimChar"/>
+          <w:lang w:val="es-CO"/>
+        </w:rPr>
+        <w:t xml:space="preserve">character-set-server = utf8mb4</w:t>
+      </w:r>
+      <w:r>
+        <w:br/>
+      </w:r>
+      <w:r>
+        <w:rPr>
+          <w:rStyle w:val="VerbatimChar"/>
+          <w:lang w:val="es-CO"/>
+        </w:rPr>
+        <w:t xml:space="preserve">collation-server = utf8mb4_0900_ai_ci</w:t>
+      </w:r>
+      <w:r>
+        <w:br/>
+      </w:r>
+      <w:r>
+        <w:rPr>
+          <w:rStyle w:val="VerbatimChar"/>
+          <w:lang w:val="es-CO"/>
+        </w:rPr>
+        <w:t xml:space="preserve">default-time-zone = '-05:00'</w:t>
+      </w:r>
+      <w:r>
+        <w:br/>
+      </w:r>
+      <w:r>
+        <w:rPr>
+          <w:rStyle w:val="VerbatimChar"/>
+          <w:lang w:val="es-CO"/>
+        </w:rPr>
+        <w:t xml:space="preserve"># permite que vetdb cree funciones y disparadores sin privilegio SUPER (el binlog está activo)</w:t>
+      </w:r>
+      <w:r>
+        <w:br/>
+      </w:r>
+      <w:r>
+        <w:rPr>
+          <w:rStyle w:val="VerbatimChar"/>
+          <w:lang w:val="es-CO"/>
+        </w:rPr>
+        <w:t xml:space="preserve">log_bin_trust_function_creators = 1</w:t>
+      </w:r>
+      <w:r>
+        <w:br/>
+      </w:r>
+      <w:r>
+        <w:br/>
+      </w:r>
+      <w:r>
+        <w:rPr>
+          <w:rStyle w:val="VerbatimChar"/>
+          <w:lang w:val="es-CO"/>
+        </w:rPr>
+        <w:t xml:space="preserve">$ ss -ltn | grep 3306</w:t>
+      </w:r>
+      <w:r>
+        <w:br/>
+      </w:r>
+      <w:r>
+        <w:rPr>
+          <w:rStyle w:val="VerbatimChar"/>
+          <w:lang w:val="es-CO"/>
+        </w:rPr>
+        <w:t xml:space="preserve">LISTEN 0      151          0.0.0.0:3306       0.0.0.0:*</w:t>
+      </w:r>
+      <w:r>
+        <w:br/>
+      </w:r>
+      <w:r>
+        <w:rPr>
+          <w:rStyle w:val="VerbatimChar"/>
+          <w:lang w:val="es-CO"/>
+        </w:rPr>
+        <w:t xml:space="preserve">LISTEN 0      70                 *:33060            *:*</w:t>
+      </w:r>
+      <w:r>
+        <w:br/>
+      </w:r>
+      <w:r>
+        <w:br/>
+      </w:r>
+      <w:r>
+        <w:rPr>
+          <w:rStyle w:val="VerbatimChar"/>
+          <w:lang w:val="es-CO"/>
+        </w:rPr>
+        <w:t xml:space="preserve">$ mysql -u vetdb -p -t  (versión, base, tamaño y juego de caracteres)</w:t>
+      </w:r>
+      <w:r>
+        <w:br/>
+      </w:r>
+      <w:r>
+        <w:rPr>
+          <w:rStyle w:val="VerbatimChar"/>
+          <w:lang w:val="es-CO"/>
+        </w:rPr>
+        <w:t xml:space="preserve">+---------+---------+---------+</w:t>
+      </w:r>
+      <w:r>
+        <w:br/>
+      </w:r>
+      <w:r>
+        <w:rPr>
+          <w:rStyle w:val="VerbatimChar"/>
+          <w:lang w:val="es-CO"/>
+        </w:rPr>
+        <w:t xml:space="preserve">| version | base    | usuario |</w:t>
+      </w:r>
+      <w:r>
+        <w:br/>
+      </w:r>
+      <w:r>
+        <w:rPr>
+          <w:rStyle w:val="VerbatimChar"/>
+          <w:lang w:val="es-CO"/>
+        </w:rPr>
+        <w:t xml:space="preserve">+---------+---------+---------+</w:t>
+      </w:r>
+      <w:r>
+        <w:br/>
+      </w:r>
+      <w:r>
+        <w:rPr>
+          <w:rStyle w:val="VerbatimChar"/>
+          <w:lang w:val="es-CO"/>
+        </w:rPr>
+        <w:t xml:space="preserve">| 8.4.11  | sigevet | vetdb@% |</w:t>
+      </w:r>
+      <w:r>
+        <w:br/>
+      </w:r>
+      <w:r>
+        <w:rPr>
+          <w:rStyle w:val="VerbatimChar"/>
+          <w:lang w:val="es-CO"/>
+        </w:rPr>
+        <w:t xml:space="preserve">+---------+---------+---------+</w:t>
+      </w:r>
+      <w:r>
+        <w:br/>
+      </w:r>
+      <w:r>
+        <w:rPr>
+          <w:rStyle w:val="VerbatimChar"/>
+          <w:lang w:val="es-CO"/>
+        </w:rPr>
+        <w:t xml:space="preserve">+-----------------+</w:t>
+      </w:r>
+      <w:r>
+        <w:br/>
+      </w:r>
+      <w:r>
+        <w:rPr>
+          <w:rStyle w:val="VerbatimChar"/>
+          <w:lang w:val="es-CO"/>
+        </w:rPr>
+        <w:t xml:space="preserve">| mb_base_sigevet |</w:t>
+      </w:r>
+      <w:r>
+        <w:br/>
+      </w:r>
+      <w:r>
+        <w:rPr>
+          <w:rStyle w:val="VerbatimChar"/>
+          <w:lang w:val="es-CO"/>
+        </w:rPr>
+        <w:t xml:space="preserve">+-----------------+</w:t>
+      </w:r>
+      <w:r>
+        <w:br/>
+      </w:r>
+      <w:r>
+        <w:rPr>
+          <w:rStyle w:val="VerbatimChar"/>
+          <w:lang w:val="es-CO"/>
+        </w:rPr>
+        <w:t xml:space="preserve">|            1.08 |</w:t>
+      </w:r>
+      <w:r>
+        <w:br/>
+      </w:r>
+      <w:r>
+        <w:rPr>
+          <w:rStyle w:val="VerbatimChar"/>
+          <w:lang w:val="es-CO"/>
+        </w:rPr>
+        <w:t xml:space="preserve">+-----------------+</w:t>
+      </w:r>
+      <w:r>
+        <w:br/>
+      </w:r>
+      <w:r>
+        <w:rPr>
+          <w:rStyle w:val="VerbatimChar"/>
+          <w:lang w:val="es-CO"/>
+        </w:rPr>
+        <w:t xml:space="preserve">+---------+--------------------+</w:t>
+      </w:r>
+      <w:r>
+        <w:br/>
+      </w:r>
+      <w:r>
+        <w:rPr>
+          <w:rStyle w:val="VerbatimChar"/>
+          <w:lang w:val="es-CO"/>
+        </w:rPr>
+        <w:t xml:space="preserve">| charset | collation          |</w:t>
+      </w:r>
+      <w:r>
+        <w:br/>
+      </w:r>
+      <w:r>
+        <w:rPr>
+          <w:rStyle w:val="VerbatimChar"/>
+          <w:lang w:val="es-CO"/>
+        </w:rPr>
+        <w:t xml:space="preserve">+---------+--------------------+</w:t>
+      </w:r>
+      <w:r>
+        <w:br/>
+      </w:r>
+      <w:r>
+        <w:rPr>
+          <w:rStyle w:val="VerbatimChar"/>
+          <w:lang w:val="es-CO"/>
+        </w:rPr>
+        <w:t xml:space="preserve">| utf8mb4 | utf8mb4_0900_ai_ci |</w:t>
+      </w:r>
+      <w:r>
+        <w:br/>
+      </w:r>
+      <w:r>
+        <w:rPr>
+          <w:rStyle w:val="VerbatimChar"/>
+          <w:lang w:val="es-CO"/>
+        </w:rPr>
+        <w:t xml:space="preserve">+---------+--------------------+</w:t>
+      </w:r>
+      <w:r>
+        <w:br/>
+      </w:r>
+      <w:r>
+        <w:rPr>
+          <w:rStyle w:val="VerbatimChar"/>
+          <w:lang w:val="es-CO"/>
+        </w:rPr>
+        <w:t xml:space="preserve">+----------------------------------------------------+</w:t>
+      </w:r>
+      <w:r>
+        <w:br/>
+      </w:r>
+      <w:r>
+        <w:rPr>
+          <w:rStyle w:val="VerbatimChar"/>
+          <w:lang w:val="es-CO"/>
+        </w:rPr>
+        <w:t xml:space="preserve">| Grants for vetdb@%                                 |</w:t>
+      </w:r>
+      <w:r>
+        <w:br/>
+      </w:r>
+      <w:r>
+        <w:rPr>
+          <w:rStyle w:val="VerbatimChar"/>
+          <w:lang w:val="es-CO"/>
+        </w:rPr>
+        <w:t xml:space="preserve">+----------------------------------------------------+</w:t>
+      </w:r>
+      <w:r>
+        <w:br/>
+      </w:r>
+      <w:r>
+        <w:rPr>
+          <w:rStyle w:val="VerbatimChar"/>
+          <w:lang w:val="es-CO"/>
+        </w:rPr>
+        <w:t xml:space="preserve">| GRANT USAGE ON *.* TO `vetdb`@`%`                  |</w:t>
+      </w:r>
+      <w:r>
+        <w:br/>
+      </w:r>
+      <w:r>
+        <w:rPr>
+          <w:rStyle w:val="VerbatimChar"/>
+          <w:lang w:val="es-CO"/>
+        </w:rPr>
+        <w:t xml:space="preserve">| GRANT ALL PRIVILEGES ON `sigevet`.* TO `vetdb`@`%` |</w:t>
+      </w:r>
+      <w:r>
+        <w:br/>
+      </w:r>
+      <w:r>
+        <w:rPr>
+          <w:rStyle w:val="VerbatimChar"/>
+          <w:lang w:val="es-CO"/>
+        </w:rPr>
+        <w:t xml:space="preserve">+----------------------------------------------------+</w:t>
+      </w:r>
+    </w:p>
+    <w:p>
+      <w:pPr>
+        <w:pStyle w:val="Heading1"/>
+      </w:pPr>
+      <w:bookmarkStart w:id="23" w:name="_1fc74d8a1276f6f0653b58a7ea41eeca3e80414"/>
+      <w:r>
+        <w:rPr>
+          <w:rStyle w:val="SectionNumber"/>
+          <w:lang w:val="es-CO"/>
+        </w:rPr>
+        <w:t xml:space="preserve">5</w:t>
+      </w:r>
+      <w:r>
+        <w:tab/>
+      </w:r>
+      <w:r>
+        <w:rPr>
+          <w:lang w:val="es-CO"/>
+        </w:rPr>
+        <w:t xml:space="preserve">Usuarios, rol y seguridad</w:t>
+      </w:r>
+      <w:bookmarkEnd w:id="23"/>
     </w:p>
     <w:p>
       <w:pPr>
@@ -2043,11 +2700,10 @@
       </w:pPr>
       <w:r>
         <w:rPr>
-          <w:b/>
-          <w:bCs/>
-          <w:lang w:val="es-CO"/>
-        </w:rPr>
-        <w:t xml:space="preserve">Servicio, procesos y listener de Oracle</w:t>
+          <w:rStyle w:val="VerbatimChar"/>
+          <w:lang w:val="es-CO"/>
+        </w:rPr>
+        <w:t xml:space="preserve">database/01_ddl/00_crear_usuarios.sql</w:t>
       </w:r>
       <w:r>
         <w:rPr>
@@ -2059,7 +2715,7 @@
         <w:rPr>
           <w:lang w:val="es-CO"/>
         </w:rPr>
-        <w:t xml:space="preserve">(salida real, archivo</w:t>
+        <w:t xml:space="preserve">se ejecuta como</w:t>
       </w:r>
       <w:r>
         <w:rPr>
@@ -2072,494 +2728,7 @@
           <w:rStyle w:val="VerbatimChar"/>
           <w:lang w:val="es-CO"/>
         </w:rPr>
-        <w:t xml:space="preserve">vm/logs/05_evidencia_rdbms.log</w:t>
-      </w:r>
-      <w:r>
-        <w:rPr>
-          <w:lang w:val="es-CO"/>
-        </w:rPr>
-        <w:t xml:space="preserve">):</w:t>
-      </w:r>
-    </w:p>
-    <w:p>
-      <w:pPr>
-        <w:pStyle w:val="SourceCode"/>
-      </w:pPr>
-      <w:r>
-        <w:br/>
-      </w:r>
-      <w:r>
-        <w:rPr>
-          <w:rStyle w:val="VerbatimChar"/>
-          <w:lang w:val="es-CO"/>
-        </w:rPr>
-        <w:t xml:space="preserve">$ rpm -qa | grep -iE 'database-free|preinstall'</w:t>
-      </w:r>
-      <w:r>
-        <w:br/>
-      </w:r>
-      <w:r>
-        <w:rPr>
-          <w:rStyle w:val="VerbatimChar"/>
-          <w:lang w:val="es-CO"/>
-        </w:rPr>
-        <w:t xml:space="preserve">oracle-ai-database-preinstall-26ai-1.0-3.el9.x86_64</w:t>
-      </w:r>
-      <w:r>
-        <w:br/>
-      </w:r>
-      <w:r>
-        <w:rPr>
-          <w:rStyle w:val="VerbatimChar"/>
-          <w:lang w:val="es-CO"/>
-        </w:rPr>
-        <w:t xml:space="preserve">oracle-ai-database-free-26ai-23.26.3-1.x86_64</w:t>
-      </w:r>
-      <w:r>
-        <w:br/>
-      </w:r>
-      <w:r>
-        <w:br/>
-      </w:r>
-      <w:r>
-        <w:rPr>
-          <w:rStyle w:val="VerbatimChar"/>
-          <w:lang w:val="es-CO"/>
-        </w:rPr>
-        <w:t xml:space="preserve">$ echo ORACLE_HOME=$ORACLE_HOME</w:t>
-      </w:r>
-      <w:r>
-        <w:br/>
-      </w:r>
-      <w:r>
-        <w:rPr>
-          <w:rStyle w:val="VerbatimChar"/>
-          <w:lang w:val="es-CO"/>
-        </w:rPr>
-        <w:t xml:space="preserve">ORACLE_HOME=/opt/oracle/product/26ai/dbhomeFree</w:t>
-      </w:r>
-      <w:r>
-        <w:br/>
-      </w:r>
-      <w:r>
-        <w:br/>
-      </w:r>
-      <w:r>
-        <w:rPr>
-          <w:rStyle w:val="VerbatimChar"/>
-          <w:lang w:val="es-CO"/>
-        </w:rPr>
-        <w:t xml:space="preserve">$ ls /etc/init.d/ | grep -i oracle</w:t>
-      </w:r>
-      <w:r>
-        <w:br/>
-      </w:r>
-      <w:r>
-        <w:rPr>
-          <w:rStyle w:val="VerbatimChar"/>
-          <w:lang w:val="es-CO"/>
-        </w:rPr>
-        <w:t xml:space="preserve">oracle-free-26ai</w:t>
-      </w:r>
-      <w:r>
-        <w:br/>
-      </w:r>
-      <w:r>
-        <w:br/>
-      </w:r>
-      <w:r>
-        <w:rPr>
-          <w:rStyle w:val="VerbatimChar"/>
-          <w:lang w:val="es-CO"/>
-        </w:rPr>
-        <w:t xml:space="preserve">$ systemctl is-enabled oracle-free-26ai</w:t>
-      </w:r>
-      <w:r>
-        <w:br/>
-      </w:r>
-      <w:r>
-        <w:rPr>
-          <w:rStyle w:val="VerbatimChar"/>
-          <w:lang w:val="es-CO"/>
-        </w:rPr>
-        <w:t xml:space="preserve">oracle-free-26ai.service is not a native service, redirecting to systemd-sysv-install.</w:t>
-      </w:r>
-      <w:r>
-        <w:br/>
-      </w:r>
-      <w:r>
-        <w:rPr>
-          <w:rStyle w:val="VerbatimChar"/>
-          <w:lang w:val="es-CO"/>
-        </w:rPr>
-        <w:t xml:space="preserve">Executing: /usr/lib/systemd/systemd-sysv-install is-enabled oracle-free-26ai</w:t>
-      </w:r>
-      <w:r>
-        <w:br/>
-      </w:r>
-      <w:r>
-        <w:rPr>
-          <w:rStyle w:val="VerbatimChar"/>
-          <w:lang w:val="es-CO"/>
-        </w:rPr>
-        <w:t xml:space="preserve">enabled</w:t>
-      </w:r>
-      <w:r>
-        <w:br/>
-      </w:r>
-      <w:r>
-        <w:br/>
-      </w:r>
-      <w:r>
-        <w:rPr>
-          <w:rStyle w:val="VerbatimChar"/>
-          <w:lang w:val="es-CO"/>
-        </w:rPr>
-        <w:t xml:space="preserve">$ sudo /etc/init.d/oracle-free-26ai status</w:t>
-      </w:r>
-      <w:r>
-        <w:br/>
-      </w:r>
-      <w:r>
-        <w:rPr>
-          <w:rStyle w:val="VerbatimChar"/>
-          <w:lang w:val="es-CO"/>
-        </w:rPr>
-        <w:t xml:space="preserve">Status of the Oracle FREE 26ai service:</w:t>
-      </w:r>
-      <w:r>
-        <w:br/>
-      </w:r>
-      <w:r>
-        <w:br/>
-      </w:r>
-      <w:r>
-        <w:rPr>
-          <w:rStyle w:val="VerbatimChar"/>
-          <w:lang w:val="es-CO"/>
-        </w:rPr>
-        <w:t xml:space="preserve">LISTENER status: RUNNING</w:t>
-      </w:r>
-      <w:r>
-        <w:br/>
-      </w:r>
-      <w:r>
-        <w:rPr>
-          <w:rStyle w:val="VerbatimChar"/>
-          <w:lang w:val="es-CO"/>
-        </w:rPr>
-        <w:t xml:space="preserve">FREE Database status:   RUNNING</w:t>
-      </w:r>
-      <w:r>
-        <w:br/>
-      </w:r>
-      <w:r>
-        <w:br/>
-      </w:r>
-      <w:r>
-        <w:rPr>
-          <w:rStyle w:val="VerbatimChar"/>
-          <w:lang w:val="es-CO"/>
-        </w:rPr>
-        <w:t xml:space="preserve">$ ps -eo user,pid,cmd | grep -E 'pmon|tnslsnr' | grep -v grep</w:t>
-      </w:r>
-      <w:r>
-        <w:br/>
-      </w:r>
-      <w:r>
-        <w:rPr>
-          <w:rStyle w:val="VerbatimChar"/>
-          <w:lang w:val="es-CO"/>
-        </w:rPr>
-        <w:t xml:space="preserve">oracle     32339 /opt/oracle/product/26ai/dbhomeFree/bin/tnslsnr LISTENER -inherit</w:t>
-      </w:r>
-      <w:r>
-        <w:br/>
-      </w:r>
-      <w:r>
-        <w:rPr>
-          <w:rStyle w:val="VerbatimChar"/>
-          <w:lang w:val="es-CO"/>
-        </w:rPr>
-        <w:t xml:space="preserve">oracle     34356 db_pmon_FREE</w:t>
-      </w:r>
-      <w:r>
-        <w:br/>
-      </w:r>
-      <w:r>
-        <w:br/>
-      </w:r>
-      <w:r>
-        <w:rPr>
-          <w:rStyle w:val="VerbatimChar"/>
-          <w:lang w:val="es-CO"/>
-        </w:rPr>
-        <w:t xml:space="preserve">$ sudo -u oracle env ORACLE_HOME=$ORACLE_HOME $ORACLE_HOME/bin/lsnrctl status | grep -E 'Version|Uptime|Listening|Service "(free|freepdb1)'</w:t>
-      </w:r>
-      <w:r>
-        <w:br/>
-      </w:r>
-      <w:r>
-        <w:rPr>
-          <w:rStyle w:val="VerbatimChar"/>
-          <w:lang w:val="es-CO"/>
-        </w:rPr>
-        <w:t xml:space="preserve">LSNRCTL for Linux: Version 23.26.3.0.0 - Production</w:t>
-      </w:r>
-      <w:r>
-        <w:br/>
-      </w:r>
-      <w:r>
-        <w:rPr>
-          <w:rStyle w:val="VerbatimChar"/>
-          <w:lang w:val="es-CO"/>
-        </w:rPr>
-        <w:t xml:space="preserve">Version                   TNSLSNR for Linux: Version 23.26.3.0.0 - Production</w:t>
-      </w:r>
-      <w:r>
-        <w:br/>
-      </w:r>
-      <w:r>
-        <w:rPr>
-          <w:rStyle w:val="VerbatimChar"/>
-          <w:lang w:val="es-CO"/>
-        </w:rPr>
-        <w:t xml:space="preserve">Uptime                    0 days 0 hr. 7 min. 22 sec</w:t>
-      </w:r>
-      <w:r>
-        <w:br/>
-      </w:r>
-      <w:r>
-        <w:rPr>
-          <w:rStyle w:val="VerbatimChar"/>
-          <w:lang w:val="es-CO"/>
-        </w:rPr>
-        <w:t xml:space="preserve">Listening Endpoints Summary...</w:t>
-      </w:r>
-      <w:r>
-        <w:br/>
-      </w:r>
-      <w:r>
-        <w:rPr>
-          <w:rStyle w:val="VerbatimChar"/>
-          <w:lang w:val="es-CO"/>
-        </w:rPr>
-        <w:t xml:space="preserve">Service "freepdb1" has 1 instance(s).</w:t>
-      </w:r>
-      <w:r>
-        <w:br/>
-      </w:r>
-      <w:r>
-        <w:br/>
-      </w:r>
-      <w:r>
-        <w:rPr>
-          <w:rStyle w:val="VerbatimChar"/>
-          <w:lang w:val="es-CO"/>
-        </w:rPr>
-        <w:t xml:space="preserve">$ ss -ltn | grep 1521</w:t>
-      </w:r>
-      <w:r>
-        <w:br/>
-      </w:r>
-      <w:r>
-        <w:rPr>
-          <w:rStyle w:val="VerbatimChar"/>
-          <w:lang w:val="es-CO"/>
-        </w:rPr>
-        <w:t xml:space="preserve">LISTEN 0      1024               *:1521             *:*</w:t>
-      </w:r>
-      <w:r>
-        <w:br/>
-      </w:r>
-      <w:r>
-        <w:br/>
-      </w:r>
-      <w:r>
-        <w:rPr>
-          <w:rStyle w:val="VerbatimChar"/>
-          <w:lang w:val="es-CO"/>
-        </w:rPr>
-        <w:t xml:space="preserve">$ sqlplus -s VETDB/********@localhost:1521/FREEPDB1 @evidencia_rdbms.sql</w:t>
-      </w:r>
-      <w:r>
-        <w:br/>
-      </w:r>
-      <w:r>
-        <w:br/>
-      </w:r>
-      <w:r>
-        <w:rPr>
-          <w:rStyle w:val="VerbatimChar"/>
-          <w:lang w:val="es-CO"/>
-        </w:rPr>
-        <w:t xml:space="preserve">BANNER_FULL</w:t>
-      </w:r>
-      <w:r>
-        <w:br/>
-      </w:r>
-      <w:r>
-        <w:rPr>
-          <w:rStyle w:val="VerbatimChar"/>
-          <w:lang w:val="es-CO"/>
-        </w:rPr>
-        <w:t xml:space="preserve">------------------------------------------------------------------------------------------</w:t>
-      </w:r>
-      <w:r>
-        <w:br/>
-      </w:r>
-      <w:r>
-        <w:rPr>
-          <w:rStyle w:val="VerbatimChar"/>
-          <w:lang w:val="es-CO"/>
-        </w:rPr>
-        <w:t xml:space="preserve">Oracle AI Database 26ai Free Release 23.26.3.0.0 - Develop, Learn, and Run for Free</w:t>
-      </w:r>
-      <w:r>
-        <w:br/>
-      </w:r>
-      <w:r>
-        <w:rPr>
-          <w:rStyle w:val="VerbatimChar"/>
-          <w:lang w:val="es-CO"/>
-        </w:rPr>
-        <w:t xml:space="preserve">Version 23.26.3.0.0</w:t>
-      </w:r>
-      <w:r>
-        <w:br/>
-      </w:r>
-      <w:r>
-        <w:br/>
-      </w:r>
-      <w:r>
-        <w:br/>
-      </w:r>
-      <w:r>
-        <w:rPr>
-          <w:rStyle w:val="VerbatimChar"/>
-          <w:lang w:val="es-CO"/>
-        </w:rPr>
-        <w:t xml:space="preserve">PDB      USUARIO</w:t>
-      </w:r>
-      <w:r>
-        <w:br/>
-      </w:r>
-      <w:r>
-        <w:rPr>
-          <w:rStyle w:val="VerbatimChar"/>
-          <w:lang w:val="es-CO"/>
-        </w:rPr>
-        <w:t xml:space="preserve">------------ ----------</w:t>
-      </w:r>
-      <w:r>
-        <w:br/>
-      </w:r>
-      <w:r>
-        <w:rPr>
-          <w:rStyle w:val="VerbatimChar"/>
-          <w:lang w:val="es-CO"/>
-        </w:rPr>
-        <w:t xml:space="preserve">FREEPDB1     VETDB</w:t>
-      </w:r>
-      <w:r>
-        <w:br/>
-      </w:r>
-      <w:r>
-        <w:br/>
-      </w:r>
-      <w:r>
-        <w:rPr>
-          <w:rStyle w:val="VerbatimChar"/>
-          <w:lang w:val="es-CO"/>
-        </w:rPr>
-        <w:t xml:space="preserve">MB_ESQUEMA_VETDB</w:t>
-      </w:r>
-      <w:r>
-        <w:br/>
-      </w:r>
-      <w:r>
-        <w:rPr>
-          <w:rStyle w:val="VerbatimChar"/>
-          <w:lang w:val="es-CO"/>
-        </w:rPr>
-        <w:t xml:space="preserve">----------------</w:t>
-      </w:r>
-      <w:r>
-        <w:br/>
-      </w:r>
-      <w:r>
-        <w:rPr>
-          <w:rStyle w:val="VerbatimChar"/>
-          <w:lang w:val="es-CO"/>
-        </w:rPr>
-        <w:t xml:space="preserve">        5.81</w:t>
-      </w:r>
-      <w:r>
-        <w:br/>
-      </w:r>
-      <w:r>
-        <w:br/>
-      </w:r>
-      <w:r>
-        <w:rPr>
-          <w:rStyle w:val="VerbatimChar"/>
-          <w:lang w:val="es-CO"/>
-        </w:rPr>
-        <w:t xml:space="preserve">CHARSET</w:t>
-      </w:r>
-      <w:r>
-        <w:br/>
-      </w:r>
-      <w:r>
-        <w:rPr>
-          <w:rStyle w:val="VerbatimChar"/>
-          <w:lang w:val="es-CO"/>
-        </w:rPr>
-        <w:t xml:space="preserve">------------</w:t>
-      </w:r>
-      <w:r>
-        <w:br/>
-      </w:r>
-      <w:r>
-        <w:rPr>
-          <w:rStyle w:val="VerbatimChar"/>
-          <w:lang w:val="es-CO"/>
-        </w:rPr>
-        <w:t xml:space="preserve">AL32UTF8</w:t>
-      </w:r>
-    </w:p>
-    <w:p>
-      <w:pPr>
-        <w:pStyle w:val="Heading1"/>
-      </w:pPr>
-      <w:bookmarkStart w:id="26" w:name="_1fc74d8a1276f6f0653b58a7ea41eeca3e80414"/>
-      <w:r>
-        <w:rPr>
-          <w:rStyle w:val="SectionNumber"/>
-          <w:lang w:val="es-CO"/>
-        </w:rPr>
-        <w:t xml:space="preserve">5</w:t>
-      </w:r>
-      <w:r>
-        <w:tab/>
-      </w:r>
-      <w:r>
-        <w:rPr>
-          <w:lang w:val="es-CO"/>
-        </w:rPr>
-        <w:t xml:space="preserve">Usuarios, rol y seguridad</w:t>
-      </w:r>
-      <w:bookmarkEnd w:id="26"/>
-    </w:p>
-    <w:p>
-      <w:pPr>
-        <w:pStyle w:val="FirstParagraph"/>
-      </w:pPr>
-      <w:r>
-        <w:rPr>
-          <w:lang w:val="es-CO"/>
-        </w:rPr>
-        <w:t xml:space="preserve">Se aplicó el principio de</w:t>
+        <w:t xml:space="preserve">root</w:t>
       </w:r>
       <w:r>
         <w:rPr>
@@ -2569,17 +2738,9 @@
       </w:r>
       <w:r>
         <w:rPr>
-          <w:b/>
-          <w:bCs/>
-          <w:lang w:val="es-CO"/>
-        </w:rPr>
-        <w:t xml:space="preserve">mínimo privilegio</w:t>
-      </w:r>
-      <w:r>
-        <w:rPr>
-          <w:lang w:val="es-CO"/>
-        </w:rPr>
-        <w:t xml:space="preserve">: el esquema tiene un dueño y la aplicación web usa otro usuario que</w:t>
+          <w:lang w:val="es-CO"/>
+        </w:rPr>
+        <w:t xml:space="preserve">mediante</w:t>
       </w:r>
       <w:r>
         <w:rPr>
@@ -2589,9 +2750,16 @@
       </w:r>
       <w:r>
         <w:rPr>
-          <w:lang w:val="es-CO"/>
-        </w:rPr>
-        <w:t xml:space="preserve">solo puede leer.</w:t>
+          <w:rStyle w:val="VerbatimChar"/>
+          <w:lang w:val="es-CO"/>
+        </w:rPr>
+        <w:t xml:space="preserve">vm/scripts/cargar_bd.sh</w:t>
+      </w:r>
+      <w:r>
+        <w:rPr>
+          <w:lang w:val="es-CO"/>
+        </w:rPr>
+        <w:t xml:space="preserve">. Crea la base y separa la administración de los objetos del acceso de la aplicación:</w:t>
       </w:r>
     </w:p>
     <w:p>
@@ -2698,37 +2866,37 @@
                 <w:sz w:val="19"/>
                 <w:lang w:val="es-CO"/>
               </w:rPr>
-              <w:t xml:space="preserve">SYSTEM</w:t>
-            </w:r>
-          </w:p>
-        </w:tc>
-        <w:tc>
-          <w:tcPr/>
-          <w:p>
-            <w:pPr>
-              <w:pStyle w:val="Compact"/>
-            </w:pPr>
-            <w:r>
-              <w:rPr>
-                <w:sz w:val="19"/>
-                <w:lang w:val="es-CO"/>
-              </w:rPr>
-              <w:t xml:space="preserve">Administrador de la base de datos</w:t>
-            </w:r>
-          </w:p>
-        </w:tc>
-        <w:tc>
-          <w:tcPr/>
-          <w:p>
-            <w:pPr>
-              <w:pStyle w:val="Compact"/>
-            </w:pPr>
-            <w:r>
-              <w:rPr>
-                <w:sz w:val="19"/>
-                <w:lang w:val="es-CO"/>
-              </w:rPr>
-              <w:t xml:space="preserve">Solo para crear los usuarios del proyecto</w:t>
+              <w:t xml:space="preserve">root@localhost</w:t>
+            </w:r>
+          </w:p>
+        </w:tc>
+        <w:tc>
+          <w:tcPr/>
+          <w:p>
+            <w:pPr>
+              <w:pStyle w:val="Compact"/>
+            </w:pPr>
+            <w:r>
+              <w:rPr>
+                <w:sz w:val="19"/>
+                <w:lang w:val="es-CO"/>
+              </w:rPr>
+              <w:t xml:space="preserve">Administración del servidor</w:t>
+            </w:r>
+          </w:p>
+        </w:tc>
+        <w:tc>
+          <w:tcPr/>
+          <w:p>
+            <w:pPr>
+              <w:pStyle w:val="Compact"/>
+            </w:pPr>
+            <w:r>
+              <w:rPr>
+                <w:sz w:val="19"/>
+                <w:lang w:val="es-CO"/>
+              </w:rPr>
+              <w:t xml:space="preserve">Instalación y creación inicial de usuarios</w:t>
             </w:r>
           </w:p>
         </w:tc>
@@ -2746,7 +2914,7 @@
                 <w:sz w:val="19"/>
                 <w:lang w:val="es-CO"/>
               </w:rPr>
-              <w:t xml:space="preserve">VETDB</w:t>
+              <w:t xml:space="preserve">vetdb@%</w:t>
             </w:r>
           </w:p>
         </w:tc>
@@ -2762,14 +2930,22 @@
                 <w:sz w:val="19"/>
                 <w:lang w:val="es-CO"/>
               </w:rPr>
-              <w:t xml:space="preserve">CREATE SESSION, CREATE TABLE, CREATE VIEW, CREATE SEQUENCE, CREATE PROCEDURE, CREATE TRIGGER</w:t>
-            </w:r>
-            <w:r>
-              <w:rPr>
-                <w:sz w:val="19"/>
-                <w:lang w:val="es-CO"/>
-              </w:rPr>
-              <w:t xml:space="preserve">; cuota ilimitada en el tablespace</w:t>
+              <w:t xml:space="preserve">ALL PRIVILEGES ON sigevet.*</w:t>
+            </w:r>
+          </w:p>
+        </w:tc>
+        <w:tc>
+          <w:tcPr/>
+          <w:p>
+            <w:pPr>
+              <w:pStyle w:val="Compact"/>
+            </w:pPr>
+            <w:r>
+              <w:rPr>
+                <w:sz w:val="19"/>
+                <w:lang w:val="es-CO"/>
+              </w:rPr>
+              <w:t xml:space="preserve">Dueño de los objetos; sus permisos se limitan a la base</w:t>
             </w:r>
             <w:r>
               <w:rPr>
@@ -2784,22 +2960,7 @@
                 <w:sz w:val="19"/>
                 <w:lang w:val="es-CO"/>
               </w:rPr>
-              <w:t xml:space="preserve">USERS</w:t>
-            </w:r>
-          </w:p>
-        </w:tc>
-        <w:tc>
-          <w:tcPr/>
-          <w:p>
-            <w:pPr>
-              <w:pStyle w:val="Compact"/>
-            </w:pPr>
-            <w:r>
-              <w:rPr>
-                <w:sz w:val="19"/>
-                <w:lang w:val="es-CO"/>
-              </w:rPr>
-              <w:t xml:space="preserve">Dueño de las 22 tablas, vistas, secuencias, funciones y disparadores</w:t>
+              <w:t xml:space="preserve">sigevet</w:t>
             </w:r>
           </w:p>
         </w:tc>
@@ -2817,7 +2978,7 @@
                 <w:sz w:val="19"/>
                 <w:lang w:val="es-CO"/>
               </w:rPr>
-              <w:t xml:space="preserve">ROL_SIGEVET_LECTURA</w:t>
+              <w:t xml:space="preserve">rol_sigevet_lectura@%</w:t>
             </w:r>
           </w:p>
         </w:tc>
@@ -2833,51 +2994,22 @@
                 <w:sz w:val="19"/>
                 <w:lang w:val="es-CO"/>
               </w:rPr>
-              <w:t xml:space="preserve">SELECT</w:t>
-            </w:r>
-            <w:r>
-              <w:rPr>
-                <w:sz w:val="19"/>
-                <w:lang w:val="es-CO"/>
-              </w:rPr>
-              <w:t xml:space="preserve"> </w:t>
-            </w:r>
-            <w:r>
-              <w:rPr>
-                <w:sz w:val="19"/>
-                <w:lang w:val="es-CO"/>
-              </w:rPr>
-              <w:t xml:space="preserve">sobre todas las tablas y vistas de</w:t>
-            </w:r>
-            <w:r>
-              <w:rPr>
-                <w:sz w:val="19"/>
-                <w:lang w:val="es-CO"/>
-              </w:rPr>
-              <w:t xml:space="preserve"> </w:t>
-            </w:r>
-            <w:r>
-              <w:rPr>
-                <w:rStyle w:val="VerbatimChar"/>
-                <w:sz w:val="19"/>
-                <w:lang w:val="es-CO"/>
-              </w:rPr>
-              <w:t xml:space="preserve">VETDB</w:t>
-            </w:r>
-          </w:p>
-        </w:tc>
-        <w:tc>
-          <w:tcPr/>
-          <w:p>
-            <w:pPr>
-              <w:pStyle w:val="Compact"/>
-            </w:pPr>
-            <w:r>
-              <w:rPr>
-                <w:sz w:val="19"/>
-                <w:lang w:val="es-CO"/>
-              </w:rPr>
-              <w:t xml:space="preserve">Agrupa los permisos de lectura</w:t>
+              <w:t xml:space="preserve">SELECT, SHOW VIEW ON sigevet.*</w:t>
+            </w:r>
+          </w:p>
+        </w:tc>
+        <w:tc>
+          <w:tcPr/>
+          <w:p>
+            <w:pPr>
+              <w:pStyle w:val="Compact"/>
+            </w:pPr>
+            <w:r>
+              <w:rPr>
+                <w:sz w:val="19"/>
+                <w:lang w:val="es-CO"/>
+              </w:rPr>
+              <w:t xml:space="preserve">Agrupa los permisos para consultar tablas y vistas</w:t>
             </w:r>
           </w:p>
         </w:tc>
@@ -2895,7 +3027,7 @@
                 <w:sz w:val="19"/>
                 <w:lang w:val="es-CO"/>
               </w:rPr>
-              <w:t xml:space="preserve">VET_APP</w:t>
+              <w:t xml:space="preserve">vet_app@%</w:t>
             </w:r>
           </w:p>
         </w:tc>
@@ -2911,7 +3043,7 @@
                 <w:sz w:val="19"/>
                 <w:lang w:val="es-CO"/>
               </w:rPr>
-              <w:t xml:space="preserve">CREATE SESSION</w:t>
+              <w:t xml:space="preserve">rol_sigevet_lectura</w:t>
             </w:r>
             <w:r>
               <w:rPr>
@@ -2925,37 +3057,22 @@
                 <w:sz w:val="19"/>
                 <w:lang w:val="es-CO"/>
               </w:rPr>
-              <w:t xml:space="preserve">+</w:t>
-            </w:r>
-            <w:r>
-              <w:rPr>
-                <w:sz w:val="19"/>
-                <w:lang w:val="es-CO"/>
-              </w:rPr>
-              <w:t xml:space="preserve"> </w:t>
-            </w:r>
-            <w:r>
-              <w:rPr>
-                <w:rStyle w:val="VerbatimChar"/>
-                <w:sz w:val="19"/>
-                <w:lang w:val="es-CO"/>
-              </w:rPr>
-              <w:t xml:space="preserve">ROL_SIGEVET_LECTURA</w:t>
-            </w:r>
-          </w:p>
-        </w:tc>
-        <w:tc>
-          <w:tcPr/>
-          <w:p>
-            <w:pPr>
-              <w:pStyle w:val="Compact"/>
-            </w:pPr>
-            <w:r>
-              <w:rPr>
-                <w:sz w:val="19"/>
-                <w:lang w:val="es-CO"/>
-              </w:rPr>
-              <w:t xml:space="preserve">Usuario de la aplicación web: no puede insertar, modificar ni borrar</w:t>
+              <w:t xml:space="preserve">como rol por defecto</w:t>
+            </w:r>
+          </w:p>
+        </w:tc>
+        <w:tc>
+          <w:tcPr/>
+          <w:p>
+            <w:pPr>
+              <w:pStyle w:val="Compact"/>
+            </w:pPr>
+            <w:r>
+              <w:rPr>
+                <w:sz w:val="19"/>
+                <w:lang w:val="es-CO"/>
+              </w:rPr>
+              <w:t xml:space="preserve">Conexión de la aplicación web, solo lectura</w:t>
             </w:r>
           </w:p>
         </w:tc>
@@ -2969,7 +3086,7 @@
         <w:rPr>
           <w:lang w:val="es-CO"/>
         </w:rPr>
-        <w:t xml:space="preserve">Los usuarios se crean con</w:t>
+        <w:t xml:space="preserve">Los usuarios</w:t>
       </w:r>
       <w:r>
         <w:rPr>
@@ -2982,7 +3099,7 @@
           <w:rStyle w:val="VerbatimChar"/>
           <w:lang w:val="es-CO"/>
         </w:rPr>
-        <w:t xml:space="preserve">database/01_ddl/00_crear_usuarios.sql</w:t>
+        <w:t xml:space="preserve">vetdb</w:t>
       </w:r>
       <w:r>
         <w:rPr>
@@ -2994,7 +3111,7 @@
         <w:rPr>
           <w:lang w:val="es-CO"/>
         </w:rPr>
-        <w:t xml:space="preserve">(como SYSTEM) y los permisos de lectura con</w:t>
+        <w:t xml:space="preserve">y</w:t>
       </w:r>
       <w:r>
         <w:rPr>
@@ -3007,7 +3124,7 @@
           <w:rStyle w:val="VerbatimChar"/>
           <w:lang w:val="es-CO"/>
         </w:rPr>
-        <w:t xml:space="preserve">database/03_varios/03_permisos_lectura.sql</w:t>
+        <w:t xml:space="preserve">vet_app</w:t>
       </w:r>
       <w:r>
         <w:rPr>
@@ -3019,7 +3136,89 @@
         <w:rPr>
           <w:lang w:val="es-CO"/>
         </w:rPr>
-        <w:t xml:space="preserve">(como VETDB). Las claves se guardan solo en el archivo local</w:t>
+        <w:t xml:space="preserve">aceptan conexiones desde otros equipos mediante</w:t>
+      </w:r>
+      <w:r>
+        <w:rPr>
+          <w:lang w:val="es-CO"/>
+        </w:rPr>
+        <w:t xml:space="preserve"> </w:t>
+      </w:r>
+      <w:r>
+        <w:rPr>
+          <w:rStyle w:val="VerbatimChar"/>
+          <w:lang w:val="es-CO"/>
+        </w:rPr>
+        <w:t xml:space="preserve">%</w:t>
+      </w:r>
+      <w:r>
+        <w:rPr>
+          <w:lang w:val="es-CO"/>
+        </w:rPr>
+        <w:t xml:space="preserve">. El rol se declara sin host, lo que equivale a</w:t>
+      </w:r>
+      <w:r>
+        <w:rPr>
+          <w:lang w:val="es-CO"/>
+        </w:rPr>
+        <w:t xml:space="preserve"> </w:t>
+      </w:r>
+      <w:r>
+        <w:rPr>
+          <w:rStyle w:val="VerbatimChar"/>
+          <w:lang w:val="es-CO"/>
+        </w:rPr>
+        <w:t xml:space="preserve">%</w:t>
+      </w:r>
+      <w:r>
+        <w:rPr>
+          <w:lang w:val="es-CO"/>
+        </w:rPr>
+        <w:t xml:space="preserve">. Esto permite usar las cuentas desde Workbench;</w:t>
+      </w:r>
+      <w:r>
+        <w:rPr>
+          <w:lang w:val="es-CO"/>
+        </w:rPr>
+        <w:t xml:space="preserve"> </w:t>
+      </w:r>
+      <w:r>
+        <w:rPr>
+          <w:rStyle w:val="VerbatimChar"/>
+          <w:lang w:val="es-CO"/>
+        </w:rPr>
+        <w:t xml:space="preserve">root</w:t>
+      </w:r>
+      <w:r>
+        <w:rPr>
+          <w:lang w:val="es-CO"/>
+        </w:rPr>
+        <w:t xml:space="preserve"> </w:t>
+      </w:r>
+      <w:r>
+        <w:rPr>
+          <w:lang w:val="es-CO"/>
+        </w:rPr>
+        <w:t xml:space="preserve">permanece en</w:t>
+      </w:r>
+      <w:r>
+        <w:rPr>
+          <w:lang w:val="es-CO"/>
+        </w:rPr>
+        <w:t xml:space="preserve"> </w:t>
+      </w:r>
+      <w:r>
+        <w:rPr>
+          <w:rStyle w:val="VerbatimChar"/>
+          <w:lang w:val="es-CO"/>
+        </w:rPr>
+        <w:t xml:space="preserve">localhost</w:t>
+      </w:r>
+      <w:r>
+        <w:rPr>
+          <w:lang w:val="es-CO"/>
+        </w:rPr>
+        <w:t xml:space="preserve">. Las claves están en</w:t>
       </w:r>
       <w:r>
         <w:rPr>
@@ -3045,7 +3244,7 @@
       <w:pPr>
         <w:pStyle w:val="Heading1"/>
       </w:pPr>
-      <w:bookmarkStart w:id="27" w:name="_d70256448105f1972f66a1d6795d07c296e8d88"/>
+      <w:bookmarkStart w:id="24" w:name="_d70256448105f1972f66a1d6795d07c296e8d88"/>
       <w:r>
         <w:rPr>
           <w:rStyle w:val="SectionNumber"/>
@@ -3062,7 +3261,7 @@
         </w:rPr>
         <w:t xml:space="preserve">Prueba de conexión y de privilegios</w:t>
       </w:r>
-      <w:bookmarkEnd w:id="27"/>
+      <w:bookmarkEnd w:id="24"/>
     </w:p>
     <w:p>
       <w:pPr>
@@ -3072,7 +3271,7 @@
         <w:rPr>
           <w:lang w:val="es-CO"/>
         </w:rPr>
-        <w:t xml:space="preserve">Con el script</w:t>
+        <w:t xml:space="preserve">La evidencia de</w:t>
       </w:r>
       <w:r>
         <w:rPr>
@@ -3085,7 +3284,7 @@
           <w:rStyle w:val="VerbatimChar"/>
           <w:lang w:val="es-CO"/>
         </w:rPr>
-        <w:t xml:space="preserve">vm/scripts/prueba_vet_app.sql</w:t>
+        <w:t xml:space="preserve">vm/scripts/evidencias.sh vet_app</w:t>
       </w:r>
       <w:r>
         <w:rPr>
@@ -3097,7 +3296,7 @@
         <w:rPr>
           <w:lang w:val="es-CO"/>
         </w:rPr>
-        <w:t xml:space="preserve">(SQL*Plus como</w:t>
+        <w:t xml:space="preserve">muestra que</w:t>
       </w:r>
       <w:r>
         <w:rPr>
@@ -3110,13 +3309,127 @@
           <w:rStyle w:val="VerbatimChar"/>
           <w:lang w:val="es-CO"/>
         </w:rPr>
-        <w:t xml:space="preserve">VET_APP</w:t>
-      </w:r>
-      <w:r>
-        <w:rPr>
-          <w:lang w:val="es-CO"/>
-        </w:rPr>
-        <w:t xml:space="preserve">) se verificó que el usuario de la aplicación lee los datos del esquema pero no puede modificarlos ni borrarlos:</w:t>
+        <w:t xml:space="preserve">vet_app</w:t>
+      </w:r>
+      <w:r>
+        <w:rPr>
+          <w:lang w:val="es-CO"/>
+        </w:rPr>
+        <w:t xml:space="preserve"> </w:t>
+      </w:r>
+      <w:r>
+        <w:rPr>
+          <w:lang w:val="es-CO"/>
+        </w:rPr>
+        <w:t xml:space="preserve">puede leer los datos y tiene activo el rol de lectura. Los intentos de</w:t>
+      </w:r>
+      <w:r>
+        <w:rPr>
+          <w:lang w:val="es-CO"/>
+        </w:rPr>
+        <w:t xml:space="preserve"> </w:t>
+      </w:r>
+      <w:r>
+        <w:rPr>
+          <w:rStyle w:val="VerbatimChar"/>
+          <w:lang w:val="es-CO"/>
+        </w:rPr>
+        <w:t xml:space="preserve">DELETE</w:t>
+      </w:r>
+      <w:r>
+        <w:rPr>
+          <w:lang w:val="es-CO"/>
+        </w:rPr>
+        <w:t xml:space="preserve">,</w:t>
+      </w:r>
+      <w:r>
+        <w:rPr>
+          <w:lang w:val="es-CO"/>
+        </w:rPr>
+        <w:t xml:space="preserve"> </w:t>
+      </w:r>
+      <w:r>
+        <w:rPr>
+          <w:rStyle w:val="VerbatimChar"/>
+          <w:lang w:val="es-CO"/>
+        </w:rPr>
+        <w:t xml:space="preserve">UPDATE</w:t>
+      </w:r>
+      <w:r>
+        <w:rPr>
+          <w:lang w:val="es-CO"/>
+        </w:rPr>
+        <w:t xml:space="preserve">,</w:t>
+      </w:r>
+      <w:r>
+        <w:rPr>
+          <w:lang w:val="es-CO"/>
+        </w:rPr>
+        <w:t xml:space="preserve"> </w:t>
+      </w:r>
+      <w:r>
+        <w:rPr>
+          <w:rStyle w:val="VerbatimChar"/>
+          <w:lang w:val="es-CO"/>
+        </w:rPr>
+        <w:t xml:space="preserve">INSERT</w:t>
+      </w:r>
+      <w:r>
+        <w:rPr>
+          <w:lang w:val="es-CO"/>
+        </w:rPr>
+        <w:t xml:space="preserve"> </w:t>
+      </w:r>
+      <w:r>
+        <w:rPr>
+          <w:lang w:val="es-CO"/>
+        </w:rPr>
+        <w:t xml:space="preserve">y</w:t>
+      </w:r>
+      <w:r>
+        <w:rPr>
+          <w:lang w:val="es-CO"/>
+        </w:rPr>
+        <w:t xml:space="preserve"> </w:t>
+      </w:r>
+      <w:r>
+        <w:rPr>
+          <w:rStyle w:val="VerbatimChar"/>
+          <w:lang w:val="es-CO"/>
+        </w:rPr>
+        <w:t xml:space="preserve">DROP</w:t>
+      </w:r>
+      <w:r>
+        <w:rPr>
+          <w:lang w:val="es-CO"/>
+        </w:rPr>
+        <w:t xml:space="preserve"> </w:t>
+      </w:r>
+      <w:r>
+        <w:rPr>
+          <w:lang w:val="es-CO"/>
+        </w:rPr>
+        <w:t xml:space="preserve">son rechazados con el</w:t>
+      </w:r>
+      <w:r>
+        <w:rPr>
+          <w:lang w:val="es-CO"/>
+        </w:rPr>
+        <w:t xml:space="preserve"> </w:t>
+      </w:r>
+      <w:r>
+        <w:rPr>
+          <w:b/>
+          <w:bCs/>
+          <w:lang w:val="es-CO"/>
+        </w:rPr>
+        <w:t xml:space="preserve">error 1142</w:t>
+      </w:r>
+      <w:r>
+        <w:rPr>
+          <w:lang w:val="es-CO"/>
+        </w:rPr>
+        <w:t xml:space="preserve">:</w:t>
       </w:r>
     </w:p>
     <w:p>
@@ -3129,7 +3442,7 @@
           <w:bCs/>
           <w:lang w:val="es-CO"/>
         </w:rPr>
-        <w:t xml:space="preserve">Conexión y privilegios del usuario VET_APP</w:t>
+        <w:t xml:space="preserve">Conexión y privilegios del usuario vet_app</w:t>
       </w:r>
       <w:r>
         <w:rPr>
@@ -3172,177 +3485,331 @@
           <w:rStyle w:val="VerbatimChar"/>
           <w:lang w:val="es-CO"/>
         </w:rPr>
-        <w:t xml:space="preserve">$ sqlplus -s VET_APP/********@localhost:1521/FREEPDB1 @vm/scripts/prueba_vet_app.sql</w:t>
-      </w:r>
-      <w:r>
-        <w:br/>
-      </w:r>
-      <w:r>
-        <w:br/>
-      </w:r>
-      <w:r>
-        <w:rPr>
-          <w:rStyle w:val="VerbatimChar"/>
-          <w:lang w:val="es-CO"/>
-        </w:rPr>
-        <w:t xml:space="preserve">USUARIO    PDB</w:t>
-      </w:r>
-      <w:r>
-        <w:br/>
-      </w:r>
-      <w:r>
-        <w:rPr>
-          <w:rStyle w:val="VerbatimChar"/>
-          <w:lang w:val="es-CO"/>
-        </w:rPr>
-        <w:t xml:space="preserve">---------- ----------</w:t>
-      </w:r>
-      <w:r>
-        <w:br/>
-      </w:r>
-      <w:r>
-        <w:rPr>
-          <w:rStyle w:val="VerbatimChar"/>
-          <w:lang w:val="es-CO"/>
-        </w:rPr>
-        <w:t xml:space="preserve">VET_APP    FREEPDB1</w:t>
-      </w:r>
-      <w:r>
-        <w:br/>
-      </w:r>
-      <w:r>
-        <w:br/>
-      </w:r>
-      <w:r>
-        <w:rPr>
-          <w:rStyle w:val="VerbatimChar"/>
-          <w:lang w:val="es-CO"/>
-        </w:rPr>
-        <w:t xml:space="preserve">  MASCOTAS  CITAS   FACTURAS</w:t>
-      </w:r>
-      <w:r>
-        <w:br/>
-      </w:r>
-      <w:r>
-        <w:rPr>
-          <w:rStyle w:val="VerbatimChar"/>
-          <w:lang w:val="es-CO"/>
-        </w:rPr>
-        <w:t xml:space="preserve">---------- ---------- ----------</w:t>
-      </w:r>
-      <w:r>
-        <w:br/>
-      </w:r>
-      <w:r>
-        <w:rPr>
-          <w:rStyle w:val="VerbatimChar"/>
-          <w:lang w:val="es-CO"/>
-        </w:rPr>
-        <w:t xml:space="preserve">    59    144        109</w:t>
-      </w:r>
-      <w:r>
-        <w:br/>
-      </w:r>
-      <w:r>
-        <w:br/>
-      </w:r>
-      <w:r>
-        <w:rPr>
-          <w:rStyle w:val="VerbatimChar"/>
-          <w:lang w:val="es-CO"/>
-        </w:rPr>
-        <w:t xml:space="preserve">NOMBRE</w:t>
-      </w:r>
-      <w:r>
-        <w:br/>
-      </w:r>
-      <w:r>
-        <w:rPr>
-          <w:rStyle w:val="VerbatimChar"/>
-          <w:lang w:val="es-CO"/>
-        </w:rPr>
-        <w:t xml:space="preserve">--------------------</w:t>
-      </w:r>
-      <w:r>
-        <w:br/>
-      </w:r>
-      <w:r>
-        <w:rPr>
-          <w:rStyle w:val="VerbatimChar"/>
-          <w:lang w:val="es-CO"/>
-        </w:rPr>
-        <w:t xml:space="preserve">Bogotá D.C.</w:t>
-      </w:r>
-      <w:r>
-        <w:br/>
-      </w:r>
-      <w:r>
-        <w:rPr>
-          <w:rStyle w:val="VerbatimChar"/>
-          <w:lang w:val="es-CO"/>
-        </w:rPr>
-        <w:t xml:space="preserve">Chía</w:t>
-      </w:r>
-      <w:r>
-        <w:br/>
-      </w:r>
-      <w:r>
-        <w:rPr>
-          <w:rStyle w:val="VerbatimChar"/>
-          <w:lang w:val="es-CO"/>
-        </w:rPr>
-        <w:t xml:space="preserve">RECHAZADO: DELETE FROM VETDB.MASCOTA -&gt; ORA-41900: missing DELETE privilege on "VETDB"."MASCOTA"</w:t>
-      </w:r>
-      <w:r>
-        <w:br/>
-      </w:r>
-      <w:r>
-        <w:rPr>
-          <w:rStyle w:val="VerbatimChar"/>
-          <w:lang w:val="es-CO"/>
-        </w:rPr>
-        <w:t xml:space="preserve">RECHAZADO: UPDATE VETDB.SERVICIO SET precio = 1 -&gt; ORA-41900: missing UPDATE privilege on</w:t>
-      </w:r>
-      <w:r>
-        <w:br/>
-      </w:r>
-      <w:r>
-        <w:rPr>
-          <w:rStyle w:val="VerbatimChar"/>
-          <w:lang w:val="es-CO"/>
-        </w:rPr>
-        <w:t xml:space="preserve">"VETDB"."SERVICIO"</w:t>
-      </w:r>
-      <w:r>
-        <w:br/>
-      </w:r>
-      <w:r>
-        <w:rPr>
-          <w:rStyle w:val="VerbatimChar"/>
-          <w:lang w:val="es-CO"/>
-        </w:rPr>
-        <w:t xml:space="preserve">RECHAZADO: INSERT INTO VETDB.ESPECIE VALUES (99, 'Prueba') -&gt; ORA-41900: missing INSERT privilege on</w:t>
-      </w:r>
-      <w:r>
-        <w:br/>
-      </w:r>
-      <w:r>
-        <w:rPr>
-          <w:rStyle w:val="VerbatimChar"/>
-          <w:lang w:val="es-CO"/>
-        </w:rPr>
-        <w:t xml:space="preserve">"VETDB"."ESPECIE"</w:t>
-      </w:r>
-      <w:r>
-        <w:br/>
-      </w:r>
-      <w:r>
-        <w:rPr>
-          <w:rStyle w:val="VerbatimChar"/>
-          <w:lang w:val="es-CO"/>
-        </w:rPr>
-        <w:t xml:space="preserve">RECHAZADO: DROP TABLE VETDB.CITA -&gt; ORA-01031: insufficient privileges</w:t>
-      </w:r>
+        <w:t xml:space="preserve">$ mysql -u vet_app -p -t --force &lt; vm/scripts/prueba_vet_app.sql</w:t>
+      </w:r>
+      <w:r>
+        <w:br/>
+      </w:r>
+      <w:r>
+        <w:rPr>
+          <w:rStyle w:val="VerbatimChar"/>
+          <w:lang w:val="es-CO"/>
+        </w:rPr>
+        <w:t xml:space="preserve">+-----------+---------------------------+</w:t>
+      </w:r>
+      <w:r>
+        <w:br/>
+      </w:r>
+      <w:r>
+        <w:rPr>
+          <w:rStyle w:val="VerbatimChar"/>
+          <w:lang w:val="es-CO"/>
+        </w:rPr>
+        <w:t xml:space="preserve">| usuario   | rol                       |</w:t>
+      </w:r>
+      <w:r>
+        <w:br/>
+      </w:r>
+      <w:r>
+        <w:rPr>
+          <w:rStyle w:val="VerbatimChar"/>
+          <w:lang w:val="es-CO"/>
+        </w:rPr>
+        <w:t xml:space="preserve">+-----------+---------------------------+</w:t>
+      </w:r>
+      <w:r>
+        <w:br/>
+      </w:r>
+      <w:r>
+        <w:rPr>
+          <w:rStyle w:val="VerbatimChar"/>
+          <w:lang w:val="es-CO"/>
+        </w:rPr>
+        <w:t xml:space="preserve">| vet_app@% | `rol_sigevet_lectura`@`%` |</w:t>
+      </w:r>
+      <w:r>
+        <w:br/>
+      </w:r>
+      <w:r>
+        <w:rPr>
+          <w:rStyle w:val="VerbatimChar"/>
+          <w:lang w:val="es-CO"/>
+        </w:rPr>
+        <w:t xml:space="preserve">+-----------+---------------------------+</w:t>
+      </w:r>
+      <w:r>
+        <w:br/>
+      </w:r>
+      <w:r>
+        <w:rPr>
+          <w:rStyle w:val="VerbatimChar"/>
+          <w:lang w:val="es-CO"/>
+        </w:rPr>
+        <w:t xml:space="preserve">+----------+-------+----------+</w:t>
+      </w:r>
+      <w:r>
+        <w:br/>
+      </w:r>
+      <w:r>
+        <w:rPr>
+          <w:rStyle w:val="VerbatimChar"/>
+          <w:lang w:val="es-CO"/>
+        </w:rPr>
+        <w:t xml:space="preserve">| mascotas | citas | facturas |</w:t>
+      </w:r>
+      <w:r>
+        <w:br/>
+      </w:r>
+      <w:r>
+        <w:rPr>
+          <w:rStyle w:val="VerbatimChar"/>
+          <w:lang w:val="es-CO"/>
+        </w:rPr>
+        <w:t xml:space="preserve">+----------+-------+----------+</w:t>
+      </w:r>
+      <w:r>
+        <w:br/>
+      </w:r>
+      <w:r>
+        <w:rPr>
+          <w:rStyle w:val="VerbatimChar"/>
+          <w:lang w:val="es-CO"/>
+        </w:rPr>
+        <w:t xml:space="preserve">|       59 |   144 |      109 |</w:t>
+      </w:r>
+      <w:r>
+        <w:br/>
+      </w:r>
+      <w:r>
+        <w:rPr>
+          <w:rStyle w:val="VerbatimChar"/>
+          <w:lang w:val="es-CO"/>
+        </w:rPr>
+        <w:t xml:space="preserve">+----------+-------+----------+</w:t>
+      </w:r>
+      <w:r>
+        <w:br/>
+      </w:r>
+      <w:r>
+        <w:rPr>
+          <w:rStyle w:val="VerbatimChar"/>
+          <w:lang w:val="es-CO"/>
+        </w:rPr>
+        <w:t xml:space="preserve">+--------------+</w:t>
+      </w:r>
+      <w:r>
+        <w:br/>
+      </w:r>
+      <w:r>
+        <w:rPr>
+          <w:rStyle w:val="VerbatimChar"/>
+          <w:lang w:val="es-CO"/>
+        </w:rPr>
+        <w:t xml:space="preserve">| nombre       |</w:t>
+      </w:r>
+      <w:r>
+        <w:br/>
+      </w:r>
+      <w:r>
+        <w:rPr>
+          <w:rStyle w:val="VerbatimChar"/>
+          <w:lang w:val="es-CO"/>
+        </w:rPr>
+        <w:t xml:space="preserve">+--------------+</w:t>
+      </w:r>
+      <w:r>
+        <w:br/>
+      </w:r>
+      <w:r>
+        <w:rPr>
+          <w:rStyle w:val="VerbatimChar"/>
+          <w:lang w:val="es-CO"/>
+        </w:rPr>
+        <w:t xml:space="preserve">| Bogotá D.C.  |</w:t>
+      </w:r>
+      <w:r>
+        <w:br/>
+      </w:r>
+      <w:r>
+        <w:rPr>
+          <w:rStyle w:val="VerbatimChar"/>
+          <w:lang w:val="es-CO"/>
+        </w:rPr>
+        <w:t xml:space="preserve">| Chía         |</w:t>
+      </w:r>
+      <w:r>
+        <w:br/>
+      </w:r>
+      <w:r>
+        <w:rPr>
+          <w:rStyle w:val="VerbatimChar"/>
+          <w:lang w:val="es-CO"/>
+        </w:rPr>
+        <w:t xml:space="preserve">+--------------+</w:t>
+      </w:r>
+      <w:r>
+        <w:br/>
+      </w:r>
+      <w:r>
+        <w:rPr>
+          <w:rStyle w:val="VerbatimChar"/>
+          <w:lang w:val="es-CO"/>
+        </w:rPr>
+        <w:t xml:space="preserve">+---------------------------------------------------------+</w:t>
+      </w:r>
+      <w:r>
+        <w:br/>
+      </w:r>
+      <w:r>
+        <w:rPr>
+          <w:rStyle w:val="VerbatimChar"/>
+          <w:lang w:val="es-CO"/>
+        </w:rPr>
+        <w:t xml:space="preserve">| Grants for vet_app@%                                    |</w:t>
+      </w:r>
+      <w:r>
+        <w:br/>
+      </w:r>
+      <w:r>
+        <w:rPr>
+          <w:rStyle w:val="VerbatimChar"/>
+          <w:lang w:val="es-CO"/>
+        </w:rPr>
+        <w:t xml:space="preserve">+---------------------------------------------------------+</w:t>
+      </w:r>
+      <w:r>
+        <w:br/>
+      </w:r>
+      <w:r>
+        <w:rPr>
+          <w:rStyle w:val="VerbatimChar"/>
+          <w:lang w:val="es-CO"/>
+        </w:rPr>
+        <w:t xml:space="preserve">| GRANT USAGE ON *.* TO `vet_app`@`%`                     |</w:t>
+      </w:r>
+      <w:r>
+        <w:br/>
+      </w:r>
+      <w:r>
+        <w:rPr>
+          <w:rStyle w:val="VerbatimChar"/>
+          <w:lang w:val="es-CO"/>
+        </w:rPr>
+        <w:t xml:space="preserve">| GRANT SELECT, SHOW VIEW ON `sigevet`.* TO `vet_app`@`%` |</w:t>
+      </w:r>
+      <w:r>
+        <w:br/>
+      </w:r>
+      <w:r>
+        <w:rPr>
+          <w:rStyle w:val="VerbatimChar"/>
+          <w:lang w:val="es-CO"/>
+        </w:rPr>
+        <w:t xml:space="preserve">| GRANT `rol_sigevet_lectura`@`%` TO `vet_app`@`%`        |</w:t>
+      </w:r>
+      <w:r>
+        <w:br/>
+      </w:r>
+      <w:r>
+        <w:rPr>
+          <w:rStyle w:val="VerbatimChar"/>
+          <w:lang w:val="es-CO"/>
+        </w:rPr>
+        <w:t xml:space="preserve">+---------------------------------------------------------+</w:t>
+      </w:r>
+      <w:r>
+        <w:br/>
+      </w:r>
+      <w:r>
+        <w:rPr>
+          <w:rStyle w:val="VerbatimChar"/>
+          <w:lang w:val="es-CO"/>
+        </w:rPr>
+        <w:t xml:space="preserve">ERROR 1142 (42000) at line 10: DELETE command denied to user 'vet_app'@'localhost' for table 'MASCOTA'</w:t>
+      </w:r>
+      <w:r>
+        <w:br/>
+      </w:r>
+      <w:r>
+        <w:rPr>
+          <w:rStyle w:val="VerbatimChar"/>
+          <w:lang w:val="es-CO"/>
+        </w:rPr>
+        <w:t xml:space="preserve">$ UPDATE sigevet.SERVICIO SET precio = 1</w:t>
+      </w:r>
+      <w:r>
+        <w:br/>
+      </w:r>
+      <w:r>
+        <w:rPr>
+          <w:rStyle w:val="VerbatimChar"/>
+          <w:lang w:val="es-CO"/>
+        </w:rPr>
+        <w:t xml:space="preserve">ERROR 1142 (42000) at line 1: UPDATE command denied to user 'vet_app'@'localhost' for table 'SERVICIO'</w:t>
+      </w:r>
+      <w:r>
+        <w:br/>
+      </w:r>
+      <w:r>
+        <w:rPr>
+          <w:rStyle w:val="VerbatimChar"/>
+          <w:lang w:val="es-CO"/>
+        </w:rPr>
+        <w:t xml:space="preserve">$ INSERT INTO sigevet.ESPECIE VALUES (99, 'Prueba')</w:t>
+      </w:r>
+      <w:r>
+        <w:br/>
+      </w:r>
+      <w:r>
+        <w:rPr>
+          <w:rStyle w:val="VerbatimChar"/>
+          <w:lang w:val="es-CO"/>
+        </w:rPr>
+        <w:t xml:space="preserve">ERROR 1142 (42000) at line 1: INSERT command denied to user 'vet_app'@'localhost' for table 'ESPECIE'</w:t>
+      </w:r>
+      <w:r>
+        <w:br/>
+      </w:r>
+      <w:r>
+        <w:rPr>
+          <w:rStyle w:val="VerbatimChar"/>
+          <w:lang w:val="es-CO"/>
+        </w:rPr>
+        <w:t xml:space="preserve">$ DROP TABLE sigevet.CITA</w:t>
+      </w:r>
+      <w:r>
+        <w:br/>
+      </w:r>
+      <w:r>
+        <w:rPr>
+          <w:rStyle w:val="VerbatimChar"/>
+          <w:lang w:val="es-CO"/>
+        </w:rPr>
+        <w:t xml:space="preserve">ERROR 1142 (42000) at line 1: DROP command denied to user 'vet_app'@'localhost' for table 'CITA'</w:t>
+      </w:r>
+    </w:p>
+    <w:p>
+      <w:pPr>
+        <w:pStyle w:val="Heading1"/>
+      </w:pPr>
+      <w:bookmarkStart w:id="25" w:name="_60390de225dccce20314d3a2b7543150be11586"/>
+      <w:r>
+        <w:rPr>
+          <w:rStyle w:val="SectionNumber"/>
+          <w:lang w:val="es-CO"/>
+        </w:rPr>
+        <w:t xml:space="preserve">7</w:t>
+      </w:r>
+      <w:r>
+        <w:tab/>
+      </w:r>
+      <w:r>
+        <w:rPr>
+          <w:lang w:val="es-CO"/>
+        </w:rPr>
+        <w:t xml:space="preserve">Conexión con MySQL Workbench</w:t>
+      </w:r>
+      <w:bookmarkEnd w:id="25"/>
     </w:p>
     <w:p>
       <w:pPr>
@@ -3350,11 +3817,23 @@
       </w:pPr>
       <w:r>
         <w:rPr>
+          <w:lang w:val="es-CO"/>
+        </w:rPr>
+        <w:t xml:space="preserve">Se utiliza</w:t>
+      </w:r>
+      <w:r>
+        <w:rPr>
+          <w:lang w:val="es-CO"/>
+        </w:rPr>
+        <w:t xml:space="preserve"> </w:t>
+      </w:r>
+      <w:r>
+        <w:rPr>
           <w:b/>
           <w:bCs/>
           <w:lang w:val="es-CO"/>
         </w:rPr>
-        <w:t xml:space="preserve">Tamaño del esquema.</w:t>
+        <w:t xml:space="preserve">MySQL Workbench 8.0.44</w:t>
       </w:r>
       <w:r>
         <w:rPr>
@@ -3366,32 +3845,7 @@
         <w:rPr>
           <w:lang w:val="es-CO"/>
         </w:rPr>
-        <w:t xml:space="preserve">Con las 22 tablas, sus índices, vistas y los 1.091 registros, el esquema</w:t>
-      </w:r>
-      <w:r>
-        <w:rPr>
-          <w:lang w:val="es-CO"/>
-        </w:rPr>
-        <w:t xml:space="preserve"> </w:t>
-      </w:r>
-      <w:r>
-        <w:rPr>
-          <w:rStyle w:val="VerbatimChar"/>
-          <w:lang w:val="es-CO"/>
-        </w:rPr>
-        <w:t xml:space="preserve">VETDB</w:t>
-      </w:r>
-      <w:r>
-        <w:rPr>
-          <w:lang w:val="es-CO"/>
-        </w:rPr>
-        <w:t xml:space="preserve"> </w:t>
-      </w:r>
-      <w:r>
-        <w:rPr>
-          <w:lang w:val="es-CO"/>
-        </w:rPr>
-        <w:t xml:space="preserve">ocupa</w:t>
+        <w:t xml:space="preserve">en el equipo anfitrión. Se crea una conexión nueva de tipo</w:t>
       </w:r>
       <w:r>
         <w:rPr>
@@ -3405,7 +3859,7 @@
           <w:bCs/>
           <w:lang w:val="es-CO"/>
         </w:rPr>
-        <w:t xml:space="preserve">5,81 MB</w:t>
+        <w:t xml:space="preserve">Standard (TCP/IP)</w:t>
       </w:r>
       <w:r>
         <w:rPr>
@@ -3417,7 +3871,7 @@
         <w:rPr>
           <w:lang w:val="es-CO"/>
         </w:rPr>
-        <w:t xml:space="preserve">(consulta a</w:t>
+        <w:t xml:space="preserve">con</w:t>
       </w:r>
       <w:r>
         <w:rPr>
@@ -3430,47 +3884,113 @@
           <w:rStyle w:val="VerbatimChar"/>
           <w:lang w:val="es-CO"/>
         </w:rPr>
-        <w:t xml:space="preserve">USER_SEGMENTS</w:t>
-      </w:r>
-      <w:r>
-        <w:rPr>
-          <w:lang w:val="es-CO"/>
-        </w:rPr>
-        <w:t xml:space="preserve">), muy por debajo del límite de 12 GB de datos de la edición Free.</w:t>
+        <w:t xml:space="preserve">Hostname: 127.0.0.1</w:t>
+      </w:r>
+      <w:r>
+        <w:rPr>
+          <w:lang w:val="es-CO"/>
+        </w:rPr>
+        <w:t xml:space="preserve">,</w:t>
+      </w:r>
+      <w:r>
+        <w:rPr>
+          <w:lang w:val="es-CO"/>
+        </w:rPr>
+        <w:t xml:space="preserve"> </w:t>
+      </w:r>
+      <w:r>
+        <w:rPr>
+          <w:rStyle w:val="VerbatimChar"/>
+          <w:lang w:val="es-CO"/>
+        </w:rPr>
+        <w:t xml:space="preserve">Port: 3306</w:t>
+      </w:r>
+      <w:r>
+        <w:rPr>
+          <w:lang w:val="es-CO"/>
+        </w:rPr>
+        <w:t xml:space="preserve">,</w:t>
+      </w:r>
+      <w:r>
+        <w:rPr>
+          <w:lang w:val="es-CO"/>
+        </w:rPr>
+        <w:t xml:space="preserve"> </w:t>
+      </w:r>
+      <w:r>
+        <w:rPr>
+          <w:rStyle w:val="VerbatimChar"/>
+          <w:lang w:val="es-CO"/>
+        </w:rPr>
+        <w:t xml:space="preserve">Username: vetdb</w:t>
+      </w:r>
+      <w:r>
+        <w:rPr>
+          <w:lang w:val="es-CO"/>
+        </w:rPr>
+        <w:t xml:space="preserve"> </w:t>
+      </w:r>
+      <w:r>
+        <w:rPr>
+          <w:lang w:val="es-CO"/>
+        </w:rPr>
+        <w:t xml:space="preserve">y</w:t>
+      </w:r>
+      <w:r>
+        <w:rPr>
+          <w:lang w:val="es-CO"/>
+        </w:rPr>
+        <w:t xml:space="preserve"> </w:t>
+      </w:r>
+      <w:r>
+        <w:rPr>
+          <w:rStyle w:val="VerbatimChar"/>
+          <w:lang w:val="es-CO"/>
+        </w:rPr>
+        <w:t xml:space="preserve">Default Schema: sigevet</w:t>
+      </w:r>
+      <w:r>
+        <w:rPr>
+          <w:lang w:val="es-CO"/>
+        </w:rPr>
+        <w:t xml:space="preserve">. Se introduce la clave local de</w:t>
+      </w:r>
+      <w:r>
+        <w:rPr>
+          <w:lang w:val="es-CO"/>
+        </w:rPr>
+        <w:t xml:space="preserve"> </w:t>
+      </w:r>
+      <w:r>
+        <w:rPr>
+          <w:rStyle w:val="VerbatimChar"/>
+          <w:lang w:val="es-CO"/>
+        </w:rPr>
+        <w:t xml:space="preserve">vetdb</w:t>
+      </w:r>
+      <w:r>
+        <w:rPr>
+          <w:lang w:val="es-CO"/>
+        </w:rPr>
+        <w:t xml:space="preserve"> </w:t>
+      </w:r>
+      <w:r>
+        <w:rPr>
+          <w:lang w:val="es-CO"/>
+        </w:rPr>
+        <w:t xml:space="preserve">al conectar.</w:t>
       </w:r>
     </w:p>
     <w:p>
       <w:pPr>
-        <w:pStyle w:val="Heading1"/>
+        <w:pStyle w:val="BodyText"/>
       </w:pPr>
-      <w:bookmarkStart w:id="28" w:name="_1f448f266ed654c6f0c52788a60c9344810b83a"/>
-      <w:r>
-        <w:rPr>
-          <w:rStyle w:val="SectionNumber"/>
-          <w:lang w:val="es-CO"/>
-        </w:rPr>
-        <w:t xml:space="preserve">7</w:t>
-      </w:r>
-      <w:r>
-        <w:tab/>
-      </w:r>
-      <w:r>
-        <w:rPr>
-          <w:lang w:val="es-CO"/>
-        </w:rPr>
-        <w:t xml:space="preserve">Conexión desde el equipo anfitrión</w:t>
-      </w:r>
-      <w:bookmarkEnd w:id="28"/>
-    </w:p>
-    <w:p>
-      <w:pPr>
-        <w:pStyle w:val="FirstParagraph"/>
-      </w:pPr>
-      <w:r>
-        <w:rPr>
-          <w:lang w:val="es-CO"/>
-        </w:rPr>
-        <w:t xml:space="preserve">Gracias al reenvío de puertos de la VM, cualquier cliente del equipo anfitrión se conecta a</w:t>
+      <w:r>
+        <w:rPr>
+          <w:rStyle w:val="VerbatimChar"/>
+          <w:lang w:val="es-CO"/>
+        </w:rPr>
+        <w:t xml:space="preserve">127.0.0.1:3306</w:t>
       </w:r>
       <w:r>
         <w:rPr>
@@ -3480,16 +4000,9 @@
       </w:r>
       <w:r>
         <w:rPr>
-          <w:rStyle w:val="VerbatimChar"/>
-          <w:lang w:val="es-CO"/>
-        </w:rPr>
-        <w:t xml:space="preserve">localhost:1521/FREEPDB1</w:t>
-      </w:r>
-      <w:r>
-        <w:rPr>
-          <w:lang w:val="es-CO"/>
-        </w:rPr>
-        <w:t xml:space="preserve">. Si la VM usa adaptador puente, se cambia</w:t>
+          <w:lang w:val="es-CO"/>
+        </w:rPr>
+        <w:t xml:space="preserve">requiere el reenvío del puerto de la VM al anfitrión. En VirtualBox con adaptador puente se utiliza la IP de la VM. Desde Workbench se pueden ejecutar los scripts SQL, revisar el esquema y abrir el modelo EER</w:t>
       </w:r>
       <w:r>
         <w:rPr>
@@ -3502,7 +4015,7 @@
           <w:rStyle w:val="VerbatimChar"/>
           <w:lang w:val="es-CO"/>
         </w:rPr>
-        <w:t xml:space="preserve">localhost</w:t>
+        <w:t xml:space="preserve">SIGEVET.mwb</w:t>
       </w:r>
       <w:r>
         <w:rPr>
@@ -3514,7 +4027,7 @@
         <w:rPr>
           <w:lang w:val="es-CO"/>
         </w:rPr>
-        <w:t xml:space="preserve">por la IP de la VM:</w:t>
+        <w:t xml:space="preserve">de la Fase 1, con notación Crow’s Foot.</w:t>
       </w:r>
     </w:p>
     <w:p>
@@ -3584,7 +4097,7 @@
                 <w:sz w:val="19"/>
                 <w:lang w:val="es-CO"/>
               </w:rPr>
-              <w:t xml:space="preserve">Cadena de conexión</w:t>
+              <w:t xml:space="preserve">Cadena o parámetros de conexión</w:t>
             </w:r>
           </w:p>
         </w:tc>
@@ -3601,23 +4114,38 @@
                 <w:sz w:val="19"/>
                 <w:lang w:val="es-CO"/>
               </w:rPr>
-              <w:t xml:space="preserve">SQL*Plus / SQLcl</w:t>
-            </w:r>
-          </w:p>
-        </w:tc>
-        <w:tc>
-          <w:tcPr/>
-          <w:p>
-            <w:pPr>
-              <w:pStyle w:val="Compact"/>
-            </w:pPr>
+              <w:t xml:space="preserve">Cliente</w:t>
+            </w:r>
+            <w:r>
+              <w:rPr>
+                <w:sz w:val="19"/>
+                <w:lang w:val="es-CO"/>
+              </w:rPr>
+              <w:t xml:space="preserve"> </w:t>
+            </w:r>
             <w:r>
               <w:rPr>
                 <w:rStyle w:val="VerbatimChar"/>
                 <w:sz w:val="19"/>
                 <w:lang w:val="es-CO"/>
               </w:rPr>
-              <w:t xml:space="preserve">sqlplus VETDB/&lt;clave&gt;@localhost:1521/FREEPDB1</w:t>
+              <w:t xml:space="preserve">mysql</w:t>
+            </w:r>
+          </w:p>
+        </w:tc>
+        <w:tc>
+          <w:tcPr/>
+          <w:p>
+            <w:pPr>
+              <w:pStyle w:val="Compact"/>
+            </w:pPr>
+            <w:r>
+              <w:rPr>
+                <w:rStyle w:val="VerbatimChar"/>
+                <w:sz w:val="19"/>
+                <w:lang w:val="es-CO"/>
+              </w:rPr>
+              <w:t xml:space="preserve">mysql --default-character-set=utf8mb4 -h 127.0.0.1 -P 3306 -u vetdb -p sigevet</w:t>
             </w:r>
           </w:p>
         </w:tc>
@@ -3634,7 +4162,7 @@
                 <w:sz w:val="19"/>
                 <w:lang w:val="es-CO"/>
               </w:rPr>
-              <w:t xml:space="preserve">DBeaver / SQL Developer</w:t>
+              <w:t xml:space="preserve">MySQL Workbench</w:t>
             </w:r>
           </w:p>
         </w:tc>
@@ -3664,7 +4192,7 @@
                 <w:sz w:val="19"/>
                 <w:lang w:val="es-CO"/>
               </w:rPr>
-              <w:t xml:space="preserve">localhost</w:t>
+              <w:t xml:space="preserve">127.0.0.1</w:t>
             </w:r>
             <w:r>
               <w:rPr>
@@ -3686,14 +4214,14 @@
                 <w:sz w:val="19"/>
                 <w:lang w:val="es-CO"/>
               </w:rPr>
-              <w:t xml:space="preserve">1521</w:t>
-            </w:r>
-            <w:r>
-              <w:rPr>
-                <w:sz w:val="19"/>
-                <w:lang w:val="es-CO"/>
-              </w:rPr>
-              <w:t xml:space="preserve">, servicio</w:t>
+              <w:t xml:space="preserve">3306</w:t>
+            </w:r>
+            <w:r>
+              <w:rPr>
+                <w:sz w:val="19"/>
+                <w:lang w:val="es-CO"/>
+              </w:rPr>
+              <w:t xml:space="preserve">, usuario</w:t>
             </w:r>
             <w:r>
               <w:rPr>
@@ -3708,14 +4236,14 @@
                 <w:sz w:val="19"/>
                 <w:lang w:val="es-CO"/>
               </w:rPr>
-              <w:t xml:space="preserve">FREEPDB1</w:t>
-            </w:r>
-            <w:r>
-              <w:rPr>
-                <w:sz w:val="19"/>
-                <w:lang w:val="es-CO"/>
-              </w:rPr>
-              <w:t xml:space="preserve">, usuario</w:t>
+              <w:t xml:space="preserve">vetdb</w:t>
+            </w:r>
+            <w:r>
+              <w:rPr>
+                <w:sz w:val="19"/>
+                <w:lang w:val="es-CO"/>
+              </w:rPr>
+              <w:t xml:space="preserve">, base por defecto</w:t>
             </w:r>
             <w:r>
               <w:rPr>
@@ -3730,36 +4258,7 @@
                 <w:sz w:val="19"/>
                 <w:lang w:val="es-CO"/>
               </w:rPr>
-              <w:t xml:space="preserve">VETDB</w:t>
-            </w:r>
-            <w:r>
-              <w:rPr>
-                <w:sz w:val="19"/>
-                <w:lang w:val="es-CO"/>
-              </w:rPr>
-              <w:t xml:space="preserve"> </w:t>
-            </w:r>
-            <w:r>
-              <w:rPr>
-                <w:sz w:val="19"/>
-                <w:lang w:val="es-CO"/>
-              </w:rPr>
-              <w:t xml:space="preserve">o</w:t>
-            </w:r>
-            <w:r>
-              <w:rPr>
-                <w:sz w:val="19"/>
-                <w:lang w:val="es-CO"/>
-              </w:rPr>
-              <w:t xml:space="preserve"> </w:t>
-            </w:r>
-            <w:r>
-              <w:rPr>
-                <w:rStyle w:val="VerbatimChar"/>
-                <w:sz w:val="19"/>
-                <w:lang w:val="es-CO"/>
-              </w:rPr>
-              <w:t xml:space="preserve">VET_APP</w:t>
+              <w:t xml:space="preserve">sigevet</w:t>
             </w:r>
           </w:p>
         </w:tc>
@@ -3776,7 +4275,7 @@
                 <w:sz w:val="19"/>
                 <w:lang w:val="es-CO"/>
               </w:rPr>
-              <w:t xml:space="preserve">Aplicación web (JDBC, dentro de la VM)</w:t>
+              <w:t xml:space="preserve">Aplicación Java con Connector/J (Servlets y JSP en Tomcat)</w:t>
             </w:r>
           </w:p>
         </w:tc>
@@ -3792,7 +4291,43 @@
                 <w:sz w:val="19"/>
                 <w:lang w:val="es-CO"/>
               </w:rPr>
-              <w:t xml:space="preserve">SIGEVET_DB_URL=jdbc:oracle:thin:@//localhost:1521/FREEPDB1</w:t>
+              <w:t xml:space="preserve">jdbc:mysql://localhost:3306/sigevet</w:t>
+            </w:r>
+            <w:r>
+              <w:rPr>
+                <w:sz w:val="19"/>
+                <w:lang w:val="es-CO"/>
+              </w:rPr>
+              <w:t xml:space="preserve">; usuario</w:t>
+            </w:r>
+            <w:r>
+              <w:rPr>
+                <w:sz w:val="19"/>
+                <w:lang w:val="es-CO"/>
+              </w:rPr>
+              <w:t xml:space="preserve"> </w:t>
+            </w:r>
+            <w:r>
+              <w:rPr>
+                <w:rStyle w:val="VerbatimChar"/>
+                <w:sz w:val="19"/>
+                <w:lang w:val="es-CO"/>
+              </w:rPr>
+              <w:t xml:space="preserve">vet_app</w:t>
+            </w:r>
+            <w:r>
+              <w:rPr>
+                <w:sz w:val="19"/>
+                <w:lang w:val="es-CO"/>
+              </w:rPr>
+              <w:t xml:space="preserve"> </w:t>
+            </w:r>
+            <w:r>
+              <w:rPr>
+                <w:sz w:val="19"/>
+                <w:lang w:val="es-CO"/>
+              </w:rPr>
+              <w:t xml:space="preserve">y clave por separado</w:t>
             </w:r>
           </w:p>
         </w:tc>
@@ -3800,9 +4335,45 @@
     </w:tbl>
     <w:p>
       <w:pPr>
+        <w:pStyle w:val="FirstParagraph"/>
+      </w:pPr>
+      <w:r>
+        <w:rPr>
+          <w:lang w:val="es-CO"/>
+        </w:rPr>
+        <w:t xml:space="preserve">La URL JDBC con</w:t>
+      </w:r>
+      <w:r>
+        <w:rPr>
+          <w:lang w:val="es-CO"/>
+        </w:rPr>
+        <w:t xml:space="preserve"> </w:t>
+      </w:r>
+      <w:r>
+        <w:rPr>
+          <w:rStyle w:val="VerbatimChar"/>
+          <w:lang w:val="es-CO"/>
+        </w:rPr>
+        <w:t xml:space="preserve">localhost</w:t>
+      </w:r>
+      <w:r>
+        <w:rPr>
+          <w:lang w:val="es-CO"/>
+        </w:rPr>
+        <w:t xml:space="preserve"> </w:t>
+      </w:r>
+      <w:r>
+        <w:rPr>
+          <w:lang w:val="es-CO"/>
+        </w:rPr>
+        <w:t xml:space="preserve">corresponde a Tomcat dentro de la VM. Si el cliente está en otro equipo sin reenvío, se reemplaza el host por la IP de la VM.</w:t>
+      </w:r>
+    </w:p>
+    <w:p>
+      <w:pPr>
         <w:pStyle w:val="Heading1"/>
       </w:pPr>
-      <w:bookmarkStart w:id="29" w:name="_operación"/>
+      <w:bookmarkStart w:id="26" w:name="_operación"/>
       <w:r>
         <w:rPr>
           <w:rStyle w:val="SectionNumber"/>
@@ -3819,7 +4390,7 @@
         </w:rPr>
         <w:t xml:space="preserve">Operación</w:t>
       </w:r>
-      <w:bookmarkEnd w:id="29"/>
+      <w:bookmarkEnd w:id="26"/>
     </w:p>
     <w:p>
       <w:pPr>
@@ -3905,7 +4476,7 @@
                 <w:sz w:val="19"/>
                 <w:lang w:val="es-CO"/>
               </w:rPr>
-              <w:t xml:space="preserve">Estado del servicio</w:t>
+              <w:t xml:space="preserve">Estado del motor</w:t>
             </w:r>
           </w:p>
         </w:tc>
@@ -3921,7 +4492,7 @@
                 <w:sz w:val="19"/>
                 <w:lang w:val="es-CO"/>
               </w:rPr>
-              <w:t xml:space="preserve">sudo /etc/init.d/oracle-free-26ai status</w:t>
+              <w:t xml:space="preserve">systemctl status mysqld</w:t>
             </w:r>
           </w:p>
         </w:tc>
@@ -3938,7 +4509,7 @@
                 <w:sz w:val="19"/>
                 <w:lang w:val="es-CO"/>
               </w:rPr>
-              <w:t xml:space="preserve">Detener / iniciar</w:t>
+              <w:t xml:space="preserve">Reiniciar el motor</w:t>
             </w:r>
           </w:p>
         </w:tc>
@@ -3954,36 +4525,7 @@
                 <w:sz w:val="19"/>
                 <w:lang w:val="es-CO"/>
               </w:rPr>
-              <w:t xml:space="preserve">sudo /etc/init.d/oracle-free-26ai stop</w:t>
-            </w:r>
-            <w:r>
-              <w:rPr>
-                <w:sz w:val="19"/>
-                <w:lang w:val="es-CO"/>
-              </w:rPr>
-              <w:t xml:space="preserve"> </w:t>
-            </w:r>
-            <w:r>
-              <w:rPr>
-                <w:sz w:val="19"/>
-                <w:lang w:val="es-CO"/>
-              </w:rPr>
-              <w:t xml:space="preserve">/</w:t>
-            </w:r>
-            <w:r>
-              <w:rPr>
-                <w:sz w:val="19"/>
-                <w:lang w:val="es-CO"/>
-              </w:rPr>
-              <w:t xml:space="preserve"> </w:t>
-            </w:r>
-            <w:r>
-              <w:rPr>
-                <w:rStyle w:val="VerbatimChar"/>
-                <w:sz w:val="19"/>
-                <w:lang w:val="es-CO"/>
-              </w:rPr>
-              <w:t xml:space="preserve">start</w:t>
+              <w:t xml:space="preserve">sudo systemctl restart mysqld</w:t>
             </w:r>
           </w:p>
         </w:tc>
@@ -4000,7 +4542,7 @@
                 <w:sz w:val="19"/>
                 <w:lang w:val="es-CO"/>
               </w:rPr>
-              <w:t xml:space="preserve">Estado del listener</w:t>
+              <w:t xml:space="preserve">Crear usuarios y cargar el esquema</w:t>
             </w:r>
           </w:p>
         </w:tc>
@@ -4016,7 +4558,7 @@
                 <w:sz w:val="19"/>
                 <w:lang w:val="es-CO"/>
               </w:rPr>
-              <w:t xml:space="preserve">sudo -u oracle $ORACLE_HOME/bin/lsnrctl status</w:t>
+              <w:t xml:space="preserve">bash vm/scripts/cargar_bd.sh</w:t>
             </w:r>
           </w:p>
         </w:tc>
@@ -4033,7 +4575,7 @@
                 <w:sz w:val="19"/>
                 <w:lang w:val="es-CO"/>
               </w:rPr>
-              <w:t xml:space="preserve">Cargar o recargar el esquema</w:t>
+              <w:t xml:space="preserve">Borrar la base y cargarla de nuevo</w:t>
             </w:r>
           </w:p>
         </w:tc>
@@ -4049,7 +4591,40 @@
                 <w:sz w:val="19"/>
                 <w:lang w:val="es-CO"/>
               </w:rPr>
-              <w:t xml:space="preserve">bash vm/scripts/cargar_bd.sh [--reiniciar]</w:t>
+              <w:t xml:space="preserve">bash vm/scripts/cargar_bd.sh --reiniciar</w:t>
+            </w:r>
+          </w:p>
+        </w:tc>
+      </w:tr>
+      <w:tr>
+        <w:tc>
+          <w:tcPr/>
+          <w:p>
+            <w:pPr>
+              <w:pStyle w:val="Compact"/>
+            </w:pPr>
+            <w:r>
+              <w:rPr>
+                <w:sz w:val="19"/>
+                <w:lang w:val="es-CO"/>
+              </w:rPr>
+              <w:t xml:space="preserve">Consultar versión, objetos e ingresos por sede</w:t>
+            </w:r>
+          </w:p>
+        </w:tc>
+        <w:tc>
+          <w:tcPr/>
+          <w:p>
+            <w:pPr>
+              <w:pStyle w:val="Compact"/>
+            </w:pPr>
+            <w:r>
+              <w:rPr>
+                <w:rStyle w:val="VerbatimChar"/>
+                <w:sz w:val="19"/>
+                <w:lang w:val="es-CO"/>
+              </w:rPr>
+              <w:t xml:space="preserve">bash vm/scripts/resumen_bd.sh</w:t>
             </w:r>
           </w:p>
         </w:tc>
@@ -4090,9 +4665,45 @@
     </w:tbl>
     <w:p>
       <w:pPr>
+        <w:pStyle w:val="FirstParagraph"/>
+      </w:pPr>
+      <w:r>
+        <w:rPr>
+          <w:lang w:val="es-CO"/>
+        </w:rPr>
+        <w:t xml:space="preserve">La opción</w:t>
+      </w:r>
+      <w:r>
+        <w:rPr>
+          <w:lang w:val="es-CO"/>
+        </w:rPr>
+        <w:t xml:space="preserve"> </w:t>
+      </w:r>
+      <w:r>
+        <w:rPr>
+          <w:rStyle w:val="VerbatimChar"/>
+          <w:lang w:val="es-CO"/>
+        </w:rPr>
+        <w:t xml:space="preserve">--reiniciar</w:t>
+      </w:r>
+      <w:r>
+        <w:rPr>
+          <w:lang w:val="es-CO"/>
+        </w:rPr>
+        <w:t xml:space="preserve"> </w:t>
+      </w:r>
+      <w:r>
+        <w:rPr>
+          <w:lang w:val="es-CO"/>
+        </w:rPr>
+        <w:t xml:space="preserve">elimina la base antes de reconstruirla; se utiliza para repetir la carga de prueba.</w:t>
+      </w:r>
+    </w:p>
+    <w:p>
+      <w:pPr>
         <w:pStyle w:val="Heading1"/>
       </w:pPr>
-      <w:bookmarkStart w:id="30" w:name="_aa292a5dc647d481753a00f7af48c75075ba935"/>
+      <w:bookmarkStart w:id="27" w:name="_resultados"/>
       <w:r>
         <w:rPr>
           <w:rStyle w:val="SectionNumber"/>
@@ -4107,16 +4718,103 @@
         <w:rPr>
           <w:lang w:val="es-CO"/>
         </w:rPr>
-        <w:t xml:space="preserve">Consideraciones y soluciones</w:t>
-      </w:r>
-      <w:bookmarkEnd w:id="30"/>
+        <w:t xml:space="preserve">Resultados</w:t>
+      </w:r>
+      <w:bookmarkEnd w:id="27"/>
+    </w:p>
+    <w:p>
+      <w:pPr>
+        <w:pStyle w:val="FirstParagraph"/>
+      </w:pPr>
+      <w:r>
+        <w:rPr>
+          <w:lang w:val="es-CO"/>
+        </w:rPr>
+        <w:t xml:space="preserve">La carga completa tarda aproximadamente</w:t>
+      </w:r>
+      <w:r>
+        <w:rPr>
+          <w:lang w:val="es-CO"/>
+        </w:rPr>
+        <w:t xml:space="preserve"> </w:t>
+      </w:r>
+      <w:r>
+        <w:rPr>
+          <w:b/>
+          <w:bCs/>
+          <w:lang w:val="es-CO"/>
+        </w:rPr>
+        <w:t xml:space="preserve">1–2 s</w:t>
+      </w:r>
+      <w:r>
+        <w:rPr>
+          <w:lang w:val="es-CO"/>
+        </w:rPr>
+        <w:t xml:space="preserve">;</w:t>
+      </w:r>
+      <w:r>
+        <w:rPr>
+          <w:lang w:val="es-CO"/>
+        </w:rPr>
+        <w:t xml:space="preserve"> </w:t>
+      </w:r>
+      <w:r>
+        <w:rPr>
+          <w:rStyle w:val="VerbatimChar"/>
+          <w:lang w:val="es-CO"/>
+        </w:rPr>
+        <w:t xml:space="preserve">vm/logs/04_carga_bd.log</w:t>
+      </w:r>
+      <w:r>
+        <w:rPr>
+          <w:lang w:val="es-CO"/>
+        </w:rPr>
+        <w:t xml:space="preserve"> </w:t>
+      </w:r>
+      <w:r>
+        <w:rPr>
+          <w:lang w:val="es-CO"/>
+        </w:rPr>
+        <w:t xml:space="preserve">registra</w:t>
+      </w:r>
+      <w:r>
+        <w:rPr>
+          <w:lang w:val="es-CO"/>
+        </w:rPr>
+        <w:t xml:space="preserve"> </w:t>
+      </w:r>
+      <w:r>
+        <w:rPr>
+          <w:b/>
+          <w:bCs/>
+          <w:lang w:val="es-CO"/>
+        </w:rPr>
+        <w:t xml:space="preserve">1 s</w:t>
+      </w:r>
+      <w:r>
+        <w:rPr>
+          <w:lang w:val="es-CO"/>
+        </w:rPr>
+        <w:t xml:space="preserve">, finalización correcta y los siguientes objetos:</w:t>
+      </w:r>
+    </w:p>
+    <w:p>
+      <w:pPr>
+        <w:pStyle w:val="TableCaption"/>
+      </w:pPr>
+      <w:r>
+        <w:rPr>
+          <w:lang w:val="es-CO"/>
+        </w:rPr>
+        <w:t xml:space="preserve">Resultados de la carga y verificación</w:t>
+      </w:r>
     </w:p>
     <w:tbl>
       <w:tblPr>
         <w:tblStyle w:val="Table"/>
-        <w:tblW w:type="pct" w:w="5000"/>
-        <w:tblLayout w:type="fixed"/>
+        <w:tblW w:type="auto" w:w="0"/>
         <w:tblLook w:firstRow="1" w:lastRow="0" w:firstColumn="0" w:lastColumn="0" w:noHBand="0" w:noVBand="0" w:val="0020"/>
+        <w:tblCaption w:val="Resultados de la carga y verificación"/>
         <w:tblBorders>
           <w:top w:val="single" w:sz="4" w:color="A6A6A6"/>
           <w:left w:val="single" w:sz="4" w:color="A6A6A6"/>
@@ -4148,7 +4846,7 @@
                 <w:sz w:val="19"/>
                 <w:lang w:val="es-CO"/>
               </w:rPr>
-              <w:t xml:space="preserve">Situación</w:t>
+              <w:t xml:space="preserve">Resultado</w:t>
             </w:r>
           </w:p>
         </w:tc>
@@ -4166,7 +4864,7 @@
                 <w:sz w:val="19"/>
                 <w:lang w:val="es-CO"/>
               </w:rPr>
-              <w:t xml:space="preserve">Solución</w:t>
+              <w:t xml:space="preserve">Cantidad</w:t>
             </w:r>
           </w:p>
         </w:tc>
@@ -4183,51 +4881,22 @@
                 <w:sz w:val="19"/>
                 <w:lang w:val="es-CO"/>
               </w:rPr>
-              <w:t xml:space="preserve">Los datos tienen tildes y ñ (Bogotá D.C., Chía) y SQL*Plus convierte el texto según la configuración regional del cliente</w:t>
-            </w:r>
-          </w:p>
-        </w:tc>
-        <w:tc>
-          <w:tcPr/>
-          <w:p>
-            <w:pPr>
-              <w:pStyle w:val="Compact"/>
-            </w:pPr>
-            <w:r>
-              <w:rPr>
-                <w:sz w:val="19"/>
-                <w:lang w:val="es-CO"/>
-              </w:rPr>
-              <w:t xml:space="preserve">Se exporta</w:t>
-            </w:r>
-            <w:r>
-              <w:rPr>
-                <w:sz w:val="19"/>
-                <w:lang w:val="es-CO"/>
-              </w:rPr>
-              <w:t xml:space="preserve"> </w:t>
-            </w:r>
-            <w:r>
-              <w:rPr>
-                <w:rStyle w:val="VerbatimChar"/>
-                <w:sz w:val="19"/>
-                <w:lang w:val="es-CO"/>
-              </w:rPr>
-              <w:t xml:space="preserve">NLS_LANG=AMERICAN_AMERICA.AL32UTF8</w:t>
-            </w:r>
-            <w:r>
-              <w:rPr>
-                <w:sz w:val="19"/>
-                <w:lang w:val="es-CO"/>
-              </w:rPr>
-              <w:t xml:space="preserve"> </w:t>
-            </w:r>
-            <w:r>
-              <w:rPr>
-                <w:sz w:val="19"/>
-                <w:lang w:val="es-CO"/>
-              </w:rPr>
-              <w:t xml:space="preserve">antes de ejecutar los scripts; la base usa AL32UTF8 y los nombres se leen correctamente desde la aplicación</w:t>
+              <w:t xml:space="preserve">Tablas</w:t>
+            </w:r>
+          </w:p>
+        </w:tc>
+        <w:tc>
+          <w:tcPr/>
+          <w:p>
+            <w:pPr>
+              <w:pStyle w:val="Compact"/>
+            </w:pPr>
+            <w:r>
+              <w:rPr>
+                <w:sz w:val="19"/>
+                <w:lang w:val="es-CO"/>
+              </w:rPr>
+              <w:t xml:space="preserve">22</w:t>
             </w:r>
           </w:p>
         </w:tc>
@@ -4244,22 +4913,429 @@
                 <w:sz w:val="19"/>
                 <w:lang w:val="es-CO"/>
               </w:rPr>
-              <w:t xml:space="preserve">La clave no debía quedar en el repositorio</w:t>
-            </w:r>
-          </w:p>
-        </w:tc>
-        <w:tc>
-          <w:tcPr/>
-          <w:p>
-            <w:pPr>
-              <w:pStyle w:val="Compact"/>
-            </w:pPr>
-            <w:r>
-              <w:rPr>
-                <w:sz w:val="19"/>
-                <w:lang w:val="es-CO"/>
-              </w:rPr>
-              <w:t xml:space="preserve">Se lee de</w:t>
+              <w:t xml:space="preserve">Vistas</w:t>
+            </w:r>
+          </w:p>
+        </w:tc>
+        <w:tc>
+          <w:tcPr/>
+          <w:p>
+            <w:pPr>
+              <w:pStyle w:val="Compact"/>
+            </w:pPr>
+            <w:r>
+              <w:rPr>
+                <w:sz w:val="19"/>
+                <w:lang w:val="es-CO"/>
+              </w:rPr>
+              <w:t xml:space="preserve">6</w:t>
+            </w:r>
+          </w:p>
+        </w:tc>
+      </w:tr>
+      <w:tr>
+        <w:tc>
+          <w:tcPr/>
+          <w:p>
+            <w:pPr>
+              <w:pStyle w:val="Compact"/>
+            </w:pPr>
+            <w:r>
+              <w:rPr>
+                <w:sz w:val="19"/>
+                <w:lang w:val="es-CO"/>
+              </w:rPr>
+              <w:t xml:space="preserve">Funciones</w:t>
+            </w:r>
+          </w:p>
+        </w:tc>
+        <w:tc>
+          <w:tcPr/>
+          <w:p>
+            <w:pPr>
+              <w:pStyle w:val="Compact"/>
+            </w:pPr>
+            <w:r>
+              <w:rPr>
+                <w:sz w:val="19"/>
+                <w:lang w:val="es-CO"/>
+              </w:rPr>
+              <w:t xml:space="preserve">2</w:t>
+            </w:r>
+          </w:p>
+        </w:tc>
+      </w:tr>
+      <w:tr>
+        <w:tc>
+          <w:tcPr/>
+          <w:p>
+            <w:pPr>
+              <w:pStyle w:val="Compact"/>
+            </w:pPr>
+            <w:r>
+              <w:rPr>
+                <w:sz w:val="19"/>
+                <w:lang w:val="es-CO"/>
+              </w:rPr>
+              <w:t xml:space="preserve">Procedimientos</w:t>
+            </w:r>
+          </w:p>
+        </w:tc>
+        <w:tc>
+          <w:tcPr/>
+          <w:p>
+            <w:pPr>
+              <w:pStyle w:val="Compact"/>
+            </w:pPr>
+            <w:r>
+              <w:rPr>
+                <w:sz w:val="19"/>
+                <w:lang w:val="es-CO"/>
+              </w:rPr>
+              <w:t xml:space="preserve">3</w:t>
+            </w:r>
+          </w:p>
+        </w:tc>
+      </w:tr>
+      <w:tr>
+        <w:tc>
+          <w:tcPr/>
+          <w:p>
+            <w:pPr>
+              <w:pStyle w:val="Compact"/>
+            </w:pPr>
+            <w:r>
+              <w:rPr>
+                <w:sz w:val="19"/>
+                <w:lang w:val="es-CO"/>
+              </w:rPr>
+              <w:t xml:space="preserve">Disparadores</w:t>
+            </w:r>
+          </w:p>
+        </w:tc>
+        <w:tc>
+          <w:tcPr/>
+          <w:p>
+            <w:pPr>
+              <w:pStyle w:val="Compact"/>
+            </w:pPr>
+            <w:r>
+              <w:rPr>
+                <w:sz w:val="19"/>
+                <w:lang w:val="es-CO"/>
+              </w:rPr>
+              <w:t xml:space="preserve">9</w:t>
+            </w:r>
+          </w:p>
+        </w:tc>
+      </w:tr>
+      <w:tr>
+        <w:tc>
+          <w:tcPr/>
+          <w:p>
+            <w:pPr>
+              <w:pStyle w:val="Compact"/>
+            </w:pPr>
+            <w:r>
+              <w:rPr>
+                <w:sz w:val="19"/>
+                <w:lang w:val="es-CO"/>
+              </w:rPr>
+              <w:t xml:space="preserve">Índices</w:t>
+            </w:r>
+          </w:p>
+        </w:tc>
+        <w:tc>
+          <w:tcPr/>
+          <w:p>
+            <w:pPr>
+              <w:pStyle w:val="Compact"/>
+            </w:pPr>
+            <w:r>
+              <w:rPr>
+                <w:sz w:val="19"/>
+                <w:lang w:val="es-CO"/>
+              </w:rPr>
+              <w:t xml:space="preserve">71</w:t>
+            </w:r>
+          </w:p>
+        </w:tc>
+      </w:tr>
+      <w:tr>
+        <w:tc>
+          <w:tcPr/>
+          <w:p>
+            <w:pPr>
+              <w:pStyle w:val="Compact"/>
+            </w:pPr>
+            <w:r>
+              <w:rPr>
+                <w:sz w:val="19"/>
+                <w:lang w:val="es-CO"/>
+              </w:rPr>
+              <w:t xml:space="preserve">Pruebas de reglas de negocio</w:t>
+            </w:r>
+          </w:p>
+        </w:tc>
+        <w:tc>
+          <w:tcPr/>
+          <w:p>
+            <w:pPr>
+              <w:pStyle w:val="Compact"/>
+            </w:pPr>
+            <w:r>
+              <w:rPr>
+                <w:sz w:val="19"/>
+                <w:lang w:val="es-CO"/>
+              </w:rPr>
+              <w:t xml:space="preserve">10 de 10 OK</w:t>
+            </w:r>
+          </w:p>
+        </w:tc>
+      </w:tr>
+    </w:tbl>
+    <w:p>
+      <w:pPr>
+        <w:pStyle w:val="FirstParagraph"/>
+      </w:pPr>
+      <w:r>
+        <w:rPr>
+          <w:lang w:val="es-CO"/>
+        </w:rPr>
+        <w:t xml:space="preserve">Las pruebas comprueban claves foráneas, restricciones</w:t>
+      </w:r>
+      <w:r>
+        <w:rPr>
+          <w:lang w:val="es-CO"/>
+        </w:rPr>
+        <w:t xml:space="preserve"> </w:t>
+      </w:r>
+      <w:r>
+        <w:rPr>
+          <w:rStyle w:val="VerbatimChar"/>
+          <w:lang w:val="es-CO"/>
+        </w:rPr>
+        <w:t xml:space="preserve">CHECK</w:t>
+      </w:r>
+      <w:r>
+        <w:rPr>
+          <w:lang w:val="es-CO"/>
+        </w:rPr>
+        <w:t xml:space="preserve"> </w:t>
+      </w:r>
+      <w:r>
+        <w:rPr>
+          <w:lang w:val="es-CO"/>
+        </w:rPr>
+        <w:t xml:space="preserve">y</w:t>
+      </w:r>
+      <w:r>
+        <w:rPr>
+          <w:lang w:val="es-CO"/>
+        </w:rPr>
+        <w:t xml:space="preserve"> </w:t>
+      </w:r>
+      <w:r>
+        <w:rPr>
+          <w:rStyle w:val="VerbatimChar"/>
+          <w:lang w:val="es-CO"/>
+        </w:rPr>
+        <w:t xml:space="preserve">UNIQUE</w:t>
+      </w:r>
+      <w:r>
+        <w:rPr>
+          <w:lang w:val="es-CO"/>
+        </w:rPr>
+        <w:t xml:space="preserve">, y reglas implementadas con disparadores. La base con sus datos e índices ocupa</w:t>
+      </w:r>
+      <w:r>
+        <w:rPr>
+          <w:lang w:val="es-CO"/>
+        </w:rPr>
+        <w:t xml:space="preserve"> </w:t>
+      </w:r>
+      <w:r>
+        <w:rPr>
+          <w:b/>
+          <w:bCs/>
+          <w:lang w:val="es-CO"/>
+        </w:rPr>
+        <w:t xml:space="preserve">1,08 MB</w:t>
+      </w:r>
+      <w:r>
+        <w:rPr>
+          <w:lang w:val="es-CO"/>
+        </w:rPr>
+        <w:t xml:space="preserve">, según la suma de</w:t>
+      </w:r>
+      <w:r>
+        <w:rPr>
+          <w:lang w:val="es-CO"/>
+        </w:rPr>
+        <w:t xml:space="preserve"> </w:t>
+      </w:r>
+      <w:r>
+        <w:rPr>
+          <w:rStyle w:val="VerbatimChar"/>
+          <w:lang w:val="es-CO"/>
+        </w:rPr>
+        <w:t xml:space="preserve">DATA_LENGTH + INDEX_LENGTH</w:t>
+      </w:r>
+      <w:r>
+        <w:rPr>
+          <w:lang w:val="es-CO"/>
+        </w:rPr>
+        <w:t xml:space="preserve"> </w:t>
+      </w:r>
+      <w:r>
+        <w:rPr>
+          <w:lang w:val="es-CO"/>
+        </w:rPr>
+        <w:t xml:space="preserve">en</w:t>
+      </w:r>
+      <w:r>
+        <w:rPr>
+          <w:lang w:val="es-CO"/>
+        </w:rPr>
+        <w:t xml:space="preserve"> </w:t>
+      </w:r>
+      <w:r>
+        <w:rPr>
+          <w:rStyle w:val="VerbatimChar"/>
+          <w:lang w:val="es-CO"/>
+        </w:rPr>
+        <w:t xml:space="preserve">information_schema.TABLES</w:t>
+      </w:r>
+      <w:r>
+        <w:rPr>
+          <w:lang w:val="es-CO"/>
+        </w:rPr>
+        <w:t xml:space="preserve">, mostrada en la evidencia del RDBMS.</w:t>
+      </w:r>
+    </w:p>
+    <w:p>
+      <w:pPr>
+        <w:pStyle w:val="Heading1"/>
+      </w:pPr>
+      <w:bookmarkStart w:id="28" w:name="_aa292a5dc647d481753a00f7af48c75075ba935"/>
+      <w:r>
+        <w:rPr>
+          <w:rStyle w:val="SectionNumber"/>
+          <w:lang w:val="es-CO"/>
+        </w:rPr>
+        <w:t xml:space="preserve">10</w:t>
+      </w:r>
+      <w:r>
+        <w:tab/>
+      </w:r>
+      <w:r>
+        <w:rPr>
+          <w:lang w:val="es-CO"/>
+        </w:rPr>
+        <w:t xml:space="preserve">Consideraciones y soluciones</w:t>
+      </w:r>
+      <w:bookmarkEnd w:id="28"/>
+    </w:p>
+    <w:p>
+      <w:pPr>
+        <w:pStyle w:val="TableCaption"/>
+      </w:pPr>
+      <w:r>
+        <w:rPr>
+          <w:lang w:val="es-CO"/>
+        </w:rPr>
+        <w:t xml:space="preserve">Consideraciones de la implementación</w:t>
+      </w:r>
+    </w:p>
+    <w:tbl>
+      <w:tblPr>
+        <w:tblStyle w:val="Table"/>
+        <w:tblW w:type="pct" w:w="5000"/>
+        <w:tblLayout w:type="fixed"/>
+        <w:tblLook w:firstRow="1" w:lastRow="0" w:firstColumn="0" w:lastColumn="0" w:noHBand="0" w:noVBand="0" w:val="0020"/>
+        <w:tblCaption w:val="Consideraciones de la implementación"/>
+        <w:tblBorders>
+          <w:top w:val="single" w:sz="4" w:color="A6A6A6"/>
+          <w:left w:val="single" w:sz="4" w:color="A6A6A6"/>
+          <w:bottom w:val="single" w:sz="4" w:color="A6A6A6"/>
+          <w:right w:val="single" w:sz="4" w:color="A6A6A6"/>
+          <w:insideH w:val="single" w:sz="4" w:color="A6A6A6"/>
+          <w:insideV w:val="single" w:sz="4" w:color="A6A6A6"/>
+        </w:tblBorders>
+      </w:tblPr>
+      <w:tblGrid>
+        <w:gridCol w:w="3960"/>
+        <w:gridCol w:w="3960"/>
+      </w:tblGrid>
+      <w:tr>
+        <w:trPr>
+          <w:tblHeader w:val="on"/>
+        </w:trPr>
+        <w:tc>
+          <w:tcPr>
+            <w:shd w:val="clear" w:fill="FBE5CC"/>
+          </w:tcPr>
+          <w:p>
+            <w:pPr>
+              <w:pStyle w:val="Compact"/>
+            </w:pPr>
+            <w:r>
+              <w:rPr>
+                <w:b/>
+                <w:sz w:val="19"/>
+                <w:lang w:val="es-CO"/>
+              </w:rPr>
+              <w:t xml:space="preserve">Situación</w:t>
+            </w:r>
+          </w:p>
+        </w:tc>
+        <w:tc>
+          <w:tcPr>
+            <w:shd w:val="clear" w:fill="FBE5CC"/>
+          </w:tcPr>
+          <w:p>
+            <w:pPr>
+              <w:pStyle w:val="Compact"/>
+            </w:pPr>
+            <w:r>
+              <w:rPr>
+                <w:b/>
+                <w:sz w:val="19"/>
+                <w:lang w:val="es-CO"/>
+              </w:rPr>
+              <w:t xml:space="preserve">Solución</w:t>
+            </w:r>
+          </w:p>
+        </w:tc>
+      </w:tr>
+      <w:tr>
+        <w:tc>
+          <w:tcPr/>
+          <w:p>
+            <w:pPr>
+              <w:pStyle w:val="Compact"/>
+            </w:pPr>
+            <w:r>
+              <w:rPr>
+                <w:sz w:val="19"/>
+                <w:lang w:val="es-CO"/>
+              </w:rPr>
+              <w:t xml:space="preserve">Codificación de los datos</w:t>
+            </w:r>
+          </w:p>
+        </w:tc>
+        <w:tc>
+          <w:tcPr/>
+          <w:p>
+            <w:pPr>
+              <w:pStyle w:val="Compact"/>
+            </w:pPr>
+            <w:r>
+              <w:rPr>
+                <w:sz w:val="19"/>
+                <w:lang w:val="es-CO"/>
+              </w:rPr>
+              <w:t xml:space="preserve">NLS ya no aplica. La base usa</w:t>
             </w:r>
             <w:r>
               <w:rPr>
@@ -4274,7 +5350,7 @@
                 <w:sz w:val="19"/>
                 <w:lang w:val="es-CO"/>
               </w:rPr>
-              <w:t xml:space="preserve">vm/claves.env</w:t>
+              <w:t xml:space="preserve">utf8mb4</w:t>
             </w:r>
             <w:r>
               <w:rPr>
@@ -4288,7 +5364,388 @@
                 <w:sz w:val="19"/>
                 <w:lang w:val="es-CO"/>
               </w:rPr>
-              <w:t xml:space="preserve">(ignorado por Git); la app web la recibe por variables de entorno del servicio</w:t>
+              <w:t xml:space="preserve">y la carga se ejecuta con</w:t>
+            </w:r>
+            <w:r>
+              <w:rPr>
+                <w:sz w:val="19"/>
+                <w:lang w:val="es-CO"/>
+              </w:rPr>
+              <w:t xml:space="preserve"> </w:t>
+            </w:r>
+            <w:r>
+              <w:rPr>
+                <w:rStyle w:val="VerbatimChar"/>
+                <w:sz w:val="19"/>
+                <w:lang w:val="es-CO"/>
+              </w:rPr>
+              <w:t xml:space="preserve">--default-character-set=utf8mb4</w:t>
+            </w:r>
+            <w:r>
+              <w:rPr>
+                <w:sz w:val="19"/>
+                <w:lang w:val="es-CO"/>
+              </w:rPr>
+              <w:t xml:space="preserve">; la prueba conserva Bogotá D.C. y Chía</w:t>
+            </w:r>
+          </w:p>
+        </w:tc>
+      </w:tr>
+      <w:tr>
+        <w:tc>
+          <w:tcPr/>
+          <w:p>
+            <w:pPr>
+              <w:pStyle w:val="Compact"/>
+            </w:pPr>
+            <w:r>
+              <w:rPr>
+                <w:sz w:val="19"/>
+                <w:lang w:val="es-CO"/>
+              </w:rPr>
+              <w:t xml:space="preserve">Claves durante la carga y las consultas de evidencia</w:t>
+            </w:r>
+          </w:p>
+        </w:tc>
+        <w:tc>
+          <w:tcPr/>
+          <w:p>
+            <w:pPr>
+              <w:pStyle w:val="Compact"/>
+            </w:pPr>
+            <w:r>
+              <w:rPr>
+                <w:rStyle w:val="VerbatimChar"/>
+                <w:sz w:val="19"/>
+                <w:lang w:val="es-CO"/>
+              </w:rPr>
+              <w:t xml:space="preserve">cargar_bd.sh</w:t>
+            </w:r>
+            <w:r>
+              <w:rPr>
+                <w:sz w:val="19"/>
+                <w:lang w:val="es-CO"/>
+              </w:rPr>
+              <w:t xml:space="preserve">,</w:t>
+            </w:r>
+            <w:r>
+              <w:rPr>
+                <w:sz w:val="19"/>
+                <w:lang w:val="es-CO"/>
+              </w:rPr>
+              <w:t xml:space="preserve"> </w:t>
+            </w:r>
+            <w:r>
+              <w:rPr>
+                <w:rStyle w:val="VerbatimChar"/>
+                <w:sz w:val="19"/>
+                <w:lang w:val="es-CO"/>
+              </w:rPr>
+              <w:t xml:space="preserve">evidencias.sh</w:t>
+            </w:r>
+            <w:r>
+              <w:rPr>
+                <w:sz w:val="19"/>
+                <w:lang w:val="es-CO"/>
+              </w:rPr>
+              <w:t xml:space="preserve"> </w:t>
+            </w:r>
+            <w:r>
+              <w:rPr>
+                <w:sz w:val="19"/>
+                <w:lang w:val="es-CO"/>
+              </w:rPr>
+              <w:t xml:space="preserve">y</w:t>
+            </w:r>
+            <w:r>
+              <w:rPr>
+                <w:sz w:val="19"/>
+                <w:lang w:val="es-CO"/>
+              </w:rPr>
+              <w:t xml:space="preserve"> </w:t>
+            </w:r>
+            <w:r>
+              <w:rPr>
+                <w:rStyle w:val="VerbatimChar"/>
+                <w:sz w:val="19"/>
+                <w:lang w:val="es-CO"/>
+              </w:rPr>
+              <w:t xml:space="preserve">resumen_bd.sh</w:t>
+            </w:r>
+            <w:r>
+              <w:rPr>
+                <w:sz w:val="19"/>
+                <w:lang w:val="es-CO"/>
+              </w:rPr>
+              <w:t xml:space="preserve"> </w:t>
+            </w:r>
+            <w:r>
+              <w:rPr>
+                <w:sz w:val="19"/>
+                <w:lang w:val="es-CO"/>
+              </w:rPr>
+              <w:t xml:space="preserve">usan un archivo de opciones temporal con</w:t>
+            </w:r>
+            <w:r>
+              <w:rPr>
+                <w:sz w:val="19"/>
+                <w:lang w:val="es-CO"/>
+              </w:rPr>
+              <w:t xml:space="preserve"> </w:t>
+            </w:r>
+            <w:r>
+              <w:rPr>
+                <w:rStyle w:val="VerbatimChar"/>
+                <w:sz w:val="19"/>
+                <w:lang w:val="es-CO"/>
+              </w:rPr>
+              <w:t xml:space="preserve">--defaults-extra-file</w:t>
+            </w:r>
+            <w:r>
+              <w:rPr>
+                <w:sz w:val="19"/>
+                <w:lang w:val="es-CO"/>
+              </w:rPr>
+              <w:t xml:space="preserve">, para que la clave de conexión no aparezca en la línea de comandos</w:t>
+            </w:r>
+          </w:p>
+        </w:tc>
+      </w:tr>
+      <w:tr>
+        <w:tc>
+          <w:tcPr/>
+          <w:p>
+            <w:pPr>
+              <w:pStyle w:val="Compact"/>
+            </w:pPr>
+            <w:r>
+              <w:rPr>
+                <w:sz w:val="19"/>
+                <w:lang w:val="es-CO"/>
+              </w:rPr>
+              <w:t xml:space="preserve">Nombres de tablas en Linux</w:t>
+            </w:r>
+          </w:p>
+        </w:tc>
+        <w:tc>
+          <w:tcPr/>
+          <w:p>
+            <w:pPr>
+              <w:pStyle w:val="Compact"/>
+            </w:pPr>
+            <w:r>
+              <w:rPr>
+                <w:sz w:val="19"/>
+                <w:lang w:val="es-CO"/>
+              </w:rPr>
+              <w:t xml:space="preserve">Se respeta la escritura de los nombres, porque MySQL distingue mayúsculas y minúsculas en este entorno</w:t>
+            </w:r>
+          </w:p>
+        </w:tc>
+      </w:tr>
+      <w:tr>
+        <w:tc>
+          <w:tcPr/>
+          <w:p>
+            <w:pPr>
+              <w:pStyle w:val="Compact"/>
+            </w:pPr>
+            <w:r>
+              <w:rPr>
+                <w:sz w:val="19"/>
+                <w:lang w:val="es-CO"/>
+              </w:rPr>
+              <w:t xml:space="preserve">Expresiones en valores por defecto</w:t>
+            </w:r>
+          </w:p>
+        </w:tc>
+        <w:tc>
+          <w:tcPr/>
+          <w:p>
+            <w:pPr>
+              <w:pStyle w:val="Compact"/>
+            </w:pPr>
+            <w:r>
+              <w:rPr>
+                <w:sz w:val="19"/>
+                <w:lang w:val="es-CO"/>
+              </w:rPr>
+              <w:t xml:space="preserve">El analizador de Workbench no reconoce</w:t>
+            </w:r>
+            <w:r>
+              <w:rPr>
+                <w:sz w:val="19"/>
+                <w:lang w:val="es-CO"/>
+              </w:rPr>
+              <w:t xml:space="preserve"> </w:t>
+            </w:r>
+            <w:r>
+              <w:rPr>
+                <w:rStyle w:val="VerbatimChar"/>
+                <w:sz w:val="19"/>
+                <w:lang w:val="es-CO"/>
+              </w:rPr>
+              <w:t xml:space="preserve">DEFAULT (CURRENT_DATE)</w:t>
+            </w:r>
+            <w:r>
+              <w:rPr>
+                <w:sz w:val="19"/>
+                <w:lang w:val="es-CO"/>
+              </w:rPr>
+              <w:t xml:space="preserve">; las fechas de registro utilizan</w:t>
+            </w:r>
+            <w:r>
+              <w:rPr>
+                <w:sz w:val="19"/>
+                <w:lang w:val="es-CO"/>
+              </w:rPr>
+              <w:t xml:space="preserve"> </w:t>
+            </w:r>
+            <w:r>
+              <w:rPr>
+                <w:rStyle w:val="VerbatimChar"/>
+                <w:sz w:val="19"/>
+                <w:lang w:val="es-CO"/>
+              </w:rPr>
+              <w:t xml:space="preserve">DATETIME DEFAULT CURRENT_TIMESTAMP</w:t>
+            </w:r>
+          </w:p>
+        </w:tc>
+      </w:tr>
+      <w:tr>
+        <w:tc>
+          <w:tcPr/>
+          <w:p>
+            <w:pPr>
+              <w:pStyle w:val="Compact"/>
+            </w:pPr>
+            <w:r>
+              <w:rPr>
+                <w:sz w:val="19"/>
+                <w:lang w:val="es-CO"/>
+              </w:rPr>
+              <w:t xml:space="preserve">Un disparador cubre un solo evento</w:t>
+            </w:r>
+          </w:p>
+        </w:tc>
+        <w:tc>
+          <w:tcPr/>
+          <w:p>
+            <w:pPr>
+              <w:pStyle w:val="Compact"/>
+            </w:pPr>
+            <w:r>
+              <w:rPr>
+                <w:sz w:val="19"/>
+                <w:lang w:val="es-CO"/>
+              </w:rPr>
+              <w:t xml:space="preserve">Las reglas compartidas se definen en procedimientos llamados desde los disparadores de</w:t>
+            </w:r>
+            <w:r>
+              <w:rPr>
+                <w:sz w:val="19"/>
+                <w:lang w:val="es-CO"/>
+              </w:rPr>
+              <w:t xml:space="preserve"> </w:t>
+            </w:r>
+            <w:r>
+              <w:rPr>
+                <w:rStyle w:val="VerbatimChar"/>
+                <w:sz w:val="19"/>
+                <w:lang w:val="es-CO"/>
+              </w:rPr>
+              <w:t xml:space="preserve">INSERT</w:t>
+            </w:r>
+            <w:r>
+              <w:rPr>
+                <w:sz w:val="19"/>
+                <w:lang w:val="es-CO"/>
+              </w:rPr>
+              <w:t xml:space="preserve"> </w:t>
+            </w:r>
+            <w:r>
+              <w:rPr>
+                <w:sz w:val="19"/>
+                <w:lang w:val="es-CO"/>
+              </w:rPr>
+              <w:t xml:space="preserve">y</w:t>
+            </w:r>
+            <w:r>
+              <w:rPr>
+                <w:sz w:val="19"/>
+                <w:lang w:val="es-CO"/>
+              </w:rPr>
+              <w:t xml:space="preserve"> </w:t>
+            </w:r>
+            <w:r>
+              <w:rPr>
+                <w:rStyle w:val="VerbatimChar"/>
+                <w:sz w:val="19"/>
+                <w:lang w:val="es-CO"/>
+              </w:rPr>
+              <w:t xml:space="preserve">UPDATE</w:t>
+            </w:r>
+          </w:p>
+        </w:tc>
+      </w:tr>
+      <w:tr>
+        <w:tc>
+          <w:tcPr/>
+          <w:p>
+            <w:pPr>
+              <w:pStyle w:val="Compact"/>
+            </w:pPr>
+            <w:r>
+              <w:rPr>
+                <w:sz w:val="19"/>
+                <w:lang w:val="es-CO"/>
+              </w:rPr>
+              <w:t xml:space="preserve">Ausencia de</w:t>
+            </w:r>
+            <w:r>
+              <w:rPr>
+                <w:sz w:val="19"/>
+                <w:lang w:val="es-CO"/>
+              </w:rPr>
+              <w:t xml:space="preserve"> </w:t>
+            </w:r>
+            <w:r>
+              <w:rPr>
+                <w:rStyle w:val="VerbatimChar"/>
+                <w:sz w:val="19"/>
+                <w:lang w:val="es-CO"/>
+              </w:rPr>
+              <w:t xml:space="preserve">FULL OUTER JOIN</w:t>
+            </w:r>
+          </w:p>
+        </w:tc>
+        <w:tc>
+          <w:tcPr/>
+          <w:p>
+            <w:pPr>
+              <w:pStyle w:val="Compact"/>
+            </w:pPr>
+            <w:r>
+              <w:rPr>
+                <w:sz w:val="19"/>
+                <w:lang w:val="es-CO"/>
+              </w:rPr>
+              <w:t xml:space="preserve">El ejercicio 29 utiliza</w:t>
+            </w:r>
+            <w:r>
+              <w:rPr>
+                <w:sz w:val="19"/>
+                <w:lang w:val="es-CO"/>
+              </w:rPr>
+              <w:t xml:space="preserve"> </w:t>
+            </w:r>
+            <w:r>
+              <w:rPr>
+                <w:rStyle w:val="VerbatimChar"/>
+                <w:sz w:val="19"/>
+                <w:lang w:val="es-CO"/>
+              </w:rPr>
+              <w:t xml:space="preserve">LEFT JOIN UNION RIGHT JOIN</w:t>
             </w:r>
           </w:p>
         </w:tc>

--- a/documentos/fase2/04_Implementacion_RDBMS.docx
+++ b/documentos/fase2/04_Implementacion_RDBMS.docx
@@ -394,7 +394,26 @@
         <w:rPr>
           <w:lang w:val="es-CO"/>
         </w:rPr>
-        <w:t xml:space="preserve">La VM definitiva utiliza VirtualBox en el equipo servidor; la simulación en macOS utiliza Lima. Primero se probó Oracle Database Free y esa versión quedó como respaldo. Las evidencias incluidas corresponden a la implementación actual con MySQL.</w:t>
+        <w:t xml:space="preserve">La VM definitiva corre con KVM en el computador servidor (un Lenovo con Linux) y se crea con</w:t>
+      </w:r>
+      <w:r>
+        <w:rPr>
+          <w:lang w:val="es-CO"/>
+        </w:rPr>
+        <w:t xml:space="preserve"> </w:t>
+      </w:r>
+      <w:r>
+        <w:rPr>
+          <w:rStyle w:val="VerbatimChar"/>
+          <w:lang w:val="es-CO"/>
+        </w:rPr>
+        <w:t xml:space="preserve">vm/migrar_linux.sh</w:t>
+      </w:r>
+      <w:r>
+        <w:rPr>
+          <w:lang w:val="es-CO"/>
+        </w:rPr>
+        <w:t xml:space="preserve">; la simulación en macOS utiliza Lima. Primero se probó Oracle Database Free y esa versión quedó como respaldo. Las evidencias incluidas corresponden a la implementación actual con MySQL.</w:t>
       </w:r>
     </w:p>
     <w:p>
@@ -4002,7 +4021,7 @@
         <w:rPr>
           <w:lang w:val="es-CO"/>
         </w:rPr>
-        <w:t xml:space="preserve">requiere el reenvío del puerto de la VM al anfitrión. En VirtualBox con adaptador puente se utiliza la IP de la VM. Desde Workbench se pueden ejecutar los scripts SQL, revisar el esquema y abrir el modelo EER</w:t>
+        <w:t xml:space="preserve">requiere el reenvío del puerto de la VM al anfitrión. Desde otro equipo de la red se utiliza la IP del computador servidor, porque los puertos 3306 y 5000 quedan abiertos a la red local. Desde Workbench se pueden ejecutar los scripts SQL, revisar el esquema y abrir el modelo EER</w:t>
       </w:r>
       <w:r>
         <w:rPr>

--- a/documentos/fase2/04_Implementacion_RDBMS.docx
+++ b/documentos/fase2/04_Implementacion_RDBMS.docx
@@ -4294,7 +4294,7 @@
                 <w:sz w:val="19"/>
                 <w:lang w:val="es-CO"/>
               </w:rPr>
-              <w:t xml:space="preserve">Aplicación Java con Connector/J (Servlets y JSP en Tomcat)</w:t>
+              <w:t xml:space="preserve">Aplicación Java (Spring Boot) con Connector/J</w:t>
             </w:r>
           </w:p>
         </w:tc>
@@ -4385,7 +4385,7 @@
         <w:rPr>
           <w:lang w:val="es-CO"/>
         </w:rPr>
-        <w:t xml:space="preserve">corresponde a Tomcat dentro de la VM. Si el cliente está en otro equipo sin reenvío, se reemplaza el host por la IP de la VM.</w:t>
+        <w:t xml:space="preserve">corresponde a la aplicación dentro de la VM. Si el cliente está en otro equipo sin reenvío, se reemplaza el host por la IP de la VM.</w:t>
       </w:r>
     </w:p>
     <w:p>

--- a/documentos/fase2/04_Implementacion_RDBMS.docx
+++ b/documentos/fase2/04_Implementacion_RDBMS.docx
@@ -312,7 +312,32 @@
         <w:rPr>
           <w:lang w:val="es-CO"/>
         </w:rPr>
-        <w:t xml:space="preserve">Este documento describe la instalación de</w:t>
+        <w:t xml:space="preserve">La base</w:t>
+      </w:r>
+      <w:r>
+        <w:rPr>
+          <w:lang w:val="es-CO"/>
+        </w:rPr>
+        <w:t xml:space="preserve"> </w:t>
+      </w:r>
+      <w:r>
+        <w:rPr>
+          <w:rStyle w:val="VerbatimChar"/>
+          <w:lang w:val="es-CO"/>
+        </w:rPr>
+        <w:t xml:space="preserve">sigevet</w:t>
+      </w:r>
+      <w:r>
+        <w:rPr>
+          <w:lang w:val="es-CO"/>
+        </w:rPr>
+        <w:t xml:space="preserve"> </w:t>
+      </w:r>
+      <w:r>
+        <w:rPr>
+          <w:lang w:val="es-CO"/>
+        </w:rPr>
+        <w:t xml:space="preserve">usa</w:t>
       </w:r>
       <w:r>
         <w:rPr>
@@ -326,7 +351,7 @@
           <w:bCs/>
           <w:lang w:val="es-CO"/>
         </w:rPr>
-        <w:t xml:space="preserve">MySQL 8.4 LTS Community Edition</w:t>
+        <w:t xml:space="preserve">MySQL 8.4.11 LTS Community Edition</w:t>
       </w:r>
       <w:r>
         <w:rPr>
@@ -338,82 +363,7 @@
         <w:rPr>
           <w:lang w:val="es-CO"/>
         </w:rPr>
-        <w:t xml:space="preserve">en Oracle Linux 9, la creación de la base</w:t>
-      </w:r>
-      <w:r>
-        <w:rPr>
-          <w:lang w:val="es-CO"/>
-        </w:rPr>
-        <w:t xml:space="preserve"> </w:t>
-      </w:r>
-      <w:r>
-        <w:rPr>
-          <w:rStyle w:val="VerbatimChar"/>
-          <w:lang w:val="es-CO"/>
-        </w:rPr>
-        <w:t xml:space="preserve">sigevet</w:t>
-      </w:r>
-      <w:r>
-        <w:rPr>
-          <w:lang w:val="es-CO"/>
-        </w:rPr>
-        <w:t xml:space="preserve"> </w:t>
-      </w:r>
-      <w:r>
-        <w:rPr>
-          <w:lang w:val="es-CO"/>
-        </w:rPr>
-        <w:t xml:space="preserve">y sus usuarios, y las pruebas de funcionamiento. La versión instalada es</w:t>
-      </w:r>
-      <w:r>
-        <w:rPr>
-          <w:lang w:val="es-CO"/>
-        </w:rPr>
-        <w:t xml:space="preserve"> </w:t>
-      </w:r>
-      <w:r>
-        <w:rPr>
-          <w:b/>
-          <w:bCs/>
-          <w:lang w:val="es-CO"/>
-        </w:rPr>
-        <w:t xml:space="preserve">8.4.11</w:t>
-      </w:r>
-      <w:r>
-        <w:rPr>
-          <w:lang w:val="es-CO"/>
-        </w:rPr>
-        <w:t xml:space="preserve">. MySQL Workbench se ejecuta en el equipo anfitrión para administrar y consultar la base.</w:t>
-      </w:r>
-    </w:p>
-    <w:p>
-      <w:pPr>
-        <w:pStyle w:val="BodyText"/>
-      </w:pPr>
-      <w:r>
-        <w:rPr>
-          <w:lang w:val="es-CO"/>
-        </w:rPr>
-        <w:t xml:space="preserve">La VM definitiva corre con KVM en el computador servidor (un Lenovo con Linux) y se crea con</w:t>
-      </w:r>
-      <w:r>
-        <w:rPr>
-          <w:lang w:val="es-CO"/>
-        </w:rPr>
-        <w:t xml:space="preserve"> </w:t>
-      </w:r>
-      <w:r>
-        <w:rPr>
-          <w:rStyle w:val="VerbatimChar"/>
-          <w:lang w:val="es-CO"/>
-        </w:rPr>
-        <w:t xml:space="preserve">vm/migrar_linux.sh</w:t>
-      </w:r>
-      <w:r>
-        <w:rPr>
-          <w:lang w:val="es-CO"/>
-        </w:rPr>
-        <w:t xml:space="preserve">; la simulación en macOS utiliza Lima. Primero se probó Oracle Database Free y esa versión quedó como respaldo. Las evidencias incluidas corresponden a la implementación actual con MySQL.</w:t>
+        <w:t xml:space="preserve">sobre Oracle Linux 9.</w:t>
       </w:r>
     </w:p>
     <w:p>
@@ -607,7 +557,7 @@
                 <w:sz w:val="19"/>
                 <w:lang w:val="es-CO"/>
               </w:rPr>
-              <w:t xml:space="preserve">, del módulo oficial</w:t>
+              <w:t xml:space="preserve">, módulo oficial</w:t>
             </w:r>
             <w:r>
               <w:rPr>
@@ -709,7 +659,7 @@
                 <w:sz w:val="19"/>
                 <w:lang w:val="es-CO"/>
               </w:rPr>
-              <w:t xml:space="preserve">, habilitado para arrancar con la VM</w:t>
+              <w:t xml:space="preserve">, arranque automático</w:t>
             </w:r>
           </w:p>
         </w:tc>
@@ -741,7 +691,7 @@
                 <w:sz w:val="19"/>
                 <w:lang w:val="es-CO"/>
               </w:rPr>
-              <w:t xml:space="preserve">TCP, puerto</w:t>
+              <w:t xml:space="preserve">TCP</w:t>
             </w:r>
             <w:r>
               <w:rPr>
@@ -763,7 +713,7 @@
                 <w:sz w:val="19"/>
                 <w:lang w:val="es-CO"/>
               </w:rPr>
-              <w:t xml:space="preserve">; reenvío al anfitrión o IP de la VM en modo puente</w:t>
+              <w:t xml:space="preserve">; reenvío al anfitrión o IP de VM en puente</w:t>
             </w:r>
           </w:p>
         </w:tc>
@@ -813,7 +763,7 @@
                 <w:sz w:val="19"/>
                 <w:lang w:val="es-CO"/>
               </w:rPr>
-              <w:t xml:space="preserve">Dueño y usuario de la aplicación</w:t>
+              <w:t xml:space="preserve">Dueño / usuario app</w:t>
             </w:r>
           </w:p>
         </w:tc>
@@ -843,7 +793,7 @@
                 <w:sz w:val="19"/>
                 <w:lang w:val="es-CO"/>
               </w:rPr>
-              <w:t xml:space="preserve">y</w:t>
+              <w:t xml:space="preserve">/</w:t>
             </w:r>
             <w:r>
               <w:rPr>
@@ -859,13 +809,6 @@
                 <w:lang w:val="es-CO"/>
               </w:rPr>
               <w:t xml:space="preserve">vet_app</w:t>
-            </w:r>
-            <w:r>
-              <w:rPr>
-                <w:sz w:val="19"/>
-                <w:lang w:val="es-CO"/>
-              </w:rPr>
-              <w:t xml:space="preserve">, respectivamente</w:t>
             </w:r>
           </w:p>
         </w:tc>
@@ -882,7 +825,7 @@
                 <w:sz w:val="19"/>
                 <w:lang w:val="es-CO"/>
               </w:rPr>
-              <w:t xml:space="preserve">Juego de caracteres y cotejamiento</w:t>
+              <w:t xml:space="preserve">Caracteres / cotejamiento</w:t>
             </w:r>
           </w:p>
         </w:tc>
@@ -964,7 +907,7 @@
         <w:rPr>
           <w:lang w:val="es-CO"/>
         </w:rPr>
-        <w:t xml:space="preserve">Desde la carpeta del proyecto, dentro de la VM, se ejecuta el instalador como administrador. El script lee la clave de</w:t>
+        <w:t xml:space="preserve">En la VM, desde el proyecto, ejecutar. Clave</w:t>
       </w:r>
       <w:r>
         <w:rPr>
@@ -983,22 +926,16 @@
         <w:rPr>
           <w:lang w:val="es-CO"/>
         </w:rPr>
+        <w:t xml:space="preserve">:</w:t>
+      </w:r>
+      <w:r>
+        <w:rPr>
+          <w:lang w:val="es-CO"/>
+        </w:rPr>
         <w:t xml:space="preserve"> </w:t>
       </w:r>
       <w:r>
         <w:rPr>
-          <w:lang w:val="es-CO"/>
-        </w:rPr>
-        <w:t xml:space="preserve">del archivo local</w:t>
-      </w:r>
-      <w:r>
-        <w:rPr>
-          <w:lang w:val="es-CO"/>
-        </w:rPr>
-        <w:t xml:space="preserve"> </w:t>
-      </w:r>
-      <w:r>
-        <w:rPr>
           <w:rStyle w:val="VerbatimChar"/>
           <w:lang w:val="es-CO"/>
         </w:rPr>
@@ -1008,7 +945,7 @@
         <w:rPr>
           <w:lang w:val="es-CO"/>
         </w:rPr>
-        <w:t xml:space="preserve">, que no se versiona:</w:t>
+        <w:t xml:space="preserve">, excluido del repositorio.</w:t>
       </w:r>
     </w:p>
     <w:p>
@@ -1036,7 +973,7 @@
         <w:rPr>
           <w:lang w:val="es-CO"/>
         </w:rPr>
-        <w:t xml:space="preserve">Pasos de instalación del RDBMS</w:t>
+        <w:t xml:space="preserve">Instalación</w:t>
       </w:r>
     </w:p>
     <w:tbl>
@@ -1045,7 +982,7 @@
         <w:tblW w:type="pct" w:w="5000"/>
         <w:tblLayout w:type="fixed"/>
         <w:tblLook w:firstRow="1" w:lastRow="0" w:firstColumn="0" w:lastColumn="0" w:noHBand="0" w:noVBand="0" w:val="0020"/>
-        <w:tblCaption w:val="Pasos de instalación del RDBMS"/>
+        <w:tblCaption w:val="Instalación"/>
         <w:tblBorders>
           <w:top w:val="single" w:sz="4" w:color="A6A6A6"/>
           <w:left w:val="single" w:sz="4" w:color="A6A6A6"/>
@@ -1191,7 +1128,7 @@
                 <w:sz w:val="19"/>
                 <w:lang w:val="es-CO"/>
               </w:rPr>
-              <w:t xml:space="preserve">Instala el servidor y el cliente desde AppStream, sin descargar RPM externos; incluye la política</w:t>
+              <w:t xml:space="preserve">Instala servidor, cliente y</w:t>
             </w:r>
             <w:r>
               <w:rPr>
@@ -1207,6 +1144,20 @@
                 <w:lang w:val="es-CO"/>
               </w:rPr>
               <w:t xml:space="preserve">mysql-selinux</w:t>
+            </w:r>
+            <w:r>
+              <w:rPr>
+                <w:sz w:val="19"/>
+                <w:lang w:val="es-CO"/>
+              </w:rPr>
+              <w:t xml:space="preserve"> </w:t>
+            </w:r>
+            <w:r>
+              <w:rPr>
+                <w:sz w:val="19"/>
+                <w:lang w:val="es-CO"/>
+              </w:rPr>
+              <w:t xml:space="preserve">desde AppStream, sin RPM externos</w:t>
             </w:r>
           </w:p>
         </w:tc>
@@ -1268,7 +1219,7 @@
                 <w:sz w:val="19"/>
                 <w:lang w:val="es-CO"/>
               </w:rPr>
-              <w:t xml:space="preserve">Define la escucha de red, los caracteres, la zona horaria y la creación de funciones</w:t>
+              <w:t xml:space="preserve">Configura red, caracteres, zona horaria y funciones</w:t>
             </w:r>
           </w:p>
         </w:tc>
@@ -1345,7 +1296,7 @@
                 <w:sz w:val="19"/>
                 <w:lang w:val="es-CO"/>
               </w:rPr>
-              <w:t xml:space="preserve">Inicia el servicio, habilita su arranque automático y establece la clave inicial de</w:t>
+              <w:t xml:space="preserve">Inicia el servicio, activa arranque automático y fija clave inicial de</w:t>
             </w:r>
             <w:r>
               <w:rPr>
@@ -1374,7 +1325,7 @@
                 <w:sz w:val="19"/>
                 <w:lang w:val="es-CO"/>
               </w:rPr>
-              <w:t xml:space="preserve">si aún no tiene una</w:t>
+              <w:t xml:space="preserve">si falta</w:t>
             </w:r>
           </w:p>
         </w:tc>
@@ -1451,7 +1402,7 @@
                 <w:sz w:val="19"/>
                 <w:lang w:val="es-CO"/>
               </w:rPr>
-              <w:t xml:space="preserve">Abre el puerto de MySQL cuando</w:t>
+              <w:t xml:space="preserve">Abre MySQL si</w:t>
             </w:r>
             <w:r>
               <w:rPr>
@@ -1769,7 +1720,7 @@
         <w:rPr>
           <w:lang w:val="es-CO"/>
         </w:rPr>
-        <w:t xml:space="preserve">Configuración de MySQL para SIGEVET</w:t>
+        <w:t xml:space="preserve">Configuración</w:t>
       </w:r>
     </w:p>
     <w:tbl>
@@ -1778,7 +1729,7 @@
         <w:tblW w:type="pct" w:w="5000"/>
         <w:tblLayout w:type="fixed"/>
         <w:tblLook w:firstRow="1" w:lastRow="0" w:firstColumn="0" w:lastColumn="0" w:noHBand="0" w:noVBand="0" w:val="0020"/>
-        <w:tblCaption w:val="Configuración de MySQL para SIGEVET"/>
+        <w:tblCaption w:val="Configuración"/>
         <w:tblBorders>
           <w:top w:val="single" w:sz="4" w:color="A6A6A6"/>
           <w:left w:val="single" w:sz="4" w:color="A6A6A6"/>
@@ -1896,7 +1847,7 @@
                 <w:sz w:val="19"/>
                 <w:lang w:val="es-CO"/>
               </w:rPr>
-              <w:t xml:space="preserve">Permite entrar desde Workbench en el anfitrión a través de las interfaces de la VM</w:t>
+              <w:t xml:space="preserve">Acceso desde Workbench</w:t>
             </w:r>
           </w:p>
         </w:tc>
@@ -1945,7 +1896,7 @@
                 <w:sz w:val="19"/>
                 <w:lang w:val="es-CO"/>
               </w:rPr>
-              <w:t xml:space="preserve">Conserva tildes, ñ y el resto de caracteres Unicode de los datos</w:t>
+              <w:t xml:space="preserve">Unicode, incluidas tildes y ñ</w:t>
             </w:r>
           </w:p>
         </w:tc>
@@ -1994,7 +1945,7 @@
                 <w:sz w:val="19"/>
                 <w:lang w:val="es-CO"/>
               </w:rPr>
-              <w:t xml:space="preserve">Define el cotejamiento de texto, sin distinguir mayúsculas ni acentos en sus comparaciones</w:t>
+              <w:t xml:space="preserve">Comparaciones sin distinguir mayúsculas ni acentos</w:t>
             </w:r>
           </w:p>
         </w:tc>
@@ -2043,7 +1994,7 @@
                 <w:sz w:val="19"/>
                 <w:lang w:val="es-CO"/>
               </w:rPr>
-              <w:t xml:space="preserve">Usa la zona horaria de Colombia para las fechas y horas de registro</w:t>
+              <w:t xml:space="preserve">Zona horaria de Colombia</w:t>
             </w:r>
           </w:p>
         </w:tc>
@@ -2092,7 +2043,7 @@
                 <w:sz w:val="19"/>
                 <w:lang w:val="es-CO"/>
               </w:rPr>
-              <w:t xml:space="preserve">Con el registro binario activo, permite crear funciones y disparadores sin conceder el privilegio global</w:t>
+              <w:t xml:space="preserve">Funciones y disparadores con registro binario activo, sin</w:t>
             </w:r>
             <w:r>
               <w:rPr>
@@ -2121,7 +2072,7 @@
                 <w:sz w:val="19"/>
                 <w:lang w:val="es-CO"/>
               </w:rPr>
-              <w:t xml:space="preserve">a</w:t>
+              <w:t xml:space="preserve">para</w:t>
             </w:r>
             <w:r>
               <w:rPr>
@@ -2148,9 +2099,10 @@
       </w:pPr>
       <w:r>
         <w:rPr>
-          <w:lang w:val="es-CO"/>
-        </w:rPr>
-        <w:t xml:space="preserve">El script</w:t>
+          <w:rStyle w:val="VerbatimChar"/>
+          <w:lang w:val="es-CO"/>
+        </w:rPr>
+        <w:t xml:space="preserve">vm/scripts/evidencias.sh rdbms</w:t>
       </w:r>
       <w:r>
         <w:rPr>
@@ -2160,60 +2112,9 @@
       </w:r>
       <w:r>
         <w:rPr>
-          <w:rStyle w:val="VerbatimChar"/>
-          <w:lang w:val="es-CO"/>
-        </w:rPr>
-        <w:t xml:space="preserve">vm/scripts/evidencias.sh rdbms</w:t>
-      </w:r>
-      <w:r>
-        <w:rPr>
-          <w:lang w:val="es-CO"/>
-        </w:rPr>
-        <w:t xml:space="preserve"> </w:t>
-      </w:r>
-      <w:r>
-        <w:rPr>
-          <w:lang w:val="es-CO"/>
-        </w:rPr>
-        <w:t xml:space="preserve">consulta los paquetes, el estado de</w:t>
-      </w:r>
-      <w:r>
-        <w:rPr>
-          <w:lang w:val="es-CO"/>
-        </w:rPr>
-        <w:t xml:space="preserve"> </w:t>
-      </w:r>
-      <w:r>
-        <w:rPr>
-          <w:rStyle w:val="VerbatimChar"/>
-          <w:lang w:val="es-CO"/>
-        </w:rPr>
-        <w:t xml:space="preserve">mysqld</w:t>
-      </w:r>
-      <w:r>
-        <w:rPr>
-          <w:lang w:val="es-CO"/>
-        </w:rPr>
-        <w:t xml:space="preserve">, la escucha en</w:t>
-      </w:r>
-      <w:r>
-        <w:rPr>
-          <w:lang w:val="es-CO"/>
-        </w:rPr>
-        <w:t xml:space="preserve"> </w:t>
-      </w:r>
-      <w:r>
-        <w:rPr>
-          <w:rStyle w:val="VerbatimChar"/>
-          <w:lang w:val="es-CO"/>
-        </w:rPr>
-        <w:t xml:space="preserve">3306</w:t>
-      </w:r>
-      <w:r>
-        <w:rPr>
-          <w:lang w:val="es-CO"/>
-        </w:rPr>
-        <w:t xml:space="preserve">, el tamaño y los permisos. La salida guardada confirma el servicio habilitado y activo:</w:t>
+          <w:lang w:val="es-CO"/>
+        </w:rPr>
+        <w:t xml:space="preserve">verifica paquetes, servicio habilitado/activo, puerto, tamaño y permisos:</w:t>
       </w:r>
     </w:p>
     <w:p>
@@ -2722,6 +2623,31 @@
           <w:rStyle w:val="VerbatimChar"/>
           <w:lang w:val="es-CO"/>
         </w:rPr>
+        <w:t xml:space="preserve">vm/scripts/cargar_bd.sh</w:t>
+      </w:r>
+      <w:r>
+        <w:rPr>
+          <w:lang w:val="es-CO"/>
+        </w:rPr>
+        <w:t xml:space="preserve"> </w:t>
+      </w:r>
+      <w:r>
+        <w:rPr>
+          <w:lang w:val="es-CO"/>
+        </w:rPr>
+        <w:t xml:space="preserve">ejecuta</w:t>
+      </w:r>
+      <w:r>
+        <w:rPr>
+          <w:lang w:val="es-CO"/>
+        </w:rPr>
+        <w:t xml:space="preserve"> </w:t>
+      </w:r>
+      <w:r>
+        <w:rPr>
+          <w:rStyle w:val="VerbatimChar"/>
+          <w:lang w:val="es-CO"/>
+        </w:rPr>
         <w:t xml:space="preserve">database/01_ddl/00_crear_usuarios.sql</w:t>
       </w:r>
       <w:r>
@@ -2734,7 +2660,7 @@
         <w:rPr>
           <w:lang w:val="es-CO"/>
         </w:rPr>
-        <w:t xml:space="preserve">se ejecuta como</w:t>
+        <w:t xml:space="preserve">como</w:t>
       </w:r>
       <w:r>
         <w:rPr>
@@ -2753,32 +2679,7 @@
         <w:rPr>
           <w:lang w:val="es-CO"/>
         </w:rPr>
-        <w:t xml:space="preserve"> </w:t>
-      </w:r>
-      <w:r>
-        <w:rPr>
-          <w:lang w:val="es-CO"/>
-        </w:rPr>
-        <w:t xml:space="preserve">mediante</w:t>
-      </w:r>
-      <w:r>
-        <w:rPr>
-          <w:lang w:val="es-CO"/>
-        </w:rPr>
-        <w:t xml:space="preserve"> </w:t>
-      </w:r>
-      <w:r>
-        <w:rPr>
-          <w:rStyle w:val="VerbatimChar"/>
-          <w:lang w:val="es-CO"/>
-        </w:rPr>
-        <w:t xml:space="preserve">vm/scripts/cargar_bd.sh</w:t>
-      </w:r>
-      <w:r>
-        <w:rPr>
-          <w:lang w:val="es-CO"/>
-        </w:rPr>
-        <w:t xml:space="preserve">. Crea la base y separa la administración de los objetos del acceso de la aplicación:</w:t>
+        <w:t xml:space="preserve">:</w:t>
       </w:r>
     </w:p>
     <w:p>
@@ -2915,7 +2816,7 @@
                 <w:sz w:val="19"/>
                 <w:lang w:val="es-CO"/>
               </w:rPr>
-              <w:t xml:space="preserve">Instalación y creación inicial de usuarios</w:t>
+              <w:t xml:space="preserve">Instalación y usuarios</w:t>
             </w:r>
           </w:p>
         </w:tc>
@@ -2964,7 +2865,7 @@
                 <w:sz w:val="19"/>
                 <w:lang w:val="es-CO"/>
               </w:rPr>
-              <w:t xml:space="preserve">Dueño de los objetos; sus permisos se limitan a la base</w:t>
+              <w:t xml:space="preserve">Dueño; permisos limitados a</w:t>
             </w:r>
             <w:r>
               <w:rPr>
@@ -3028,7 +2929,7 @@
                 <w:sz w:val="19"/>
                 <w:lang w:val="es-CO"/>
               </w:rPr>
-              <w:t xml:space="preserve">Agrupa los permisos para consultar tablas y vistas</w:t>
+              <w:t xml:space="preserve">Consulta de tablas y vistas</w:t>
             </w:r>
           </w:p>
         </w:tc>
@@ -3091,7 +2992,7 @@
                 <w:sz w:val="19"/>
                 <w:lang w:val="es-CO"/>
               </w:rPr>
-              <w:t xml:space="preserve">Conexión de la aplicación web, solo lectura</w:t>
+              <w:t xml:space="preserve">App web, solo lectura</w:t>
             </w:r>
           </w:p>
         </w:tc>
@@ -3103,9 +3004,10 @@
       </w:pPr>
       <w:r>
         <w:rPr>
-          <w:lang w:val="es-CO"/>
-        </w:rPr>
-        <w:t xml:space="preserve">Los usuarios</w:t>
+          <w:rStyle w:val="VerbatimChar"/>
+          <w:lang w:val="es-CO"/>
+        </w:rPr>
+        <w:t xml:space="preserve">%</w:t>
       </w:r>
       <w:r>
         <w:rPr>
@@ -3115,10 +3017,9 @@
       </w:r>
       <w:r>
         <w:rPr>
-          <w:rStyle w:val="VerbatimChar"/>
-          <w:lang w:val="es-CO"/>
-        </w:rPr>
-        <w:t xml:space="preserve">vetdb</w:t>
+          <w:lang w:val="es-CO"/>
+        </w:rPr>
+        <w:t xml:space="preserve">admite conexiones remotas. El rol sin host equivale a</w:t>
       </w:r>
       <w:r>
         <w:rPr>
@@ -3128,9 +3029,16 @@
       </w:r>
       <w:r>
         <w:rPr>
-          <w:lang w:val="es-CO"/>
-        </w:rPr>
-        <w:t xml:space="preserve">y</w:t>
+          <w:rStyle w:val="VerbatimChar"/>
+          <w:lang w:val="es-CO"/>
+        </w:rPr>
+        <w:t xml:space="preserve">%</w:t>
+      </w:r>
+      <w:r>
+        <w:rPr>
+          <w:lang w:val="es-CO"/>
+        </w:rPr>
+        <w:t xml:space="preserve">;</w:t>
       </w:r>
       <w:r>
         <w:rPr>
@@ -3143,7 +3051,7 @@
           <w:rStyle w:val="VerbatimChar"/>
           <w:lang w:val="es-CO"/>
         </w:rPr>
-        <w:t xml:space="preserve">vet_app</w:t>
+        <w:t xml:space="preserve">root</w:t>
       </w:r>
       <w:r>
         <w:rPr>
@@ -3155,108 +3063,7 @@
         <w:rPr>
           <w:lang w:val="es-CO"/>
         </w:rPr>
-        <w:t xml:space="preserve">aceptan conexiones desde otros equipos mediante</w:t>
-      </w:r>
-      <w:r>
-        <w:rPr>
-          <w:lang w:val="es-CO"/>
-        </w:rPr>
-        <w:t xml:space="preserve"> </w:t>
-      </w:r>
-      <w:r>
-        <w:rPr>
-          <w:rStyle w:val="VerbatimChar"/>
-          <w:lang w:val="es-CO"/>
-        </w:rPr>
-        <w:t xml:space="preserve">%</w:t>
-      </w:r>
-      <w:r>
-        <w:rPr>
-          <w:lang w:val="es-CO"/>
-        </w:rPr>
-        <w:t xml:space="preserve">. El rol se declara sin host, lo que equivale a</w:t>
-      </w:r>
-      <w:r>
-        <w:rPr>
-          <w:lang w:val="es-CO"/>
-        </w:rPr>
-        <w:t xml:space="preserve"> </w:t>
-      </w:r>
-      <w:r>
-        <w:rPr>
-          <w:rStyle w:val="VerbatimChar"/>
-          <w:lang w:val="es-CO"/>
-        </w:rPr>
-        <w:t xml:space="preserve">%</w:t>
-      </w:r>
-      <w:r>
-        <w:rPr>
-          <w:lang w:val="es-CO"/>
-        </w:rPr>
-        <w:t xml:space="preserve">. Esto permite usar las cuentas desde Workbench;</w:t>
-      </w:r>
-      <w:r>
-        <w:rPr>
-          <w:lang w:val="es-CO"/>
-        </w:rPr>
-        <w:t xml:space="preserve"> </w:t>
-      </w:r>
-      <w:r>
-        <w:rPr>
-          <w:rStyle w:val="VerbatimChar"/>
-          <w:lang w:val="es-CO"/>
-        </w:rPr>
-        <w:t xml:space="preserve">root</w:t>
-      </w:r>
-      <w:r>
-        <w:rPr>
-          <w:lang w:val="es-CO"/>
-        </w:rPr>
-        <w:t xml:space="preserve"> </w:t>
-      </w:r>
-      <w:r>
-        <w:rPr>
-          <w:lang w:val="es-CO"/>
-        </w:rPr>
-        <w:t xml:space="preserve">permanece en</w:t>
-      </w:r>
-      <w:r>
-        <w:rPr>
-          <w:lang w:val="es-CO"/>
-        </w:rPr>
-        <w:t xml:space="preserve"> </w:t>
-      </w:r>
-      <w:r>
-        <w:rPr>
-          <w:rStyle w:val="VerbatimChar"/>
-          <w:lang w:val="es-CO"/>
-        </w:rPr>
-        <w:t xml:space="preserve">localhost</w:t>
-      </w:r>
-      <w:r>
-        <w:rPr>
-          <w:lang w:val="es-CO"/>
-        </w:rPr>
-        <w:t xml:space="preserve">. Las claves están en</w:t>
-      </w:r>
-      <w:r>
-        <w:rPr>
-          <w:lang w:val="es-CO"/>
-        </w:rPr>
-        <w:t xml:space="preserve"> </w:t>
-      </w:r>
-      <w:r>
-        <w:rPr>
-          <w:rStyle w:val="VerbatimChar"/>
-          <w:lang w:val="es-CO"/>
-        </w:rPr>
-        <w:t xml:space="preserve">vm/claves.env</w:t>
-      </w:r>
-      <w:r>
-        <w:rPr>
-          <w:lang w:val="es-CO"/>
-        </w:rPr>
-        <w:t xml:space="preserve">, excluido del repositorio.</w:t>
+        <w:t xml:space="preserve">queda local.</w:t>
       </w:r>
     </w:p>
     <w:p>
@@ -3288,9 +3095,10 @@
       </w:pPr>
       <w:r>
         <w:rPr>
-          <w:lang w:val="es-CO"/>
-        </w:rPr>
-        <w:t xml:space="preserve">La evidencia de</w:t>
+          <w:rStyle w:val="VerbatimChar"/>
+          <w:lang w:val="es-CO"/>
+        </w:rPr>
+        <w:t xml:space="preserve">vm/scripts/evidencias.sh vet_app</w:t>
       </w:r>
       <w:r>
         <w:rPr>
@@ -3300,10 +3108,9 @@
       </w:r>
       <w:r>
         <w:rPr>
-          <w:rStyle w:val="VerbatimChar"/>
-          <w:lang w:val="es-CO"/>
-        </w:rPr>
-        <w:t xml:space="preserve">vm/scripts/evidencias.sh vet_app</w:t>
+          <w:lang w:val="es-CO"/>
+        </w:rPr>
+        <w:t xml:space="preserve">confirma lectura y rol activo.</w:t>
       </w:r>
       <w:r>
         <w:rPr>
@@ -3313,9 +3120,16 @@
       </w:r>
       <w:r>
         <w:rPr>
-          <w:lang w:val="es-CO"/>
-        </w:rPr>
-        <w:t xml:space="preserve">muestra que</w:t>
+          <w:rStyle w:val="VerbatimChar"/>
+          <w:lang w:val="es-CO"/>
+        </w:rPr>
+        <w:t xml:space="preserve">DELETE</w:t>
+      </w:r>
+      <w:r>
+        <w:rPr>
+          <w:lang w:val="es-CO"/>
+        </w:rPr>
+        <w:t xml:space="preserve">,</w:t>
       </w:r>
       <w:r>
         <w:rPr>
@@ -3328,7 +3142,13 @@
           <w:rStyle w:val="VerbatimChar"/>
           <w:lang w:val="es-CO"/>
         </w:rPr>
-        <w:t xml:space="preserve">vet_app</w:t>
+        <w:t xml:space="preserve">UPDATE</w:t>
+      </w:r>
+      <w:r>
+        <w:rPr>
+          <w:lang w:val="es-CO"/>
+        </w:rPr>
+        <w:t xml:space="preserve">,</w:t>
       </w:r>
       <w:r>
         <w:rPr>
@@ -3338,9 +3158,10 @@
       </w:r>
       <w:r>
         <w:rPr>
-          <w:lang w:val="es-CO"/>
-        </w:rPr>
-        <w:t xml:space="preserve">puede leer los datos y tiene activo el rol de lectura. Los intentos de</w:t>
+          <w:rStyle w:val="VerbatimChar"/>
+          <w:lang w:val="es-CO"/>
+        </w:rPr>
+        <w:t xml:space="preserve">INSERT</w:t>
       </w:r>
       <w:r>
         <w:rPr>
@@ -3350,16 +3171,9 @@
       </w:r>
       <w:r>
         <w:rPr>
-          <w:rStyle w:val="VerbatimChar"/>
-          <w:lang w:val="es-CO"/>
-        </w:rPr>
-        <w:t xml:space="preserve">DELETE</w:t>
-      </w:r>
-      <w:r>
-        <w:rPr>
-          <w:lang w:val="es-CO"/>
-        </w:rPr>
-        <w:t xml:space="preserve">,</w:t>
+          <w:lang w:val="es-CO"/>
+        </w:rPr>
+        <w:t xml:space="preserve">y</w:t>
       </w:r>
       <w:r>
         <w:rPr>
@@ -3372,13 +3186,7 @@
           <w:rStyle w:val="VerbatimChar"/>
           <w:lang w:val="es-CO"/>
         </w:rPr>
-        <w:t xml:space="preserve">UPDATE</w:t>
-      </w:r>
-      <w:r>
-        <w:rPr>
-          <w:lang w:val="es-CO"/>
-        </w:rPr>
-        <w:t xml:space="preserve">,</w:t>
+        <w:t xml:space="preserve">DROP</w:t>
       </w:r>
       <w:r>
         <w:rPr>
@@ -3388,47 +3196,9 @@
       </w:r>
       <w:r>
         <w:rPr>
-          <w:rStyle w:val="VerbatimChar"/>
-          <w:lang w:val="es-CO"/>
-        </w:rPr>
-        <w:t xml:space="preserve">INSERT</w:t>
-      </w:r>
-      <w:r>
-        <w:rPr>
-          <w:lang w:val="es-CO"/>
-        </w:rPr>
-        <w:t xml:space="preserve"> </w:t>
-      </w:r>
-      <w:r>
-        <w:rPr>
-          <w:lang w:val="es-CO"/>
-        </w:rPr>
-        <w:t xml:space="preserve">y</w:t>
-      </w:r>
-      <w:r>
-        <w:rPr>
-          <w:lang w:val="es-CO"/>
-        </w:rPr>
-        <w:t xml:space="preserve"> </w:t>
-      </w:r>
-      <w:r>
-        <w:rPr>
-          <w:rStyle w:val="VerbatimChar"/>
-          <w:lang w:val="es-CO"/>
-        </w:rPr>
-        <w:t xml:space="preserve">DROP</w:t>
-      </w:r>
-      <w:r>
-        <w:rPr>
-          <w:lang w:val="es-CO"/>
-        </w:rPr>
-        <w:t xml:space="preserve"> </w:t>
-      </w:r>
-      <w:r>
-        <w:rPr>
-          <w:lang w:val="es-CO"/>
-        </w:rPr>
-        <w:t xml:space="preserve">son rechazados con el</w:t>
+          <w:lang w:val="es-CO"/>
+        </w:rPr>
+        <w:t xml:space="preserve">fallan con</w:t>
       </w:r>
       <w:r>
         <w:rPr>
@@ -3838,7 +3608,7 @@
         <w:rPr>
           <w:lang w:val="es-CO"/>
         </w:rPr>
-        <w:t xml:space="preserve">Se utiliza</w:t>
+        <w:t xml:space="preserve">En</w:t>
       </w:r>
       <w:r>
         <w:rPr>
@@ -3864,7 +3634,7 @@
         <w:rPr>
           <w:lang w:val="es-CO"/>
         </w:rPr>
-        <w:t xml:space="preserve">en el equipo anfitrión. Se crea una conexión nueva de tipo</w:t>
+        <w:t xml:space="preserve">del anfitrión, crear conexión</w:t>
       </w:r>
       <w:r>
         <w:rPr>
@@ -3890,7 +3660,7 @@
         <w:rPr>
           <w:lang w:val="es-CO"/>
         </w:rPr>
-        <w:t xml:space="preserve">con</w:t>
+        <w:t xml:space="preserve">según la tabla.</w:t>
       </w:r>
       <w:r>
         <w:rPr>
@@ -3900,16 +3670,9 @@
       </w:r>
       <w:r>
         <w:rPr>
-          <w:rStyle w:val="VerbatimChar"/>
-          <w:lang w:val="es-CO"/>
-        </w:rPr>
-        <w:t xml:space="preserve">Hostname: 127.0.0.1</w:t>
-      </w:r>
-      <w:r>
-        <w:rPr>
-          <w:lang w:val="es-CO"/>
-        </w:rPr>
-        <w:t xml:space="preserve">,</w:t>
+          <w:lang w:val="es-CO"/>
+        </w:rPr>
+        <w:t xml:space="preserve">Usar clave local y reenvío para</w:t>
       </w:r>
       <w:r>
         <w:rPr>
@@ -3922,13 +3685,13 @@
           <w:rStyle w:val="VerbatimChar"/>
           <w:lang w:val="es-CO"/>
         </w:rPr>
-        <w:t xml:space="preserve">Port: 3306</w:t>
-      </w:r>
-      <w:r>
-        <w:rPr>
-          <w:lang w:val="es-CO"/>
-        </w:rPr>
-        <w:t xml:space="preserve">,</w:t>
+        <w:t xml:space="preserve">127.0.0.1:3306</w:t>
+      </w:r>
+      <w:r>
+        <w:rPr>
+          <w:lang w:val="es-CO"/>
+        </w:rPr>
+        <w:t xml:space="preserve">; en red local, IP del servidor (puertos 3306 y 5000).</w:t>
       </w:r>
       <w:r>
         <w:rPr>
@@ -3938,10 +3701,9 @@
       </w:r>
       <w:r>
         <w:rPr>
-          <w:rStyle w:val="VerbatimChar"/>
-          <w:lang w:val="es-CO"/>
-        </w:rPr>
-        <w:t xml:space="preserve">Username: vetdb</w:t>
+          <w:lang w:val="es-CO"/>
+        </w:rPr>
+        <w:t xml:space="preserve">Workbench abre</w:t>
       </w:r>
       <w:r>
         <w:rPr>
@@ -3951,86 +3713,6 @@
       </w:r>
       <w:r>
         <w:rPr>
-          <w:lang w:val="es-CO"/>
-        </w:rPr>
-        <w:t xml:space="preserve">y</w:t>
-      </w:r>
-      <w:r>
-        <w:rPr>
-          <w:lang w:val="es-CO"/>
-        </w:rPr>
-        <w:t xml:space="preserve"> </w:t>
-      </w:r>
-      <w:r>
-        <w:rPr>
-          <w:rStyle w:val="VerbatimChar"/>
-          <w:lang w:val="es-CO"/>
-        </w:rPr>
-        <w:t xml:space="preserve">Default Schema: sigevet</w:t>
-      </w:r>
-      <w:r>
-        <w:rPr>
-          <w:lang w:val="es-CO"/>
-        </w:rPr>
-        <w:t xml:space="preserve">. Se introduce la clave local de</w:t>
-      </w:r>
-      <w:r>
-        <w:rPr>
-          <w:lang w:val="es-CO"/>
-        </w:rPr>
-        <w:t xml:space="preserve"> </w:t>
-      </w:r>
-      <w:r>
-        <w:rPr>
-          <w:rStyle w:val="VerbatimChar"/>
-          <w:lang w:val="es-CO"/>
-        </w:rPr>
-        <w:t xml:space="preserve">vetdb</w:t>
-      </w:r>
-      <w:r>
-        <w:rPr>
-          <w:lang w:val="es-CO"/>
-        </w:rPr>
-        <w:t xml:space="preserve"> </w:t>
-      </w:r>
-      <w:r>
-        <w:rPr>
-          <w:lang w:val="es-CO"/>
-        </w:rPr>
-        <w:t xml:space="preserve">al conectar.</w:t>
-      </w:r>
-    </w:p>
-    <w:p>
-      <w:pPr>
-        <w:pStyle w:val="BodyText"/>
-      </w:pPr>
-      <w:r>
-        <w:rPr>
-          <w:rStyle w:val="VerbatimChar"/>
-          <w:lang w:val="es-CO"/>
-        </w:rPr>
-        <w:t xml:space="preserve">127.0.0.1:3306</w:t>
-      </w:r>
-      <w:r>
-        <w:rPr>
-          <w:lang w:val="es-CO"/>
-        </w:rPr>
-        <w:t xml:space="preserve"> </w:t>
-      </w:r>
-      <w:r>
-        <w:rPr>
-          <w:lang w:val="es-CO"/>
-        </w:rPr>
-        <w:t xml:space="preserve">requiere el reenvío del puerto de la VM al anfitrión. Desde otro equipo de la red se utiliza la IP del computador servidor, porque los puertos 3306 y 5000 quedan abiertos a la red local. Desde Workbench se pueden ejecutar los scripts SQL, revisar el esquema y abrir el modelo EER</w:t>
-      </w:r>
-      <w:r>
-        <w:rPr>
-          <w:lang w:val="es-CO"/>
-        </w:rPr>
-        <w:t xml:space="preserve"> </w:t>
-      </w:r>
-      <w:r>
-        <w:rPr>
           <w:rStyle w:val="VerbatimChar"/>
           <w:lang w:val="es-CO"/>
         </w:rPr>
@@ -4040,13 +3722,7 @@
         <w:rPr>
           <w:lang w:val="es-CO"/>
         </w:rPr>
-        <w:t xml:space="preserve"> </w:t>
-      </w:r>
-      <w:r>
-        <w:rPr>
-          <w:lang w:val="es-CO"/>
-        </w:rPr>
-        <w:t xml:space="preserve">de la Fase 1, con notación Crow’s Foot.</w:t>
+        <w:t xml:space="preserve">, EER de Fase 1 en Crow’s Foot.</w:t>
       </w:r>
     </w:p>
     <w:p>
@@ -4057,7 +3733,7 @@
         <w:rPr>
           <w:lang w:val="es-CO"/>
         </w:rPr>
-        <w:t xml:space="preserve">Cadenas de conexión</w:t>
+        <w:t xml:space="preserve">Conexiones</w:t>
       </w:r>
     </w:p>
     <w:tbl>
@@ -4066,7 +3742,7 @@
         <w:tblW w:type="pct" w:w="5000"/>
         <w:tblLayout w:type="fixed"/>
         <w:tblLook w:firstRow="1" w:lastRow="0" w:firstColumn="0" w:lastColumn="0" w:noHBand="0" w:noVBand="0" w:val="0020"/>
-        <w:tblCaption w:val="Cadenas de conexión"/>
+        <w:tblCaption w:val="Conexiones"/>
         <w:tblBorders>
           <w:top w:val="single" w:sz="4" w:color="A6A6A6"/>
           <w:left w:val="single" w:sz="4" w:color="A6A6A6"/>
@@ -4262,7 +3938,7 @@
                 <w:sz w:val="19"/>
                 <w:lang w:val="es-CO"/>
               </w:rPr>
-              <w:t xml:space="preserve">, base por defecto</w:t>
+              <w:t xml:space="preserve">, base</w:t>
             </w:r>
             <w:r>
               <w:rPr>
@@ -4294,7 +3970,7 @@
                 <w:sz w:val="19"/>
                 <w:lang w:val="es-CO"/>
               </w:rPr>
-              <w:t xml:space="preserve">Aplicación Java (Spring Boot) con Connector/J</w:t>
+              <w:t xml:space="preserve">Java (Spring Boot), Connector/J</w:t>
             </w:r>
           </w:p>
         </w:tc>
@@ -4339,14 +4015,7 @@
                 <w:sz w:val="19"/>
                 <w:lang w:val="es-CO"/>
               </w:rPr>
-              <w:t xml:space="preserve"> </w:t>
-            </w:r>
-            <w:r>
-              <w:rPr>
-                <w:sz w:val="19"/>
-                <w:lang w:val="es-CO"/>
-              </w:rPr>
-              <w:t xml:space="preserve">y clave por separado</w:t>
+              <w:t xml:space="preserve">, clave aparte</w:t>
             </w:r>
           </w:p>
         </w:tc>
@@ -4360,7 +4029,7 @@
         <w:rPr>
           <w:lang w:val="es-CO"/>
         </w:rPr>
-        <w:t xml:space="preserve">La URL JDBC con</w:t>
+        <w:t xml:space="preserve">JDBC:</w:t>
       </w:r>
       <w:r>
         <w:rPr>
@@ -4385,7 +4054,7 @@
         <w:rPr>
           <w:lang w:val="es-CO"/>
         </w:rPr>
-        <w:t xml:space="preserve">corresponde a la aplicación dentro de la VM. Si el cliente está en otro equipo sin reenvío, se reemplaza el host por la IP de la VM.</w:t>
+        <w:t xml:space="preserve">dentro de VM; IP de VM para clientes externos sin reenvío.</w:t>
       </w:r>
     </w:p>
     <w:p>
@@ -4419,16 +4088,15 @@
         <w:rPr>
           <w:lang w:val="es-CO"/>
         </w:rPr>
-        <w:t xml:space="preserve">Comandos de operación</w:t>
+        <w:t xml:space="preserve">Operación</w:t>
       </w:r>
     </w:p>
     <w:tbl>
       <w:tblPr>
         <w:tblStyle w:val="Table"/>
-        <w:tblW w:type="pct" w:w="5000"/>
-        <w:tblLayout w:type="fixed"/>
+        <w:tblW w:type="auto" w:w="0"/>
         <w:tblLook w:firstRow="1" w:lastRow="0" w:firstColumn="0" w:lastColumn="0" w:noHBand="0" w:noVBand="0" w:val="0020"/>
-        <w:tblCaption w:val="Comandos de operación"/>
+        <w:tblCaption w:val="Operación"/>
         <w:tblBorders>
           <w:top w:val="single" w:sz="4" w:color="A6A6A6"/>
           <w:left w:val="single" w:sz="4" w:color="A6A6A6"/>
@@ -4495,7 +4163,7 @@
                 <w:sz w:val="19"/>
                 <w:lang w:val="es-CO"/>
               </w:rPr>
-              <w:t xml:space="preserve">Estado del motor</w:t>
+              <w:t xml:space="preserve">Estado</w:t>
             </w:r>
           </w:p>
         </w:tc>
@@ -4528,7 +4196,7 @@
                 <w:sz w:val="19"/>
                 <w:lang w:val="es-CO"/>
               </w:rPr>
-              <w:t xml:space="preserve">Reiniciar el motor</w:t>
+              <w:t xml:space="preserve">Reiniciar motor</w:t>
             </w:r>
           </w:p>
         </w:tc>
@@ -4561,7 +4229,7 @@
                 <w:sz w:val="19"/>
                 <w:lang w:val="es-CO"/>
               </w:rPr>
-              <w:t xml:space="preserve">Crear usuarios y cargar el esquema</w:t>
+              <w:t xml:space="preserve">Crear usuarios y esquema</w:t>
             </w:r>
           </w:p>
         </w:tc>
@@ -4594,7 +4262,7 @@
                 <w:sz w:val="19"/>
                 <w:lang w:val="es-CO"/>
               </w:rPr>
-              <w:t xml:space="preserve">Borrar la base y cargarla de nuevo</w:t>
+              <w:t xml:space="preserve">Borrar y recargar base</w:t>
             </w:r>
           </w:p>
         </w:tc>
@@ -4627,7 +4295,7 @@
                 <w:sz w:val="19"/>
                 <w:lang w:val="es-CO"/>
               </w:rPr>
-              <w:t xml:space="preserve">Consultar versión, objetos e ingresos por sede</w:t>
+              <w:t xml:space="preserve">Versión, objetos e ingresos/sede</w:t>
             </w:r>
           </w:p>
         </w:tc>
@@ -4660,7 +4328,7 @@
                 <w:sz w:val="19"/>
                 <w:lang w:val="es-CO"/>
               </w:rPr>
-              <w:t xml:space="preserve">Estado de la aplicación web</w:t>
+              <w:t xml:space="preserve">Estado app</w:t>
             </w:r>
           </w:p>
         </w:tc>
@@ -4688,9 +4356,10 @@
       </w:pPr>
       <w:r>
         <w:rPr>
-          <w:lang w:val="es-CO"/>
-        </w:rPr>
-        <w:t xml:space="preserve">La opción</w:t>
+          <w:rStyle w:val="VerbatimChar"/>
+          <w:lang w:val="es-CO"/>
+        </w:rPr>
+        <w:t xml:space="preserve">--reiniciar</w:t>
       </w:r>
       <w:r>
         <w:rPr>
@@ -4700,22 +4369,9 @@
       </w:r>
       <w:r>
         <w:rPr>
-          <w:rStyle w:val="VerbatimChar"/>
-          <w:lang w:val="es-CO"/>
-        </w:rPr>
-        <w:t xml:space="preserve">--reiniciar</w:t>
-      </w:r>
-      <w:r>
-        <w:rPr>
-          <w:lang w:val="es-CO"/>
-        </w:rPr>
-        <w:t xml:space="preserve"> </w:t>
-      </w:r>
-      <w:r>
-        <w:rPr>
-          <w:lang w:val="es-CO"/>
-        </w:rPr>
-        <w:t xml:space="preserve">elimina la base antes de reconstruirla; se utiliza para repetir la carga de prueba.</w:t>
+          <w:lang w:val="es-CO"/>
+        </w:rPr>
+        <w:t xml:space="preserve">elimina la base y repite la carga de prueba.</w:t>
       </w:r>
     </w:p>
     <w:p>
@@ -4749,7 +4405,7 @@
         <w:rPr>
           <w:lang w:val="es-CO"/>
         </w:rPr>
-        <w:t xml:space="preserve">La carga completa tarda aproximadamente</w:t>
+        <w:t xml:space="preserve">La carga tarda</w:t>
       </w:r>
       <w:r>
         <w:rPr>
@@ -4814,7 +4470,13 @@
         <w:rPr>
           <w:lang w:val="es-CO"/>
         </w:rPr>
-        <w:t xml:space="preserve">, finalización correcta y los siguientes objetos:</w:t>
+        <w:t xml:space="preserve"> </w:t>
+      </w:r>
+      <w:r>
+        <w:rPr>
+          <w:lang w:val="es-CO"/>
+        </w:rPr>
+        <w:t xml:space="preserve">y finalización correcta:</w:t>
       </w:r>
     </w:p>
     <w:p>
@@ -4825,7 +4487,7 @@
         <w:rPr>
           <w:lang w:val="es-CO"/>
         </w:rPr>
-        <w:t xml:space="preserve">Resultados de la carga y verificación</w:t>
+        <w:t xml:space="preserve">Resultados</w:t>
       </w:r>
     </w:p>
     <w:tbl>
@@ -4833,7 +4495,7 @@
         <w:tblStyle w:val="Table"/>
         <w:tblW w:type="auto" w:w="0"/>
         <w:tblLook w:firstRow="1" w:lastRow="0" w:firstColumn="0" w:lastColumn="0" w:noHBand="0" w:noVBand="0" w:val="0020"/>
-        <w:tblCaption w:val="Resultados de la carga y verificación"/>
+        <w:tblCaption w:val="Resultados"/>
         <w:tblBorders>
           <w:top w:val="single" w:sz="4" w:color="A6A6A6"/>
           <w:left w:val="single" w:sz="4" w:color="A6A6A6"/>
@@ -5121,7 +4783,7 @@
         <w:rPr>
           <w:lang w:val="es-CO"/>
         </w:rPr>
-        <w:t xml:space="preserve">Las pruebas comprueban claves foráneas, restricciones</w:t>
+        <w:t xml:space="preserve">Se probaron claves foráneas,</w:t>
       </w:r>
       <w:r>
         <w:rPr>
@@ -5140,13 +4802,20 @@
         <w:rPr>
           <w:lang w:val="es-CO"/>
         </w:rPr>
+        <w:t xml:space="preserve">,</w:t>
+      </w:r>
+      <w:r>
+        <w:rPr>
+          <w:lang w:val="es-CO"/>
+        </w:rPr>
         <w:t xml:space="preserve"> </w:t>
       </w:r>
       <w:r>
         <w:rPr>
-          <w:lang w:val="es-CO"/>
-        </w:rPr>
-        <w:t xml:space="preserve">y</w:t>
+          <w:rStyle w:val="VerbatimChar"/>
+          <w:lang w:val="es-CO"/>
+        </w:rPr>
+        <w:t xml:space="preserve">UNIQUE</w:t>
       </w:r>
       <w:r>
         <w:rPr>
@@ -5156,16 +4825,9 @@
       </w:r>
       <w:r>
         <w:rPr>
-          <w:rStyle w:val="VerbatimChar"/>
-          <w:lang w:val="es-CO"/>
-        </w:rPr>
-        <w:t xml:space="preserve">UNIQUE</w:t>
-      </w:r>
-      <w:r>
-        <w:rPr>
-          <w:lang w:val="es-CO"/>
-        </w:rPr>
-        <w:t xml:space="preserve">, y reglas implementadas con disparadores. La base con sus datos e índices ocupa</w:t>
+          <w:lang w:val="es-CO"/>
+        </w:rPr>
+        <w:t xml:space="preserve">y disparadores. Datos e índices ocupan</w:t>
       </w:r>
       <w:r>
         <w:rPr>
@@ -5185,7 +4847,7 @@
         <w:rPr>
           <w:lang w:val="es-CO"/>
         </w:rPr>
-        <w:t xml:space="preserve">, según la suma de</w:t>
+        <w:t xml:space="preserve">:</w:t>
       </w:r>
       <w:r>
         <w:rPr>
@@ -5229,7 +4891,7 @@
         <w:rPr>
           <w:lang w:val="es-CO"/>
         </w:rPr>
-        <w:t xml:space="preserve">, mostrada en la evidencia del RDBMS.</w:t>
+        <w:t xml:space="preserve">, según la evidencia.</w:t>
       </w:r>
     </w:p>
     <w:p>
@@ -5339,22 +5001,22 @@
                 <w:sz w:val="19"/>
                 <w:lang w:val="es-CO"/>
               </w:rPr>
-              <w:t xml:space="preserve">Codificación de los datos</w:t>
-            </w:r>
-          </w:p>
-        </w:tc>
-        <w:tc>
-          <w:tcPr/>
-          <w:p>
-            <w:pPr>
-              <w:pStyle w:val="Compact"/>
-            </w:pPr>
-            <w:r>
-              <w:rPr>
-                <w:sz w:val="19"/>
-                <w:lang w:val="es-CO"/>
-              </w:rPr>
-              <w:t xml:space="preserve">NLS ya no aplica. La base usa</w:t>
+              <w:t xml:space="preserve">Codificación</w:t>
+            </w:r>
+          </w:p>
+        </w:tc>
+        <w:tc>
+          <w:tcPr/>
+          <w:p>
+            <w:pPr>
+              <w:pStyle w:val="Compact"/>
+            </w:pPr>
+            <w:r>
+              <w:rPr>
+                <w:sz w:val="19"/>
+                <w:lang w:val="es-CO"/>
+              </w:rPr>
+              <w:t xml:space="preserve">Base</w:t>
             </w:r>
             <w:r>
               <w:rPr>
@@ -5383,7 +5045,7 @@
                 <w:sz w:val="19"/>
                 <w:lang w:val="es-CO"/>
               </w:rPr>
-              <w:t xml:space="preserve">y la carga se ejecuta con</w:t>
+              <w:t xml:space="preserve">y carga con</w:t>
             </w:r>
             <w:r>
               <w:rPr>
@@ -5405,7 +5067,7 @@
                 <w:sz w:val="19"/>
                 <w:lang w:val="es-CO"/>
               </w:rPr>
-              <w:t xml:space="preserve">; la prueba conserva Bogotá D.C. y Chía</w:t>
+              <w:t xml:space="preserve">; conserva Bogotá D.C. y Chía</w:t>
             </w:r>
           </w:p>
         </w:tc>
@@ -5422,7 +5084,7 @@
                 <w:sz w:val="19"/>
                 <w:lang w:val="es-CO"/>
               </w:rPr>
-              <w:t xml:space="preserve">Claves durante la carga y las consultas de evidencia</w:t>
+              <w:t xml:space="preserve">Claves de carga y evidencia</w:t>
             </w:r>
           </w:p>
         </w:tc>
@@ -5496,24 +5158,17 @@
                 <w:sz w:val="19"/>
                 <w:lang w:val="es-CO"/>
               </w:rPr>
+              <w:t xml:space="preserve">: opciones temporales con</w:t>
+            </w:r>
+            <w:r>
+              <w:rPr>
+                <w:sz w:val="19"/>
+                <w:lang w:val="es-CO"/>
+              </w:rPr>
               <w:t xml:space="preserve"> </w:t>
             </w:r>
             <w:r>
               <w:rPr>
-                <w:sz w:val="19"/>
-                <w:lang w:val="es-CO"/>
-              </w:rPr>
-              <w:t xml:space="preserve">usan un archivo de opciones temporal con</w:t>
-            </w:r>
-            <w:r>
-              <w:rPr>
-                <w:sz w:val="19"/>
-                <w:lang w:val="es-CO"/>
-              </w:rPr>
-              <w:t xml:space="preserve"> </w:t>
-            </w:r>
-            <w:r>
-              <w:rPr>
                 <w:rStyle w:val="VerbatimChar"/>
                 <w:sz w:val="19"/>
                 <w:lang w:val="es-CO"/>
@@ -5525,7 +5180,7 @@
                 <w:sz w:val="19"/>
                 <w:lang w:val="es-CO"/>
               </w:rPr>
-              <w:t xml:space="preserve">, para que la clave de conexión no aparezca en la línea de comandos</w:t>
+              <w:t xml:space="preserve">, sin claves en comandos</w:t>
             </w:r>
           </w:p>
         </w:tc>
@@ -5557,7 +5212,7 @@
                 <w:sz w:val="19"/>
                 <w:lang w:val="es-CO"/>
               </w:rPr>
-              <w:t xml:space="preserve">Se respeta la escritura de los nombres, porque MySQL distingue mayúsculas y minúsculas en este entorno</w:t>
+              <w:t xml:space="preserve">MySQL distingue mayúsculas y minúsculas; respetar nombres</w:t>
             </w:r>
           </w:p>
         </w:tc>
@@ -5574,22 +5229,22 @@
                 <w:sz w:val="19"/>
                 <w:lang w:val="es-CO"/>
               </w:rPr>
-              <w:t xml:space="preserve">Expresiones en valores por defecto</w:t>
-            </w:r>
-          </w:p>
-        </w:tc>
-        <w:tc>
-          <w:tcPr/>
-          <w:p>
-            <w:pPr>
-              <w:pStyle w:val="Compact"/>
-            </w:pPr>
-            <w:r>
-              <w:rPr>
-                <w:sz w:val="19"/>
-                <w:lang w:val="es-CO"/>
-              </w:rPr>
-              <w:t xml:space="preserve">El analizador de Workbench no reconoce</w:t>
+              <w:t xml:space="preserve">Valores por defecto</w:t>
+            </w:r>
+          </w:p>
+        </w:tc>
+        <w:tc>
+          <w:tcPr/>
+          <w:p>
+            <w:pPr>
+              <w:pStyle w:val="Compact"/>
+            </w:pPr>
+            <w:r>
+              <w:rPr>
+                <w:sz w:val="19"/>
+                <w:lang w:val="es-CO"/>
+              </w:rPr>
+              <w:t xml:space="preserve">Workbench no reconoce</w:t>
             </w:r>
             <w:r>
               <w:rPr>
@@ -5611,7 +5266,7 @@
                 <w:sz w:val="19"/>
                 <w:lang w:val="es-CO"/>
               </w:rPr>
-              <w:t xml:space="preserve">; las fechas de registro utilizan</w:t>
+              <w:t xml:space="preserve">; usar</w:t>
             </w:r>
             <w:r>
               <w:rPr>
@@ -5643,22 +5298,22 @@
                 <w:sz w:val="19"/>
                 <w:lang w:val="es-CO"/>
               </w:rPr>
-              <w:t xml:space="preserve">Un disparador cubre un solo evento</w:t>
-            </w:r>
-          </w:p>
-        </w:tc>
-        <w:tc>
-          <w:tcPr/>
-          <w:p>
-            <w:pPr>
-              <w:pStyle w:val="Compact"/>
-            </w:pPr>
-            <w:r>
-              <w:rPr>
-                <w:sz w:val="19"/>
-                <w:lang w:val="es-CO"/>
-              </w:rPr>
-              <w:t xml:space="preserve">Las reglas compartidas se definen en procedimientos llamados desde los disparadores de</w:t>
+              <w:t xml:space="preserve">Un evento por disparador</w:t>
+            </w:r>
+          </w:p>
+        </w:tc>
+        <w:tc>
+          <w:tcPr/>
+          <w:p>
+            <w:pPr>
+              <w:pStyle w:val="Compact"/>
+            </w:pPr>
+            <w:r>
+              <w:rPr>
+                <w:sz w:val="19"/>
+                <w:lang w:val="es-CO"/>
+              </w:rPr>
+              <w:t xml:space="preserve">Procedimientos compartidos desde disparadores de</w:t>
             </w:r>
             <w:r>
               <w:rPr>

--- a/documentos/fase2/04_Implementacion_RDBMS.docx
+++ b/documentos/fase2/04_Implementacion_RDBMS.docx
@@ -907,7 +907,7 @@
         <w:rPr>
           <w:lang w:val="es-CO"/>
         </w:rPr>
-        <w:t xml:space="preserve">En la VM, desde el proyecto, ejecutar. Clave</w:t>
+        <w:t xml:space="preserve">En la VM, desde la carpeta del proyecto, se ejecuta el comando siguiente. La clave de</w:t>
       </w:r>
       <w:r>
         <w:rPr>
@@ -926,7 +926,7 @@
         <w:rPr>
           <w:lang w:val="es-CO"/>
         </w:rPr>
-        <w:t xml:space="preserve">:</w:t>
+        <w:t xml:space="preserve"> está en</w:t>
       </w:r>
       <w:r>
         <w:rPr>
@@ -945,7 +945,7 @@
         <w:rPr>
           <w:lang w:val="es-CO"/>
         </w:rPr>
-        <w:t xml:space="preserve">, excluido del repositorio.</w:t>
+        <w:t xml:space="preserve">, que no va al repositorio.</w:t>
       </w:r>
     </w:p>
     <w:p>
@@ -3007,19 +3007,51 @@
           <w:rStyle w:val="VerbatimChar"/>
           <w:lang w:val="es-CO"/>
         </w:rPr>
+        <w:t xml:space="preserve">El host %</w:t>
+      </w:r>
+      <w:r>
+        <w:rPr>
+          <w:lang w:val="es-CO"/>
+        </w:rPr>
+        <w:t xml:space="preserve"> </w:t>
+      </w:r>
+      <w:r>
+        <w:rPr>
+          <w:lang w:val="es-CO"/>
+        </w:rPr>
+        <w:t xml:space="preserve">admite conexiones remotas. Un rol sin host equivale a</w:t>
+      </w:r>
+      <w:r>
+        <w:rPr>
+          <w:lang w:val="es-CO"/>
+        </w:rPr>
+        <w:t xml:space="preserve"> </w:t>
+      </w:r>
+      <w:r>
+        <w:rPr>
+          <w:rStyle w:val="VerbatimChar"/>
+          <w:lang w:val="es-CO"/>
+        </w:rPr>
         <w:t xml:space="preserve">%</w:t>
       </w:r>
       <w:r>
         <w:rPr>
           <w:lang w:val="es-CO"/>
         </w:rPr>
+        <w:t xml:space="preserve">, y</w:t>
+      </w:r>
+      <w:r>
+        <w:rPr>
+          <w:lang w:val="es-CO"/>
+        </w:rPr>
         <w:t xml:space="preserve"> </w:t>
       </w:r>
       <w:r>
         <w:rPr>
-          <w:lang w:val="es-CO"/>
-        </w:rPr>
-        <w:t xml:space="preserve">admite conexiones remotas. El rol sin host equivale a</w:t>
+          <w:rStyle w:val="VerbatimChar"/>
+          <w:lang w:val="es-CO"/>
+        </w:rPr>
+        <w:t xml:space="preserve">root</w:t>
       </w:r>
       <w:r>
         <w:rPr>
@@ -3029,41 +3061,9 @@
       </w:r>
       <w:r>
         <w:rPr>
-          <w:rStyle w:val="VerbatimChar"/>
-          <w:lang w:val="es-CO"/>
-        </w:rPr>
-        <w:t xml:space="preserve">%</w:t>
-      </w:r>
-      <w:r>
-        <w:rPr>
-          <w:lang w:val="es-CO"/>
-        </w:rPr>
-        <w:t xml:space="preserve">;</w:t>
-      </w:r>
-      <w:r>
-        <w:rPr>
-          <w:lang w:val="es-CO"/>
-        </w:rPr>
-        <w:t xml:space="preserve"> </w:t>
-      </w:r>
-      <w:r>
-        <w:rPr>
-          <w:rStyle w:val="VerbatimChar"/>
-          <w:lang w:val="es-CO"/>
-        </w:rPr>
-        <w:t xml:space="preserve">root</w:t>
-      </w:r>
-      <w:r>
-        <w:rPr>
-          <w:lang w:val="es-CO"/>
-        </w:rPr>
-        <w:t xml:space="preserve"> </w:t>
-      </w:r>
-      <w:r>
-        <w:rPr>
-          <w:lang w:val="es-CO"/>
-        </w:rPr>
-        <w:t xml:space="preserve">queda local.</w:t>
+          <w:lang w:val="es-CO"/>
+        </w:rPr>
+        <w:t xml:space="preserve">queda solo en local.</w:t>
       </w:r>
     </w:p>
     <w:p>
@@ -3622,7 +3622,7 @@
           <w:bCs/>
           <w:lang w:val="es-CO"/>
         </w:rPr>
-        <w:t xml:space="preserve">MySQL Workbench 8.0.44</w:t>
+        <w:t xml:space="preserve">MySQL Workbench 8.0.44,</w:t>
       </w:r>
       <w:r>
         <w:rPr>
@@ -3634,7 +3634,7 @@
         <w:rPr>
           <w:lang w:val="es-CO"/>
         </w:rPr>
-        <w:t xml:space="preserve">del anfitrión, crear conexión</w:t>
+        <w:t xml:space="preserve">en el equipo anfitrión, se crea una conexión</w:t>
       </w:r>
       <w:r>
         <w:rPr>
@@ -3672,7 +3672,7 @@
         <w:rPr>
           <w:lang w:val="es-CO"/>
         </w:rPr>
-        <w:t xml:space="preserve">Usar clave local y reenvío para</w:t>
+        <w:t xml:space="preserve">Con reenvío de puertos se usa</w:t>
       </w:r>
       <w:r>
         <w:rPr>
@@ -3691,7 +3691,7 @@
         <w:rPr>
           <w:lang w:val="es-CO"/>
         </w:rPr>
-        <w:t xml:space="preserve">; en red local, IP del servidor (puertos 3306 y 5000).</w:t>
+        <w:t xml:space="preserve"> y la clave local; en la red local se usa la IP del servidor (puertos 3306 y 5000).</w:t>
       </w:r>
       <w:r>
         <w:rPr>
@@ -3703,7 +3703,7 @@
         <w:rPr>
           <w:lang w:val="es-CO"/>
         </w:rPr>
-        <w:t xml:space="preserve">Workbench abre</w:t>
+        <w:t xml:space="preserve">Workbench también abre</w:t>
       </w:r>
       <w:r>
         <w:rPr>
@@ -3722,7 +3722,7 @@
         <w:rPr>
           <w:lang w:val="es-CO"/>
         </w:rPr>
-        <w:t xml:space="preserve">, EER de Fase 1 en Crow’s Foot.</w:t>
+        <w:t xml:space="preserve">, el EER de la Fase 1 en Crow’s Foot.</w:t>
       </w:r>
     </w:p>
     <w:p>
@@ -4783,7 +4783,7 @@
         <w:rPr>
           <w:lang w:val="es-CO"/>
         </w:rPr>
-        <w:t xml:space="preserve">Se probaron claves foráneas,</w:t>
+        <w:t xml:space="preserve">Se probaron las claves foráneas,</w:t>
       </w:r>
       <w:r>
         <w:rPr>
@@ -4827,7 +4827,7 @@
         <w:rPr>
           <w:lang w:val="es-CO"/>
         </w:rPr>
-        <w:t xml:space="preserve">y disparadores. Datos e índices ocupan</w:t>
+        <w:t xml:space="preserve">y los disparadores. Los datos y los índices ocupan</w:t>
       </w:r>
       <w:r>
         <w:rPr>
@@ -4841,7 +4841,7 @@
           <w:bCs/>
           <w:lang w:val="es-CO"/>
         </w:rPr>
-        <w:t xml:space="preserve">1,08 MB</w:t>
+        <w:t xml:space="preserve">1,08 MB, según la evidencia</w:t>
       </w:r>
       <w:r>
         <w:rPr>
@@ -4891,7 +4891,7 @@
         <w:rPr>
           <w:lang w:val="es-CO"/>
         </w:rPr>
-        <w:t xml:space="preserve">, según la evidencia.</w:t>
+        <w:t xml:space="preserve">.</w:t>
       </w:r>
     </w:p>
     <w:p>
